--- a/a01.docx
+++ b/a01.docx
@@ -45005,6 +45005,8 @@
           <w:lang w:val="vi-VN"/>
         </w:rPr>
       </w:pPr>
+      <w:bookmarkStart w:id="0" w:name="_GoBack"/>
+      <w:bookmarkEnd w:id="0"/>
       <w:r>
         <w:rPr>
           <w:rFonts w:hint="default"/>
@@ -51380,13 +51382,5067 @@
     </w:p>
     <w:p>
       <w:pPr>
+        <w:pStyle w:val="3"/>
+        <w:bidi w:val="0"/>
         <w:rPr>
           <w:rFonts w:hint="default"/>
           <w:lang w:val="vi-VN"/>
         </w:rPr>
       </w:pPr>
-      <w:bookmarkStart w:id="0" w:name="_GoBack"/>
-      <w:bookmarkEnd w:id="0"/>
+      <w:r>
+        <w:rPr>
+          <w:rFonts w:hint="default"/>
+          <w:lang w:val="vi-VN"/>
+        </w:rPr>
+        <w:t>Các endpoint thêm xóa sửa category: /api/categories</w:t>
+      </w:r>
+    </w:p>
+    <w:p>
+      <w:pPr>
+        <w:rPr>
+          <w:rFonts w:hint="default"/>
+          <w:lang w:val="vi-VN"/>
+        </w:rPr>
+      </w:pPr>
+    </w:p>
+    <w:p>
+      <w:pPr>
+        <w:rPr>
+          <w:rFonts w:hint="default"/>
+          <w:lang w:val="vi-VN"/>
+        </w:rPr>
+      </w:pPr>
+      <w:r>
+        <w:rPr>
+          <w:rFonts w:hint="default"/>
+          <w:lang w:val="vi-VN"/>
+        </w:rPr>
+        <w:t>Chưa có xác thực hay phan quyền</w:t>
+      </w:r>
+    </w:p>
+    <w:p>
+      <w:pPr>
+        <w:rPr>
+          <w:rFonts w:hint="default"/>
+          <w:lang w:val="vi-VN"/>
+        </w:rPr>
+      </w:pPr>
+    </w:p>
+    <w:p>
+      <w:pPr>
+        <w:rPr>
+          <w:rFonts w:hint="default"/>
+          <w:lang w:val="vi-VN"/>
+        </w:rPr>
+      </w:pPr>
+      <w:r>
+        <w:rPr>
+          <w:rFonts w:hint="default"/>
+          <w:lang w:val="vi-VN"/>
+        </w:rPr>
+        <w:t>Khắc phục:</w:t>
+      </w:r>
+    </w:p>
+    <w:p>
+      <w:pPr>
+        <w:rPr>
+          <w:rFonts w:hint="default"/>
+          <w:lang w:val="vi-VN"/>
+        </w:rPr>
+      </w:pPr>
+      <w:r>
+        <w:rPr>
+          <w:rFonts w:hint="default"/>
+          <w:lang w:val="vi-VN"/>
+        </w:rPr>
+        <w:t>Thêm xác thực và phân quyền admin</w:t>
+      </w:r>
+    </w:p>
+    <w:p>
+      <w:pPr>
+        <w:keepNext w:val="0"/>
+        <w:keepLines w:val="0"/>
+        <w:widowControl/>
+        <w:suppressLineNumbers w:val="0"/>
+        <w:shd w:val="clear" w:fill="1F1F1F"/>
+        <w:spacing w:line="228" w:lineRule="atLeast"/>
+        <w:jc w:val="left"/>
+        <w:rPr>
+          <w:rFonts w:ascii="Consolas" w:hAnsi="Consolas" w:eastAsia="Consolas" w:cs="Consolas"/>
+          <w:b w:val="0"/>
+          <w:bCs w:val="0"/>
+          <w:color w:val="CCCCCC"/>
+          <w:sz w:val="16"/>
+          <w:szCs w:val="16"/>
+        </w:rPr>
+      </w:pPr>
+      <w:r>
+        <w:rPr>
+          <w:rFonts w:hint="default" w:ascii="Consolas" w:hAnsi="Consolas" w:eastAsia="Consolas" w:cs="Consolas"/>
+          <w:b w:val="0"/>
+          <w:bCs w:val="0"/>
+          <w:color w:val="CCCCCC"/>
+          <w:kern w:val="0"/>
+          <w:sz w:val="16"/>
+          <w:szCs w:val="16"/>
+          <w:shd w:val="clear" w:fill="1F1F1F"/>
+          <w:lang w:val="en-US" w:eastAsia="zh-CN" w:bidi="ar"/>
+        </w:rPr>
+        <w:t>    @</w:t>
+      </w:r>
+      <w:r>
+        <w:rPr>
+          <w:rFonts w:hint="default" w:ascii="Consolas" w:hAnsi="Consolas" w:eastAsia="Consolas" w:cs="Consolas"/>
+          <w:b w:val="0"/>
+          <w:bCs w:val="0"/>
+          <w:color w:val="4EC9B0"/>
+          <w:kern w:val="0"/>
+          <w:sz w:val="16"/>
+          <w:szCs w:val="16"/>
+          <w:shd w:val="clear" w:fill="1F1F1F"/>
+          <w:lang w:val="en-US" w:eastAsia="zh-CN" w:bidi="ar"/>
+        </w:rPr>
+        <w:t>PostMapping</w:t>
+      </w:r>
+    </w:p>
+    <w:p>
+      <w:pPr>
+        <w:keepNext w:val="0"/>
+        <w:keepLines w:val="0"/>
+        <w:widowControl/>
+        <w:suppressLineNumbers w:val="0"/>
+        <w:shd w:val="clear" w:fill="1F1F1F"/>
+        <w:spacing w:line="228" w:lineRule="atLeast"/>
+        <w:jc w:val="left"/>
+        <w:rPr>
+          <w:rFonts w:hint="default" w:ascii="Consolas" w:hAnsi="Consolas" w:eastAsia="Consolas" w:cs="Consolas"/>
+          <w:b w:val="0"/>
+          <w:bCs w:val="0"/>
+          <w:color w:val="CCCCCC"/>
+          <w:sz w:val="16"/>
+          <w:szCs w:val="16"/>
+        </w:rPr>
+      </w:pPr>
+      <w:r>
+        <w:rPr>
+          <w:rFonts w:hint="default" w:ascii="Consolas" w:hAnsi="Consolas" w:eastAsia="Consolas" w:cs="Consolas"/>
+          <w:b w:val="0"/>
+          <w:bCs w:val="0"/>
+          <w:color w:val="CCCCCC"/>
+          <w:kern w:val="0"/>
+          <w:sz w:val="16"/>
+          <w:szCs w:val="16"/>
+          <w:shd w:val="clear" w:fill="1F1F1F"/>
+          <w:lang w:val="en-US" w:eastAsia="zh-CN" w:bidi="ar"/>
+        </w:rPr>
+        <w:t>    @</w:t>
+      </w:r>
+      <w:r>
+        <w:rPr>
+          <w:rFonts w:hint="default" w:ascii="Consolas" w:hAnsi="Consolas" w:eastAsia="Consolas" w:cs="Consolas"/>
+          <w:b w:val="0"/>
+          <w:bCs w:val="0"/>
+          <w:color w:val="4EC9B0"/>
+          <w:kern w:val="0"/>
+          <w:sz w:val="16"/>
+          <w:szCs w:val="16"/>
+          <w:shd w:val="clear" w:fill="1F1F1F"/>
+          <w:lang w:val="en-US" w:eastAsia="zh-CN" w:bidi="ar"/>
+        </w:rPr>
+        <w:t>ResponseStatus</w:t>
+      </w:r>
+      <w:r>
+        <w:rPr>
+          <w:rFonts w:hint="default" w:ascii="Consolas" w:hAnsi="Consolas" w:eastAsia="Consolas" w:cs="Consolas"/>
+          <w:b w:val="0"/>
+          <w:bCs w:val="0"/>
+          <w:color w:val="CCCCCC"/>
+          <w:kern w:val="0"/>
+          <w:sz w:val="16"/>
+          <w:szCs w:val="16"/>
+          <w:shd w:val="clear" w:fill="1F1F1F"/>
+          <w:lang w:val="en-US" w:eastAsia="zh-CN" w:bidi="ar"/>
+        </w:rPr>
+        <w:t>(</w:t>
+      </w:r>
+      <w:r>
+        <w:rPr>
+          <w:rFonts w:hint="default" w:ascii="Consolas" w:hAnsi="Consolas" w:eastAsia="Consolas" w:cs="Consolas"/>
+          <w:b w:val="0"/>
+          <w:bCs w:val="0"/>
+          <w:color w:val="4EC9B0"/>
+          <w:kern w:val="0"/>
+          <w:sz w:val="16"/>
+          <w:szCs w:val="16"/>
+          <w:shd w:val="clear" w:fill="1F1F1F"/>
+          <w:lang w:val="en-US" w:eastAsia="zh-CN" w:bidi="ar"/>
+        </w:rPr>
+        <w:t>HttpStatus</w:t>
+      </w:r>
+      <w:r>
+        <w:rPr>
+          <w:rFonts w:hint="default" w:ascii="Consolas" w:hAnsi="Consolas" w:eastAsia="Consolas" w:cs="Consolas"/>
+          <w:b w:val="0"/>
+          <w:bCs w:val="0"/>
+          <w:color w:val="CCCCCC"/>
+          <w:kern w:val="0"/>
+          <w:sz w:val="16"/>
+          <w:szCs w:val="16"/>
+          <w:shd w:val="clear" w:fill="1F1F1F"/>
+          <w:lang w:val="en-US" w:eastAsia="zh-CN" w:bidi="ar"/>
+        </w:rPr>
+        <w:t>.</w:t>
+      </w:r>
+      <w:r>
+        <w:rPr>
+          <w:rFonts w:hint="default" w:ascii="Consolas" w:hAnsi="Consolas" w:eastAsia="Consolas" w:cs="Consolas"/>
+          <w:b w:val="0"/>
+          <w:bCs w:val="0"/>
+          <w:color w:val="4FC1FF"/>
+          <w:kern w:val="0"/>
+          <w:sz w:val="16"/>
+          <w:szCs w:val="16"/>
+          <w:shd w:val="clear" w:fill="1F1F1F"/>
+          <w:lang w:val="en-US" w:eastAsia="zh-CN" w:bidi="ar"/>
+        </w:rPr>
+        <w:t>CREATED</w:t>
+      </w:r>
+      <w:r>
+        <w:rPr>
+          <w:rFonts w:hint="default" w:ascii="Consolas" w:hAnsi="Consolas" w:eastAsia="Consolas" w:cs="Consolas"/>
+          <w:b w:val="0"/>
+          <w:bCs w:val="0"/>
+          <w:color w:val="CCCCCC"/>
+          <w:kern w:val="0"/>
+          <w:sz w:val="16"/>
+          <w:szCs w:val="16"/>
+          <w:shd w:val="clear" w:fill="1F1F1F"/>
+          <w:lang w:val="en-US" w:eastAsia="zh-CN" w:bidi="ar"/>
+        </w:rPr>
+        <w:t>)</w:t>
+      </w:r>
+    </w:p>
+    <w:p>
+      <w:pPr>
+        <w:keepNext w:val="0"/>
+        <w:keepLines w:val="0"/>
+        <w:widowControl/>
+        <w:suppressLineNumbers w:val="0"/>
+        <w:shd w:val="clear" w:fill="1F1F1F"/>
+        <w:spacing w:line="228" w:lineRule="atLeast"/>
+        <w:jc w:val="left"/>
+        <w:rPr>
+          <w:rFonts w:hint="default" w:ascii="Consolas" w:hAnsi="Consolas" w:eastAsia="Consolas" w:cs="Consolas"/>
+          <w:b w:val="0"/>
+          <w:bCs w:val="0"/>
+          <w:color w:val="CCCCCC"/>
+          <w:sz w:val="16"/>
+          <w:szCs w:val="16"/>
+        </w:rPr>
+      </w:pPr>
+      <w:r>
+        <w:rPr>
+          <w:rFonts w:hint="default" w:ascii="Consolas" w:hAnsi="Consolas" w:eastAsia="Consolas" w:cs="Consolas"/>
+          <w:b w:val="0"/>
+          <w:bCs w:val="0"/>
+          <w:color w:val="CCCCCC"/>
+          <w:kern w:val="0"/>
+          <w:sz w:val="16"/>
+          <w:szCs w:val="16"/>
+          <w:shd w:val="clear" w:fill="1F1F1F"/>
+          <w:lang w:val="en-US" w:eastAsia="zh-CN" w:bidi="ar"/>
+        </w:rPr>
+        <w:t xml:space="preserve">    </w:t>
+      </w:r>
+      <w:r>
+        <w:rPr>
+          <w:rFonts w:hint="default" w:ascii="Consolas" w:hAnsi="Consolas" w:eastAsia="Consolas" w:cs="Consolas"/>
+          <w:b w:val="0"/>
+          <w:bCs w:val="0"/>
+          <w:color w:val="569CD6"/>
+          <w:kern w:val="0"/>
+          <w:sz w:val="16"/>
+          <w:szCs w:val="16"/>
+          <w:shd w:val="clear" w:fill="1F1F1F"/>
+          <w:lang w:val="en-US" w:eastAsia="zh-CN" w:bidi="ar"/>
+        </w:rPr>
+        <w:t>public</w:t>
+      </w:r>
+      <w:r>
+        <w:rPr>
+          <w:rFonts w:hint="default" w:ascii="Consolas" w:hAnsi="Consolas" w:eastAsia="Consolas" w:cs="Consolas"/>
+          <w:b w:val="0"/>
+          <w:bCs w:val="0"/>
+          <w:color w:val="CCCCCC"/>
+          <w:kern w:val="0"/>
+          <w:sz w:val="16"/>
+          <w:szCs w:val="16"/>
+          <w:shd w:val="clear" w:fill="1F1F1F"/>
+          <w:lang w:val="en-US" w:eastAsia="zh-CN" w:bidi="ar"/>
+        </w:rPr>
+        <w:t xml:space="preserve"> </w:t>
+      </w:r>
+      <w:r>
+        <w:rPr>
+          <w:rFonts w:hint="default" w:ascii="Consolas" w:hAnsi="Consolas" w:eastAsia="Consolas" w:cs="Consolas"/>
+          <w:b w:val="0"/>
+          <w:bCs w:val="0"/>
+          <w:color w:val="4EC9B0"/>
+          <w:kern w:val="0"/>
+          <w:sz w:val="16"/>
+          <w:szCs w:val="16"/>
+          <w:shd w:val="clear" w:fill="1F1F1F"/>
+          <w:lang w:val="en-US" w:eastAsia="zh-CN" w:bidi="ar"/>
+        </w:rPr>
+        <w:t>CategoryDto</w:t>
+      </w:r>
+      <w:r>
+        <w:rPr>
+          <w:rFonts w:hint="default" w:ascii="Consolas" w:hAnsi="Consolas" w:eastAsia="Consolas" w:cs="Consolas"/>
+          <w:b w:val="0"/>
+          <w:bCs w:val="0"/>
+          <w:color w:val="CCCCCC"/>
+          <w:kern w:val="0"/>
+          <w:sz w:val="16"/>
+          <w:szCs w:val="16"/>
+          <w:shd w:val="clear" w:fill="1F1F1F"/>
+          <w:lang w:val="en-US" w:eastAsia="zh-CN" w:bidi="ar"/>
+        </w:rPr>
+        <w:t xml:space="preserve"> </w:t>
+      </w:r>
+      <w:r>
+        <w:rPr>
+          <w:rFonts w:hint="default" w:ascii="Consolas" w:hAnsi="Consolas" w:eastAsia="Consolas" w:cs="Consolas"/>
+          <w:b w:val="0"/>
+          <w:bCs w:val="0"/>
+          <w:color w:val="DCDCAA"/>
+          <w:kern w:val="0"/>
+          <w:sz w:val="16"/>
+          <w:szCs w:val="16"/>
+          <w:shd w:val="clear" w:fill="1F1F1F"/>
+          <w:lang w:val="en-US" w:eastAsia="zh-CN" w:bidi="ar"/>
+        </w:rPr>
+        <w:t>create</w:t>
+      </w:r>
+      <w:r>
+        <w:rPr>
+          <w:rFonts w:hint="default" w:ascii="Consolas" w:hAnsi="Consolas" w:eastAsia="Consolas" w:cs="Consolas"/>
+          <w:b w:val="0"/>
+          <w:bCs w:val="0"/>
+          <w:color w:val="CCCCCC"/>
+          <w:kern w:val="0"/>
+          <w:sz w:val="16"/>
+          <w:szCs w:val="16"/>
+          <w:shd w:val="clear" w:fill="1F1F1F"/>
+          <w:lang w:val="en-US" w:eastAsia="zh-CN" w:bidi="ar"/>
+        </w:rPr>
+        <w:t>(@</w:t>
+      </w:r>
+      <w:r>
+        <w:rPr>
+          <w:rFonts w:hint="default" w:ascii="Consolas" w:hAnsi="Consolas" w:eastAsia="Consolas" w:cs="Consolas"/>
+          <w:b w:val="0"/>
+          <w:bCs w:val="0"/>
+          <w:color w:val="4EC9B0"/>
+          <w:kern w:val="0"/>
+          <w:sz w:val="16"/>
+          <w:szCs w:val="16"/>
+          <w:shd w:val="clear" w:fill="1F1F1F"/>
+          <w:lang w:val="en-US" w:eastAsia="zh-CN" w:bidi="ar"/>
+        </w:rPr>
+        <w:t>RequestBody</w:t>
+      </w:r>
+      <w:r>
+        <w:rPr>
+          <w:rFonts w:hint="default" w:ascii="Consolas" w:hAnsi="Consolas" w:eastAsia="Consolas" w:cs="Consolas"/>
+          <w:b w:val="0"/>
+          <w:bCs w:val="0"/>
+          <w:color w:val="CCCCCC"/>
+          <w:kern w:val="0"/>
+          <w:sz w:val="16"/>
+          <w:szCs w:val="16"/>
+          <w:shd w:val="clear" w:fill="1F1F1F"/>
+          <w:lang w:val="en-US" w:eastAsia="zh-CN" w:bidi="ar"/>
+        </w:rPr>
+        <w:t xml:space="preserve"> </w:t>
+      </w:r>
+      <w:r>
+        <w:rPr>
+          <w:rFonts w:hint="default" w:ascii="Consolas" w:hAnsi="Consolas" w:eastAsia="Consolas" w:cs="Consolas"/>
+          <w:b w:val="0"/>
+          <w:bCs w:val="0"/>
+          <w:color w:val="4EC9B0"/>
+          <w:kern w:val="0"/>
+          <w:sz w:val="16"/>
+          <w:szCs w:val="16"/>
+          <w:shd w:val="clear" w:fill="1F1F1F"/>
+          <w:lang w:val="en-US" w:eastAsia="zh-CN" w:bidi="ar"/>
+        </w:rPr>
+        <w:t>CategoryDto</w:t>
+      </w:r>
+      <w:r>
+        <w:rPr>
+          <w:rFonts w:hint="default" w:ascii="Consolas" w:hAnsi="Consolas" w:eastAsia="Consolas" w:cs="Consolas"/>
+          <w:b w:val="0"/>
+          <w:bCs w:val="0"/>
+          <w:color w:val="CCCCCC"/>
+          <w:kern w:val="0"/>
+          <w:sz w:val="16"/>
+          <w:szCs w:val="16"/>
+          <w:shd w:val="clear" w:fill="1F1F1F"/>
+          <w:lang w:val="en-US" w:eastAsia="zh-CN" w:bidi="ar"/>
+        </w:rPr>
+        <w:t xml:space="preserve"> </w:t>
+      </w:r>
+      <w:r>
+        <w:rPr>
+          <w:rFonts w:hint="default" w:ascii="Consolas" w:hAnsi="Consolas" w:eastAsia="Consolas" w:cs="Consolas"/>
+          <w:b w:val="0"/>
+          <w:bCs w:val="0"/>
+          <w:color w:val="9CDCFE"/>
+          <w:kern w:val="0"/>
+          <w:sz w:val="16"/>
+          <w:szCs w:val="16"/>
+          <w:shd w:val="clear" w:fill="1F1F1F"/>
+          <w:lang w:val="en-US" w:eastAsia="zh-CN" w:bidi="ar"/>
+        </w:rPr>
+        <w:t>dto</w:t>
+      </w:r>
+      <w:r>
+        <w:rPr>
+          <w:rFonts w:hint="default" w:ascii="Consolas" w:hAnsi="Consolas" w:eastAsia="Consolas" w:cs="Consolas"/>
+          <w:b w:val="0"/>
+          <w:bCs w:val="0"/>
+          <w:color w:val="CCCCCC"/>
+          <w:kern w:val="0"/>
+          <w:sz w:val="16"/>
+          <w:szCs w:val="16"/>
+          <w:shd w:val="clear" w:fill="1F1F1F"/>
+          <w:lang w:val="en-US" w:eastAsia="zh-CN" w:bidi="ar"/>
+        </w:rPr>
+        <w:t>) {</w:t>
+      </w:r>
+    </w:p>
+    <w:p>
+      <w:pPr>
+        <w:keepNext w:val="0"/>
+        <w:keepLines w:val="0"/>
+        <w:widowControl/>
+        <w:suppressLineNumbers w:val="0"/>
+        <w:shd w:val="clear" w:fill="1F1F1F"/>
+        <w:spacing w:line="228" w:lineRule="atLeast"/>
+        <w:jc w:val="left"/>
+        <w:rPr>
+          <w:rFonts w:hint="default" w:ascii="Consolas" w:hAnsi="Consolas" w:eastAsia="Consolas" w:cs="Consolas"/>
+          <w:b w:val="0"/>
+          <w:bCs w:val="0"/>
+          <w:color w:val="CCCCCC"/>
+          <w:sz w:val="16"/>
+          <w:szCs w:val="16"/>
+        </w:rPr>
+      </w:pPr>
+      <w:r>
+        <w:rPr>
+          <w:rFonts w:hint="default" w:ascii="Consolas" w:hAnsi="Consolas" w:eastAsia="Consolas" w:cs="Consolas"/>
+          <w:b w:val="0"/>
+          <w:bCs w:val="0"/>
+          <w:color w:val="CCCCCC"/>
+          <w:kern w:val="0"/>
+          <w:sz w:val="16"/>
+          <w:szCs w:val="16"/>
+          <w:shd w:val="clear" w:fill="1F1F1F"/>
+          <w:lang w:val="en-US" w:eastAsia="zh-CN" w:bidi="ar"/>
+        </w:rPr>
+        <w:t xml:space="preserve">        </w:t>
+      </w:r>
+      <w:r>
+        <w:rPr>
+          <w:rFonts w:hint="default" w:ascii="Consolas" w:hAnsi="Consolas" w:eastAsia="Consolas" w:cs="Consolas"/>
+          <w:b w:val="0"/>
+          <w:bCs w:val="0"/>
+          <w:color w:val="4EC9B0"/>
+          <w:kern w:val="0"/>
+          <w:sz w:val="16"/>
+          <w:szCs w:val="16"/>
+          <w:shd w:val="clear" w:fill="1F1F1F"/>
+          <w:lang w:val="en-US" w:eastAsia="zh-CN" w:bidi="ar"/>
+        </w:rPr>
+        <w:t>Authentication</w:t>
+      </w:r>
+      <w:r>
+        <w:rPr>
+          <w:rFonts w:hint="default" w:ascii="Consolas" w:hAnsi="Consolas" w:eastAsia="Consolas" w:cs="Consolas"/>
+          <w:b w:val="0"/>
+          <w:bCs w:val="0"/>
+          <w:color w:val="CCCCCC"/>
+          <w:kern w:val="0"/>
+          <w:sz w:val="16"/>
+          <w:szCs w:val="16"/>
+          <w:shd w:val="clear" w:fill="1F1F1F"/>
+          <w:lang w:val="en-US" w:eastAsia="zh-CN" w:bidi="ar"/>
+        </w:rPr>
+        <w:t xml:space="preserve"> </w:t>
+      </w:r>
+      <w:r>
+        <w:rPr>
+          <w:rFonts w:hint="default" w:ascii="Consolas" w:hAnsi="Consolas" w:eastAsia="Consolas" w:cs="Consolas"/>
+          <w:b w:val="0"/>
+          <w:bCs w:val="0"/>
+          <w:color w:val="9CDCFE"/>
+          <w:kern w:val="0"/>
+          <w:sz w:val="16"/>
+          <w:szCs w:val="16"/>
+          <w:shd w:val="clear" w:fill="1F1F1F"/>
+          <w:lang w:val="en-US" w:eastAsia="zh-CN" w:bidi="ar"/>
+        </w:rPr>
+        <w:t>authentication</w:t>
+      </w:r>
+      <w:r>
+        <w:rPr>
+          <w:rFonts w:hint="default" w:ascii="Consolas" w:hAnsi="Consolas" w:eastAsia="Consolas" w:cs="Consolas"/>
+          <w:b w:val="0"/>
+          <w:bCs w:val="0"/>
+          <w:color w:val="CCCCCC"/>
+          <w:kern w:val="0"/>
+          <w:sz w:val="16"/>
+          <w:szCs w:val="16"/>
+          <w:shd w:val="clear" w:fill="1F1F1F"/>
+          <w:lang w:val="en-US" w:eastAsia="zh-CN" w:bidi="ar"/>
+        </w:rPr>
+        <w:t xml:space="preserve"> </w:t>
+      </w:r>
+      <w:r>
+        <w:rPr>
+          <w:rFonts w:hint="default" w:ascii="Consolas" w:hAnsi="Consolas" w:eastAsia="Consolas" w:cs="Consolas"/>
+          <w:b w:val="0"/>
+          <w:bCs w:val="0"/>
+          <w:color w:val="D4D4D4"/>
+          <w:kern w:val="0"/>
+          <w:sz w:val="16"/>
+          <w:szCs w:val="16"/>
+          <w:shd w:val="clear" w:fill="1F1F1F"/>
+          <w:lang w:val="en-US" w:eastAsia="zh-CN" w:bidi="ar"/>
+        </w:rPr>
+        <w:t>=</w:t>
+      </w:r>
+      <w:r>
+        <w:rPr>
+          <w:rFonts w:hint="default" w:ascii="Consolas" w:hAnsi="Consolas" w:eastAsia="Consolas" w:cs="Consolas"/>
+          <w:b w:val="0"/>
+          <w:bCs w:val="0"/>
+          <w:color w:val="CCCCCC"/>
+          <w:kern w:val="0"/>
+          <w:sz w:val="16"/>
+          <w:szCs w:val="16"/>
+          <w:shd w:val="clear" w:fill="1F1F1F"/>
+          <w:lang w:val="en-US" w:eastAsia="zh-CN" w:bidi="ar"/>
+        </w:rPr>
+        <w:t xml:space="preserve"> </w:t>
+      </w:r>
+      <w:r>
+        <w:rPr>
+          <w:rFonts w:hint="default" w:ascii="Consolas" w:hAnsi="Consolas" w:eastAsia="Consolas" w:cs="Consolas"/>
+          <w:b w:val="0"/>
+          <w:bCs w:val="0"/>
+          <w:color w:val="4EC9B0"/>
+          <w:kern w:val="0"/>
+          <w:sz w:val="16"/>
+          <w:szCs w:val="16"/>
+          <w:shd w:val="clear" w:fill="1F1F1F"/>
+          <w:lang w:val="en-US" w:eastAsia="zh-CN" w:bidi="ar"/>
+        </w:rPr>
+        <w:t>SecurityContextHolder</w:t>
+      </w:r>
+      <w:r>
+        <w:rPr>
+          <w:rFonts w:hint="default" w:ascii="Consolas" w:hAnsi="Consolas" w:eastAsia="Consolas" w:cs="Consolas"/>
+          <w:b w:val="0"/>
+          <w:bCs w:val="0"/>
+          <w:color w:val="CCCCCC"/>
+          <w:kern w:val="0"/>
+          <w:sz w:val="16"/>
+          <w:szCs w:val="16"/>
+          <w:shd w:val="clear" w:fill="1F1F1F"/>
+          <w:lang w:val="en-US" w:eastAsia="zh-CN" w:bidi="ar"/>
+        </w:rPr>
+        <w:t>.</w:t>
+      </w:r>
+      <w:r>
+        <w:rPr>
+          <w:rFonts w:hint="default" w:ascii="Consolas" w:hAnsi="Consolas" w:eastAsia="Consolas" w:cs="Consolas"/>
+          <w:b w:val="0"/>
+          <w:bCs w:val="0"/>
+          <w:color w:val="DCDCAA"/>
+          <w:kern w:val="0"/>
+          <w:sz w:val="16"/>
+          <w:szCs w:val="16"/>
+          <w:shd w:val="clear" w:fill="1F1F1F"/>
+          <w:lang w:val="en-US" w:eastAsia="zh-CN" w:bidi="ar"/>
+        </w:rPr>
+        <w:t>getContext</w:t>
+      </w:r>
+      <w:r>
+        <w:rPr>
+          <w:rFonts w:hint="default" w:ascii="Consolas" w:hAnsi="Consolas" w:eastAsia="Consolas" w:cs="Consolas"/>
+          <w:b w:val="0"/>
+          <w:bCs w:val="0"/>
+          <w:color w:val="CCCCCC"/>
+          <w:kern w:val="0"/>
+          <w:sz w:val="16"/>
+          <w:szCs w:val="16"/>
+          <w:shd w:val="clear" w:fill="1F1F1F"/>
+          <w:lang w:val="en-US" w:eastAsia="zh-CN" w:bidi="ar"/>
+        </w:rPr>
+        <w:t>().</w:t>
+      </w:r>
+      <w:r>
+        <w:rPr>
+          <w:rFonts w:hint="default" w:ascii="Consolas" w:hAnsi="Consolas" w:eastAsia="Consolas" w:cs="Consolas"/>
+          <w:b w:val="0"/>
+          <w:bCs w:val="0"/>
+          <w:color w:val="DCDCAA"/>
+          <w:kern w:val="0"/>
+          <w:sz w:val="16"/>
+          <w:szCs w:val="16"/>
+          <w:shd w:val="clear" w:fill="1F1F1F"/>
+          <w:lang w:val="en-US" w:eastAsia="zh-CN" w:bidi="ar"/>
+        </w:rPr>
+        <w:t>getAuthentication</w:t>
+      </w:r>
+      <w:r>
+        <w:rPr>
+          <w:rFonts w:hint="default" w:ascii="Consolas" w:hAnsi="Consolas" w:eastAsia="Consolas" w:cs="Consolas"/>
+          <w:b w:val="0"/>
+          <w:bCs w:val="0"/>
+          <w:color w:val="CCCCCC"/>
+          <w:kern w:val="0"/>
+          <w:sz w:val="16"/>
+          <w:szCs w:val="16"/>
+          <w:shd w:val="clear" w:fill="1F1F1F"/>
+          <w:lang w:val="en-US" w:eastAsia="zh-CN" w:bidi="ar"/>
+        </w:rPr>
+        <w:t>();</w:t>
+      </w:r>
+    </w:p>
+    <w:p>
+      <w:pPr>
+        <w:keepNext w:val="0"/>
+        <w:keepLines w:val="0"/>
+        <w:widowControl/>
+        <w:suppressLineNumbers w:val="0"/>
+        <w:shd w:val="clear" w:fill="1F1F1F"/>
+        <w:spacing w:line="228" w:lineRule="atLeast"/>
+        <w:jc w:val="left"/>
+        <w:rPr>
+          <w:rFonts w:hint="default" w:ascii="Consolas" w:hAnsi="Consolas" w:eastAsia="Consolas" w:cs="Consolas"/>
+          <w:b w:val="0"/>
+          <w:bCs w:val="0"/>
+          <w:color w:val="CCCCCC"/>
+          <w:sz w:val="16"/>
+          <w:szCs w:val="16"/>
+        </w:rPr>
+      </w:pPr>
+      <w:r>
+        <w:rPr>
+          <w:rFonts w:hint="default" w:ascii="Consolas" w:hAnsi="Consolas" w:eastAsia="Consolas" w:cs="Consolas"/>
+          <w:b w:val="0"/>
+          <w:bCs w:val="0"/>
+          <w:color w:val="CCCCCC"/>
+          <w:kern w:val="0"/>
+          <w:sz w:val="16"/>
+          <w:szCs w:val="16"/>
+          <w:shd w:val="clear" w:fill="1F1F1F"/>
+          <w:lang w:val="en-US" w:eastAsia="zh-CN" w:bidi="ar"/>
+        </w:rPr>
+        <w:t xml:space="preserve">        </w:t>
+      </w:r>
+      <w:r>
+        <w:rPr>
+          <w:rFonts w:hint="default" w:ascii="Consolas" w:hAnsi="Consolas" w:eastAsia="Consolas" w:cs="Consolas"/>
+          <w:b w:val="0"/>
+          <w:bCs w:val="0"/>
+          <w:color w:val="4EC9B0"/>
+          <w:kern w:val="0"/>
+          <w:sz w:val="16"/>
+          <w:szCs w:val="16"/>
+          <w:shd w:val="clear" w:fill="1F1F1F"/>
+          <w:lang w:val="en-US" w:eastAsia="zh-CN" w:bidi="ar"/>
+        </w:rPr>
+        <w:t>CustomPrincipal</w:t>
+      </w:r>
+      <w:r>
+        <w:rPr>
+          <w:rFonts w:hint="default" w:ascii="Consolas" w:hAnsi="Consolas" w:eastAsia="Consolas" w:cs="Consolas"/>
+          <w:b w:val="0"/>
+          <w:bCs w:val="0"/>
+          <w:color w:val="CCCCCC"/>
+          <w:kern w:val="0"/>
+          <w:sz w:val="16"/>
+          <w:szCs w:val="16"/>
+          <w:shd w:val="clear" w:fill="1F1F1F"/>
+          <w:lang w:val="en-US" w:eastAsia="zh-CN" w:bidi="ar"/>
+        </w:rPr>
+        <w:t xml:space="preserve"> </w:t>
+      </w:r>
+      <w:r>
+        <w:rPr>
+          <w:rFonts w:hint="default" w:ascii="Consolas" w:hAnsi="Consolas" w:eastAsia="Consolas" w:cs="Consolas"/>
+          <w:b w:val="0"/>
+          <w:bCs w:val="0"/>
+          <w:color w:val="9CDCFE"/>
+          <w:kern w:val="0"/>
+          <w:sz w:val="16"/>
+          <w:szCs w:val="16"/>
+          <w:shd w:val="clear" w:fill="1F1F1F"/>
+          <w:lang w:val="en-US" w:eastAsia="zh-CN" w:bidi="ar"/>
+        </w:rPr>
+        <w:t>userDetails</w:t>
+      </w:r>
+      <w:r>
+        <w:rPr>
+          <w:rFonts w:hint="default" w:ascii="Consolas" w:hAnsi="Consolas" w:eastAsia="Consolas" w:cs="Consolas"/>
+          <w:b w:val="0"/>
+          <w:bCs w:val="0"/>
+          <w:color w:val="CCCCCC"/>
+          <w:kern w:val="0"/>
+          <w:sz w:val="16"/>
+          <w:szCs w:val="16"/>
+          <w:shd w:val="clear" w:fill="1F1F1F"/>
+          <w:lang w:val="en-US" w:eastAsia="zh-CN" w:bidi="ar"/>
+        </w:rPr>
+        <w:t xml:space="preserve"> </w:t>
+      </w:r>
+      <w:r>
+        <w:rPr>
+          <w:rFonts w:hint="default" w:ascii="Consolas" w:hAnsi="Consolas" w:eastAsia="Consolas" w:cs="Consolas"/>
+          <w:b w:val="0"/>
+          <w:bCs w:val="0"/>
+          <w:color w:val="D4D4D4"/>
+          <w:kern w:val="0"/>
+          <w:sz w:val="16"/>
+          <w:szCs w:val="16"/>
+          <w:shd w:val="clear" w:fill="1F1F1F"/>
+          <w:lang w:val="en-US" w:eastAsia="zh-CN" w:bidi="ar"/>
+        </w:rPr>
+        <w:t>=</w:t>
+      </w:r>
+      <w:r>
+        <w:rPr>
+          <w:rFonts w:hint="default" w:ascii="Consolas" w:hAnsi="Consolas" w:eastAsia="Consolas" w:cs="Consolas"/>
+          <w:b w:val="0"/>
+          <w:bCs w:val="0"/>
+          <w:color w:val="CCCCCC"/>
+          <w:kern w:val="0"/>
+          <w:sz w:val="16"/>
+          <w:szCs w:val="16"/>
+          <w:shd w:val="clear" w:fill="1F1F1F"/>
+          <w:lang w:val="en-US" w:eastAsia="zh-CN" w:bidi="ar"/>
+        </w:rPr>
+        <w:t xml:space="preserve"> (</w:t>
+      </w:r>
+      <w:r>
+        <w:rPr>
+          <w:rFonts w:hint="default" w:ascii="Consolas" w:hAnsi="Consolas" w:eastAsia="Consolas" w:cs="Consolas"/>
+          <w:b w:val="0"/>
+          <w:bCs w:val="0"/>
+          <w:color w:val="4EC9B0"/>
+          <w:kern w:val="0"/>
+          <w:sz w:val="16"/>
+          <w:szCs w:val="16"/>
+          <w:shd w:val="clear" w:fill="1F1F1F"/>
+          <w:lang w:val="en-US" w:eastAsia="zh-CN" w:bidi="ar"/>
+        </w:rPr>
+        <w:t>CustomPrincipal</w:t>
+      </w:r>
+      <w:r>
+        <w:rPr>
+          <w:rFonts w:hint="default" w:ascii="Consolas" w:hAnsi="Consolas" w:eastAsia="Consolas" w:cs="Consolas"/>
+          <w:b w:val="0"/>
+          <w:bCs w:val="0"/>
+          <w:color w:val="CCCCCC"/>
+          <w:kern w:val="0"/>
+          <w:sz w:val="16"/>
+          <w:szCs w:val="16"/>
+          <w:shd w:val="clear" w:fill="1F1F1F"/>
+          <w:lang w:val="en-US" w:eastAsia="zh-CN" w:bidi="ar"/>
+        </w:rPr>
+        <w:t xml:space="preserve">) </w:t>
+      </w:r>
+      <w:r>
+        <w:rPr>
+          <w:rFonts w:hint="default" w:ascii="Consolas" w:hAnsi="Consolas" w:eastAsia="Consolas" w:cs="Consolas"/>
+          <w:b w:val="0"/>
+          <w:bCs w:val="0"/>
+          <w:color w:val="9CDCFE"/>
+          <w:kern w:val="0"/>
+          <w:sz w:val="16"/>
+          <w:szCs w:val="16"/>
+          <w:shd w:val="clear" w:fill="1F1F1F"/>
+          <w:lang w:val="en-US" w:eastAsia="zh-CN" w:bidi="ar"/>
+        </w:rPr>
+        <w:t>authentication</w:t>
+      </w:r>
+      <w:r>
+        <w:rPr>
+          <w:rFonts w:hint="default" w:ascii="Consolas" w:hAnsi="Consolas" w:eastAsia="Consolas" w:cs="Consolas"/>
+          <w:b w:val="0"/>
+          <w:bCs w:val="0"/>
+          <w:color w:val="CCCCCC"/>
+          <w:kern w:val="0"/>
+          <w:sz w:val="16"/>
+          <w:szCs w:val="16"/>
+          <w:shd w:val="clear" w:fill="1F1F1F"/>
+          <w:lang w:val="en-US" w:eastAsia="zh-CN" w:bidi="ar"/>
+        </w:rPr>
+        <w:t>.</w:t>
+      </w:r>
+      <w:r>
+        <w:rPr>
+          <w:rFonts w:hint="default" w:ascii="Consolas" w:hAnsi="Consolas" w:eastAsia="Consolas" w:cs="Consolas"/>
+          <w:b w:val="0"/>
+          <w:bCs w:val="0"/>
+          <w:color w:val="DCDCAA"/>
+          <w:kern w:val="0"/>
+          <w:sz w:val="16"/>
+          <w:szCs w:val="16"/>
+          <w:shd w:val="clear" w:fill="1F1F1F"/>
+          <w:lang w:val="en-US" w:eastAsia="zh-CN" w:bidi="ar"/>
+        </w:rPr>
+        <w:t>getPrincipal</w:t>
+      </w:r>
+      <w:r>
+        <w:rPr>
+          <w:rFonts w:hint="default" w:ascii="Consolas" w:hAnsi="Consolas" w:eastAsia="Consolas" w:cs="Consolas"/>
+          <w:b w:val="0"/>
+          <w:bCs w:val="0"/>
+          <w:color w:val="CCCCCC"/>
+          <w:kern w:val="0"/>
+          <w:sz w:val="16"/>
+          <w:szCs w:val="16"/>
+          <w:shd w:val="clear" w:fill="1F1F1F"/>
+          <w:lang w:val="en-US" w:eastAsia="zh-CN" w:bidi="ar"/>
+        </w:rPr>
+        <w:t>();</w:t>
+      </w:r>
+    </w:p>
+    <w:p>
+      <w:pPr>
+        <w:keepNext w:val="0"/>
+        <w:keepLines w:val="0"/>
+        <w:widowControl/>
+        <w:suppressLineNumbers w:val="0"/>
+        <w:shd w:val="clear" w:fill="1F1F1F"/>
+        <w:spacing w:line="228" w:lineRule="atLeast"/>
+        <w:jc w:val="left"/>
+        <w:rPr>
+          <w:rFonts w:hint="default" w:ascii="Consolas" w:hAnsi="Consolas" w:eastAsia="Consolas" w:cs="Consolas"/>
+          <w:b w:val="0"/>
+          <w:bCs w:val="0"/>
+          <w:color w:val="CCCCCC"/>
+          <w:sz w:val="16"/>
+          <w:szCs w:val="16"/>
+        </w:rPr>
+      </w:pPr>
+      <w:r>
+        <w:rPr>
+          <w:rFonts w:hint="default" w:ascii="Consolas" w:hAnsi="Consolas" w:eastAsia="Consolas" w:cs="Consolas"/>
+          <w:b w:val="0"/>
+          <w:bCs w:val="0"/>
+          <w:color w:val="CCCCCC"/>
+          <w:kern w:val="0"/>
+          <w:sz w:val="16"/>
+          <w:szCs w:val="16"/>
+          <w:shd w:val="clear" w:fill="1F1F1F"/>
+          <w:lang w:val="en-US" w:eastAsia="zh-CN" w:bidi="ar"/>
+        </w:rPr>
+        <w:t xml:space="preserve">        </w:t>
+      </w:r>
+      <w:r>
+        <w:rPr>
+          <w:rFonts w:hint="default" w:ascii="Consolas" w:hAnsi="Consolas" w:eastAsia="Consolas" w:cs="Consolas"/>
+          <w:b w:val="0"/>
+          <w:bCs w:val="0"/>
+          <w:color w:val="4EC9B0"/>
+          <w:kern w:val="0"/>
+          <w:sz w:val="16"/>
+          <w:szCs w:val="16"/>
+          <w:shd w:val="clear" w:fill="1F1F1F"/>
+          <w:lang w:val="en-US" w:eastAsia="zh-CN" w:bidi="ar"/>
+        </w:rPr>
+        <w:t>User</w:t>
+      </w:r>
+      <w:r>
+        <w:rPr>
+          <w:rFonts w:hint="default" w:ascii="Consolas" w:hAnsi="Consolas" w:eastAsia="Consolas" w:cs="Consolas"/>
+          <w:b w:val="0"/>
+          <w:bCs w:val="0"/>
+          <w:color w:val="CCCCCC"/>
+          <w:kern w:val="0"/>
+          <w:sz w:val="16"/>
+          <w:szCs w:val="16"/>
+          <w:shd w:val="clear" w:fill="1F1F1F"/>
+          <w:lang w:val="en-US" w:eastAsia="zh-CN" w:bidi="ar"/>
+        </w:rPr>
+        <w:t xml:space="preserve"> </w:t>
+      </w:r>
+      <w:r>
+        <w:rPr>
+          <w:rFonts w:hint="default" w:ascii="Consolas" w:hAnsi="Consolas" w:eastAsia="Consolas" w:cs="Consolas"/>
+          <w:b w:val="0"/>
+          <w:bCs w:val="0"/>
+          <w:color w:val="9CDCFE"/>
+          <w:kern w:val="0"/>
+          <w:sz w:val="16"/>
+          <w:szCs w:val="16"/>
+          <w:shd w:val="clear" w:fill="1F1F1F"/>
+          <w:lang w:val="en-US" w:eastAsia="zh-CN" w:bidi="ar"/>
+        </w:rPr>
+        <w:t>user</w:t>
+      </w:r>
+      <w:r>
+        <w:rPr>
+          <w:rFonts w:hint="default" w:ascii="Consolas" w:hAnsi="Consolas" w:eastAsia="Consolas" w:cs="Consolas"/>
+          <w:b w:val="0"/>
+          <w:bCs w:val="0"/>
+          <w:color w:val="CCCCCC"/>
+          <w:kern w:val="0"/>
+          <w:sz w:val="16"/>
+          <w:szCs w:val="16"/>
+          <w:shd w:val="clear" w:fill="1F1F1F"/>
+          <w:lang w:val="en-US" w:eastAsia="zh-CN" w:bidi="ar"/>
+        </w:rPr>
+        <w:t xml:space="preserve"> </w:t>
+      </w:r>
+      <w:r>
+        <w:rPr>
+          <w:rFonts w:hint="default" w:ascii="Consolas" w:hAnsi="Consolas" w:eastAsia="Consolas" w:cs="Consolas"/>
+          <w:b w:val="0"/>
+          <w:bCs w:val="0"/>
+          <w:color w:val="D4D4D4"/>
+          <w:kern w:val="0"/>
+          <w:sz w:val="16"/>
+          <w:szCs w:val="16"/>
+          <w:shd w:val="clear" w:fill="1F1F1F"/>
+          <w:lang w:val="en-US" w:eastAsia="zh-CN" w:bidi="ar"/>
+        </w:rPr>
+        <w:t>=</w:t>
+      </w:r>
+      <w:r>
+        <w:rPr>
+          <w:rFonts w:hint="default" w:ascii="Consolas" w:hAnsi="Consolas" w:eastAsia="Consolas" w:cs="Consolas"/>
+          <w:b w:val="0"/>
+          <w:bCs w:val="0"/>
+          <w:color w:val="CCCCCC"/>
+          <w:kern w:val="0"/>
+          <w:sz w:val="16"/>
+          <w:szCs w:val="16"/>
+          <w:shd w:val="clear" w:fill="1F1F1F"/>
+          <w:lang w:val="en-US" w:eastAsia="zh-CN" w:bidi="ar"/>
+        </w:rPr>
+        <w:t xml:space="preserve"> </w:t>
+      </w:r>
+      <w:r>
+        <w:rPr>
+          <w:rFonts w:hint="default" w:ascii="Consolas" w:hAnsi="Consolas" w:eastAsia="Consolas" w:cs="Consolas"/>
+          <w:b w:val="0"/>
+          <w:bCs w:val="0"/>
+          <w:color w:val="9CDCFE"/>
+          <w:kern w:val="0"/>
+          <w:sz w:val="16"/>
+          <w:szCs w:val="16"/>
+          <w:shd w:val="clear" w:fill="1F1F1F"/>
+          <w:lang w:val="en-US" w:eastAsia="zh-CN" w:bidi="ar"/>
+        </w:rPr>
+        <w:t>userDetails</w:t>
+      </w:r>
+      <w:r>
+        <w:rPr>
+          <w:rFonts w:hint="default" w:ascii="Consolas" w:hAnsi="Consolas" w:eastAsia="Consolas" w:cs="Consolas"/>
+          <w:b w:val="0"/>
+          <w:bCs w:val="0"/>
+          <w:color w:val="CCCCCC"/>
+          <w:kern w:val="0"/>
+          <w:sz w:val="16"/>
+          <w:szCs w:val="16"/>
+          <w:shd w:val="clear" w:fill="1F1F1F"/>
+          <w:lang w:val="en-US" w:eastAsia="zh-CN" w:bidi="ar"/>
+        </w:rPr>
+        <w:t>.</w:t>
+      </w:r>
+      <w:r>
+        <w:rPr>
+          <w:rFonts w:hint="default" w:ascii="Consolas" w:hAnsi="Consolas" w:eastAsia="Consolas" w:cs="Consolas"/>
+          <w:b w:val="0"/>
+          <w:bCs w:val="0"/>
+          <w:color w:val="DCDCAA"/>
+          <w:kern w:val="0"/>
+          <w:sz w:val="16"/>
+          <w:szCs w:val="16"/>
+          <w:shd w:val="clear" w:fill="1F1F1F"/>
+          <w:lang w:val="en-US" w:eastAsia="zh-CN" w:bidi="ar"/>
+        </w:rPr>
+        <w:t>getUser</w:t>
+      </w:r>
+      <w:r>
+        <w:rPr>
+          <w:rFonts w:hint="default" w:ascii="Consolas" w:hAnsi="Consolas" w:eastAsia="Consolas" w:cs="Consolas"/>
+          <w:b w:val="0"/>
+          <w:bCs w:val="0"/>
+          <w:color w:val="CCCCCC"/>
+          <w:kern w:val="0"/>
+          <w:sz w:val="16"/>
+          <w:szCs w:val="16"/>
+          <w:shd w:val="clear" w:fill="1F1F1F"/>
+          <w:lang w:val="en-US" w:eastAsia="zh-CN" w:bidi="ar"/>
+        </w:rPr>
+        <w:t>();</w:t>
+      </w:r>
+    </w:p>
+    <w:p>
+      <w:pPr>
+        <w:keepNext w:val="0"/>
+        <w:keepLines w:val="0"/>
+        <w:widowControl/>
+        <w:suppressLineNumbers w:val="0"/>
+        <w:shd w:val="clear" w:fill="1F1F1F"/>
+        <w:spacing w:line="228" w:lineRule="atLeast"/>
+        <w:jc w:val="left"/>
+        <w:rPr>
+          <w:rFonts w:hint="default" w:ascii="Consolas" w:hAnsi="Consolas" w:eastAsia="Consolas" w:cs="Consolas"/>
+          <w:b w:val="0"/>
+          <w:bCs w:val="0"/>
+          <w:color w:val="CCCCCC"/>
+          <w:sz w:val="16"/>
+          <w:szCs w:val="16"/>
+        </w:rPr>
+      </w:pPr>
+      <w:r>
+        <w:rPr>
+          <w:rFonts w:hint="default" w:ascii="Consolas" w:hAnsi="Consolas" w:eastAsia="Consolas" w:cs="Consolas"/>
+          <w:b w:val="0"/>
+          <w:bCs w:val="0"/>
+          <w:color w:val="CCCCCC"/>
+          <w:kern w:val="0"/>
+          <w:sz w:val="16"/>
+          <w:szCs w:val="16"/>
+          <w:shd w:val="clear" w:fill="1F1F1F"/>
+          <w:lang w:val="en-US" w:eastAsia="zh-CN" w:bidi="ar"/>
+        </w:rPr>
+        <w:t xml:space="preserve">        </w:t>
+      </w:r>
+      <w:r>
+        <w:rPr>
+          <w:rFonts w:hint="default" w:ascii="Consolas" w:hAnsi="Consolas" w:eastAsia="Consolas" w:cs="Consolas"/>
+          <w:b w:val="0"/>
+          <w:bCs w:val="0"/>
+          <w:color w:val="C586C0"/>
+          <w:kern w:val="0"/>
+          <w:sz w:val="16"/>
+          <w:szCs w:val="16"/>
+          <w:shd w:val="clear" w:fill="1F1F1F"/>
+          <w:lang w:val="en-US" w:eastAsia="zh-CN" w:bidi="ar"/>
+        </w:rPr>
+        <w:t>if</w:t>
+      </w:r>
+      <w:r>
+        <w:rPr>
+          <w:rFonts w:hint="default" w:ascii="Consolas" w:hAnsi="Consolas" w:eastAsia="Consolas" w:cs="Consolas"/>
+          <w:b w:val="0"/>
+          <w:bCs w:val="0"/>
+          <w:color w:val="CCCCCC"/>
+          <w:kern w:val="0"/>
+          <w:sz w:val="16"/>
+          <w:szCs w:val="16"/>
+          <w:shd w:val="clear" w:fill="1F1F1F"/>
+          <w:lang w:val="en-US" w:eastAsia="zh-CN" w:bidi="ar"/>
+        </w:rPr>
+        <w:t xml:space="preserve"> (</w:t>
+      </w:r>
+      <w:r>
+        <w:rPr>
+          <w:rFonts w:hint="default" w:ascii="Consolas" w:hAnsi="Consolas" w:eastAsia="Consolas" w:cs="Consolas"/>
+          <w:b w:val="0"/>
+          <w:bCs w:val="0"/>
+          <w:color w:val="9CDCFE"/>
+          <w:kern w:val="0"/>
+          <w:sz w:val="16"/>
+          <w:szCs w:val="16"/>
+          <w:shd w:val="clear" w:fill="1F1F1F"/>
+          <w:lang w:val="en-US" w:eastAsia="zh-CN" w:bidi="ar"/>
+        </w:rPr>
+        <w:t>user</w:t>
+      </w:r>
+      <w:r>
+        <w:rPr>
+          <w:rFonts w:hint="default" w:ascii="Consolas" w:hAnsi="Consolas" w:eastAsia="Consolas" w:cs="Consolas"/>
+          <w:b w:val="0"/>
+          <w:bCs w:val="0"/>
+          <w:color w:val="CCCCCC"/>
+          <w:kern w:val="0"/>
+          <w:sz w:val="16"/>
+          <w:szCs w:val="16"/>
+          <w:shd w:val="clear" w:fill="1F1F1F"/>
+          <w:lang w:val="en-US" w:eastAsia="zh-CN" w:bidi="ar"/>
+        </w:rPr>
+        <w:t>.</w:t>
+      </w:r>
+      <w:r>
+        <w:rPr>
+          <w:rFonts w:hint="default" w:ascii="Consolas" w:hAnsi="Consolas" w:eastAsia="Consolas" w:cs="Consolas"/>
+          <w:b w:val="0"/>
+          <w:bCs w:val="0"/>
+          <w:color w:val="DCDCAA"/>
+          <w:kern w:val="0"/>
+          <w:sz w:val="16"/>
+          <w:szCs w:val="16"/>
+          <w:shd w:val="clear" w:fill="1F1F1F"/>
+          <w:lang w:val="en-US" w:eastAsia="zh-CN" w:bidi="ar"/>
+        </w:rPr>
+        <w:t>getRole</w:t>
+      </w:r>
+      <w:r>
+        <w:rPr>
+          <w:rFonts w:hint="default" w:ascii="Consolas" w:hAnsi="Consolas" w:eastAsia="Consolas" w:cs="Consolas"/>
+          <w:b w:val="0"/>
+          <w:bCs w:val="0"/>
+          <w:color w:val="CCCCCC"/>
+          <w:kern w:val="0"/>
+          <w:sz w:val="16"/>
+          <w:szCs w:val="16"/>
+          <w:shd w:val="clear" w:fill="1F1F1F"/>
+          <w:lang w:val="en-US" w:eastAsia="zh-CN" w:bidi="ar"/>
+        </w:rPr>
+        <w:t xml:space="preserve">() </w:t>
+      </w:r>
+      <w:r>
+        <w:rPr>
+          <w:rFonts w:hint="default" w:ascii="Consolas" w:hAnsi="Consolas" w:eastAsia="Consolas" w:cs="Consolas"/>
+          <w:b w:val="0"/>
+          <w:bCs w:val="0"/>
+          <w:color w:val="D4D4D4"/>
+          <w:kern w:val="0"/>
+          <w:sz w:val="16"/>
+          <w:szCs w:val="16"/>
+          <w:shd w:val="clear" w:fill="1F1F1F"/>
+          <w:lang w:val="en-US" w:eastAsia="zh-CN" w:bidi="ar"/>
+        </w:rPr>
+        <w:t>!=</w:t>
+      </w:r>
+      <w:r>
+        <w:rPr>
+          <w:rFonts w:hint="default" w:ascii="Consolas" w:hAnsi="Consolas" w:eastAsia="Consolas" w:cs="Consolas"/>
+          <w:b w:val="0"/>
+          <w:bCs w:val="0"/>
+          <w:color w:val="CCCCCC"/>
+          <w:kern w:val="0"/>
+          <w:sz w:val="16"/>
+          <w:szCs w:val="16"/>
+          <w:shd w:val="clear" w:fill="1F1F1F"/>
+          <w:lang w:val="en-US" w:eastAsia="zh-CN" w:bidi="ar"/>
+        </w:rPr>
+        <w:t xml:space="preserve"> </w:t>
+      </w:r>
+      <w:r>
+        <w:rPr>
+          <w:rFonts w:hint="default" w:ascii="Consolas" w:hAnsi="Consolas" w:eastAsia="Consolas" w:cs="Consolas"/>
+          <w:b w:val="0"/>
+          <w:bCs w:val="0"/>
+          <w:color w:val="4EC9B0"/>
+          <w:kern w:val="0"/>
+          <w:sz w:val="16"/>
+          <w:szCs w:val="16"/>
+          <w:shd w:val="clear" w:fill="1F1F1F"/>
+          <w:lang w:val="en-US" w:eastAsia="zh-CN" w:bidi="ar"/>
+        </w:rPr>
+        <w:t>UserRole</w:t>
+      </w:r>
+      <w:r>
+        <w:rPr>
+          <w:rFonts w:hint="default" w:ascii="Consolas" w:hAnsi="Consolas" w:eastAsia="Consolas" w:cs="Consolas"/>
+          <w:b w:val="0"/>
+          <w:bCs w:val="0"/>
+          <w:color w:val="CCCCCC"/>
+          <w:kern w:val="0"/>
+          <w:sz w:val="16"/>
+          <w:szCs w:val="16"/>
+          <w:shd w:val="clear" w:fill="1F1F1F"/>
+          <w:lang w:val="en-US" w:eastAsia="zh-CN" w:bidi="ar"/>
+        </w:rPr>
+        <w:t>.</w:t>
+      </w:r>
+      <w:r>
+        <w:rPr>
+          <w:rFonts w:hint="default" w:ascii="Consolas" w:hAnsi="Consolas" w:eastAsia="Consolas" w:cs="Consolas"/>
+          <w:b w:val="0"/>
+          <w:bCs w:val="0"/>
+          <w:color w:val="4FC1FF"/>
+          <w:kern w:val="0"/>
+          <w:sz w:val="16"/>
+          <w:szCs w:val="16"/>
+          <w:shd w:val="clear" w:fill="1F1F1F"/>
+          <w:lang w:val="en-US" w:eastAsia="zh-CN" w:bidi="ar"/>
+        </w:rPr>
+        <w:t>ADMIN</w:t>
+      </w:r>
+      <w:r>
+        <w:rPr>
+          <w:rFonts w:hint="default" w:ascii="Consolas" w:hAnsi="Consolas" w:eastAsia="Consolas" w:cs="Consolas"/>
+          <w:b w:val="0"/>
+          <w:bCs w:val="0"/>
+          <w:color w:val="CCCCCC"/>
+          <w:kern w:val="0"/>
+          <w:sz w:val="16"/>
+          <w:szCs w:val="16"/>
+          <w:shd w:val="clear" w:fill="1F1F1F"/>
+          <w:lang w:val="en-US" w:eastAsia="zh-CN" w:bidi="ar"/>
+        </w:rPr>
+        <w:t>) {</w:t>
+      </w:r>
+    </w:p>
+    <w:p>
+      <w:pPr>
+        <w:keepNext w:val="0"/>
+        <w:keepLines w:val="0"/>
+        <w:widowControl/>
+        <w:suppressLineNumbers w:val="0"/>
+        <w:shd w:val="clear" w:fill="1F1F1F"/>
+        <w:spacing w:line="228" w:lineRule="atLeast"/>
+        <w:jc w:val="left"/>
+        <w:rPr>
+          <w:rFonts w:hint="default" w:ascii="Consolas" w:hAnsi="Consolas" w:eastAsia="Consolas" w:cs="Consolas"/>
+          <w:b w:val="0"/>
+          <w:bCs w:val="0"/>
+          <w:color w:val="CCCCCC"/>
+          <w:sz w:val="16"/>
+          <w:szCs w:val="16"/>
+        </w:rPr>
+      </w:pPr>
+      <w:r>
+        <w:rPr>
+          <w:rFonts w:hint="default" w:ascii="Consolas" w:hAnsi="Consolas" w:eastAsia="Consolas" w:cs="Consolas"/>
+          <w:b w:val="0"/>
+          <w:bCs w:val="0"/>
+          <w:color w:val="CCCCCC"/>
+          <w:kern w:val="0"/>
+          <w:sz w:val="16"/>
+          <w:szCs w:val="16"/>
+          <w:shd w:val="clear" w:fill="1F1F1F"/>
+          <w:lang w:val="en-US" w:eastAsia="zh-CN" w:bidi="ar"/>
+        </w:rPr>
+        <w:t xml:space="preserve">            </w:t>
+      </w:r>
+      <w:r>
+        <w:rPr>
+          <w:rFonts w:hint="default" w:ascii="Consolas" w:hAnsi="Consolas" w:eastAsia="Consolas" w:cs="Consolas"/>
+          <w:b w:val="0"/>
+          <w:bCs w:val="0"/>
+          <w:color w:val="C586C0"/>
+          <w:kern w:val="0"/>
+          <w:sz w:val="16"/>
+          <w:szCs w:val="16"/>
+          <w:shd w:val="clear" w:fill="1F1F1F"/>
+          <w:lang w:val="en-US" w:eastAsia="zh-CN" w:bidi="ar"/>
+        </w:rPr>
+        <w:t>throw</w:t>
+      </w:r>
+      <w:r>
+        <w:rPr>
+          <w:rFonts w:hint="default" w:ascii="Consolas" w:hAnsi="Consolas" w:eastAsia="Consolas" w:cs="Consolas"/>
+          <w:b w:val="0"/>
+          <w:bCs w:val="0"/>
+          <w:color w:val="CCCCCC"/>
+          <w:kern w:val="0"/>
+          <w:sz w:val="16"/>
+          <w:szCs w:val="16"/>
+          <w:shd w:val="clear" w:fill="1F1F1F"/>
+          <w:lang w:val="en-US" w:eastAsia="zh-CN" w:bidi="ar"/>
+        </w:rPr>
+        <w:t xml:space="preserve"> </w:t>
+      </w:r>
+      <w:r>
+        <w:rPr>
+          <w:rFonts w:hint="default" w:ascii="Consolas" w:hAnsi="Consolas" w:eastAsia="Consolas" w:cs="Consolas"/>
+          <w:b w:val="0"/>
+          <w:bCs w:val="0"/>
+          <w:color w:val="C586C0"/>
+          <w:kern w:val="0"/>
+          <w:sz w:val="16"/>
+          <w:szCs w:val="16"/>
+          <w:shd w:val="clear" w:fill="1F1F1F"/>
+          <w:lang w:val="en-US" w:eastAsia="zh-CN" w:bidi="ar"/>
+        </w:rPr>
+        <w:t>new</w:t>
+      </w:r>
+      <w:r>
+        <w:rPr>
+          <w:rFonts w:hint="default" w:ascii="Consolas" w:hAnsi="Consolas" w:eastAsia="Consolas" w:cs="Consolas"/>
+          <w:b w:val="0"/>
+          <w:bCs w:val="0"/>
+          <w:color w:val="CCCCCC"/>
+          <w:kern w:val="0"/>
+          <w:sz w:val="16"/>
+          <w:szCs w:val="16"/>
+          <w:shd w:val="clear" w:fill="1F1F1F"/>
+          <w:lang w:val="en-US" w:eastAsia="zh-CN" w:bidi="ar"/>
+        </w:rPr>
+        <w:t xml:space="preserve"> </w:t>
+      </w:r>
+      <w:r>
+        <w:rPr>
+          <w:rFonts w:hint="default" w:ascii="Consolas" w:hAnsi="Consolas" w:eastAsia="Consolas" w:cs="Consolas"/>
+          <w:b w:val="0"/>
+          <w:bCs w:val="0"/>
+          <w:color w:val="DCDCAA"/>
+          <w:kern w:val="0"/>
+          <w:sz w:val="16"/>
+          <w:szCs w:val="16"/>
+          <w:shd w:val="clear" w:fill="1F1F1F"/>
+          <w:lang w:val="en-US" w:eastAsia="zh-CN" w:bidi="ar"/>
+        </w:rPr>
+        <w:t>ResponseStatusException</w:t>
+      </w:r>
+      <w:r>
+        <w:rPr>
+          <w:rFonts w:hint="default" w:ascii="Consolas" w:hAnsi="Consolas" w:eastAsia="Consolas" w:cs="Consolas"/>
+          <w:b w:val="0"/>
+          <w:bCs w:val="0"/>
+          <w:color w:val="CCCCCC"/>
+          <w:kern w:val="0"/>
+          <w:sz w:val="16"/>
+          <w:szCs w:val="16"/>
+          <w:shd w:val="clear" w:fill="1F1F1F"/>
+          <w:lang w:val="en-US" w:eastAsia="zh-CN" w:bidi="ar"/>
+        </w:rPr>
+        <w:t>(</w:t>
+      </w:r>
+    </w:p>
+    <w:p>
+      <w:pPr>
+        <w:keepNext w:val="0"/>
+        <w:keepLines w:val="0"/>
+        <w:widowControl/>
+        <w:suppressLineNumbers w:val="0"/>
+        <w:shd w:val="clear" w:fill="1F1F1F"/>
+        <w:spacing w:line="228" w:lineRule="atLeast"/>
+        <w:jc w:val="left"/>
+        <w:rPr>
+          <w:rFonts w:hint="default" w:ascii="Consolas" w:hAnsi="Consolas" w:eastAsia="Consolas" w:cs="Consolas"/>
+          <w:b w:val="0"/>
+          <w:bCs w:val="0"/>
+          <w:color w:val="CCCCCC"/>
+          <w:sz w:val="16"/>
+          <w:szCs w:val="16"/>
+        </w:rPr>
+      </w:pPr>
+      <w:r>
+        <w:rPr>
+          <w:rFonts w:hint="default" w:ascii="Consolas" w:hAnsi="Consolas" w:eastAsia="Consolas" w:cs="Consolas"/>
+          <w:b w:val="0"/>
+          <w:bCs w:val="0"/>
+          <w:color w:val="CCCCCC"/>
+          <w:kern w:val="0"/>
+          <w:sz w:val="16"/>
+          <w:szCs w:val="16"/>
+          <w:shd w:val="clear" w:fill="1F1F1F"/>
+          <w:lang w:val="en-US" w:eastAsia="zh-CN" w:bidi="ar"/>
+        </w:rPr>
+        <w:t xml:space="preserve">                    </w:t>
+      </w:r>
+      <w:r>
+        <w:rPr>
+          <w:rFonts w:hint="default" w:ascii="Consolas" w:hAnsi="Consolas" w:eastAsia="Consolas" w:cs="Consolas"/>
+          <w:b w:val="0"/>
+          <w:bCs w:val="0"/>
+          <w:color w:val="4EC9B0"/>
+          <w:kern w:val="0"/>
+          <w:sz w:val="16"/>
+          <w:szCs w:val="16"/>
+          <w:shd w:val="clear" w:fill="1F1F1F"/>
+          <w:lang w:val="en-US" w:eastAsia="zh-CN" w:bidi="ar"/>
+        </w:rPr>
+        <w:t>HttpStatus</w:t>
+      </w:r>
+      <w:r>
+        <w:rPr>
+          <w:rFonts w:hint="default" w:ascii="Consolas" w:hAnsi="Consolas" w:eastAsia="Consolas" w:cs="Consolas"/>
+          <w:b w:val="0"/>
+          <w:bCs w:val="0"/>
+          <w:color w:val="CCCCCC"/>
+          <w:kern w:val="0"/>
+          <w:sz w:val="16"/>
+          <w:szCs w:val="16"/>
+          <w:shd w:val="clear" w:fill="1F1F1F"/>
+          <w:lang w:val="en-US" w:eastAsia="zh-CN" w:bidi="ar"/>
+        </w:rPr>
+        <w:t>.</w:t>
+      </w:r>
+      <w:r>
+        <w:rPr>
+          <w:rFonts w:hint="default" w:ascii="Consolas" w:hAnsi="Consolas" w:eastAsia="Consolas" w:cs="Consolas"/>
+          <w:b w:val="0"/>
+          <w:bCs w:val="0"/>
+          <w:color w:val="4FC1FF"/>
+          <w:kern w:val="0"/>
+          <w:sz w:val="16"/>
+          <w:szCs w:val="16"/>
+          <w:shd w:val="clear" w:fill="1F1F1F"/>
+          <w:lang w:val="en-US" w:eastAsia="zh-CN" w:bidi="ar"/>
+        </w:rPr>
+        <w:t>FORBIDDEN</w:t>
+      </w:r>
+      <w:r>
+        <w:rPr>
+          <w:rFonts w:hint="default" w:ascii="Consolas" w:hAnsi="Consolas" w:eastAsia="Consolas" w:cs="Consolas"/>
+          <w:b w:val="0"/>
+          <w:bCs w:val="0"/>
+          <w:color w:val="CCCCCC"/>
+          <w:kern w:val="0"/>
+          <w:sz w:val="16"/>
+          <w:szCs w:val="16"/>
+          <w:shd w:val="clear" w:fill="1F1F1F"/>
+          <w:lang w:val="en-US" w:eastAsia="zh-CN" w:bidi="ar"/>
+        </w:rPr>
+        <w:t xml:space="preserve">, </w:t>
+      </w:r>
+      <w:r>
+        <w:rPr>
+          <w:rFonts w:hint="default" w:ascii="Consolas" w:hAnsi="Consolas" w:eastAsia="Consolas" w:cs="Consolas"/>
+          <w:b w:val="0"/>
+          <w:bCs w:val="0"/>
+          <w:color w:val="CE9178"/>
+          <w:kern w:val="0"/>
+          <w:sz w:val="16"/>
+          <w:szCs w:val="16"/>
+          <w:shd w:val="clear" w:fill="1F1F1F"/>
+          <w:lang w:val="en-US" w:eastAsia="zh-CN" w:bidi="ar"/>
+        </w:rPr>
+        <w:t>"Access denied"</w:t>
+      </w:r>
+      <w:r>
+        <w:rPr>
+          <w:rFonts w:hint="default" w:ascii="Consolas" w:hAnsi="Consolas" w:eastAsia="Consolas" w:cs="Consolas"/>
+          <w:b w:val="0"/>
+          <w:bCs w:val="0"/>
+          <w:color w:val="CCCCCC"/>
+          <w:kern w:val="0"/>
+          <w:sz w:val="16"/>
+          <w:szCs w:val="16"/>
+          <w:shd w:val="clear" w:fill="1F1F1F"/>
+          <w:lang w:val="en-US" w:eastAsia="zh-CN" w:bidi="ar"/>
+        </w:rPr>
+        <w:t>);</w:t>
+      </w:r>
+    </w:p>
+    <w:p>
+      <w:pPr>
+        <w:keepNext w:val="0"/>
+        <w:keepLines w:val="0"/>
+        <w:widowControl/>
+        <w:suppressLineNumbers w:val="0"/>
+        <w:shd w:val="clear" w:fill="1F1F1F"/>
+        <w:spacing w:line="228" w:lineRule="atLeast"/>
+        <w:jc w:val="left"/>
+        <w:rPr>
+          <w:rFonts w:hint="default" w:ascii="Consolas" w:hAnsi="Consolas" w:eastAsia="Consolas" w:cs="Consolas"/>
+          <w:b w:val="0"/>
+          <w:bCs w:val="0"/>
+          <w:color w:val="CCCCCC"/>
+          <w:sz w:val="16"/>
+          <w:szCs w:val="16"/>
+        </w:rPr>
+      </w:pPr>
+      <w:r>
+        <w:rPr>
+          <w:rFonts w:hint="default" w:ascii="Consolas" w:hAnsi="Consolas" w:eastAsia="Consolas" w:cs="Consolas"/>
+          <w:b w:val="0"/>
+          <w:bCs w:val="0"/>
+          <w:color w:val="CCCCCC"/>
+          <w:kern w:val="0"/>
+          <w:sz w:val="16"/>
+          <w:szCs w:val="16"/>
+          <w:shd w:val="clear" w:fill="1F1F1F"/>
+          <w:lang w:val="en-US" w:eastAsia="zh-CN" w:bidi="ar"/>
+        </w:rPr>
+        <w:t>        }</w:t>
+      </w:r>
+    </w:p>
+    <w:p>
+      <w:pPr>
+        <w:keepNext w:val="0"/>
+        <w:keepLines w:val="0"/>
+        <w:widowControl/>
+        <w:suppressLineNumbers w:val="0"/>
+        <w:shd w:val="clear" w:fill="1F1F1F"/>
+        <w:spacing w:line="228" w:lineRule="atLeast"/>
+        <w:jc w:val="left"/>
+        <w:rPr>
+          <w:rFonts w:hint="default" w:ascii="Consolas" w:hAnsi="Consolas" w:eastAsia="Consolas" w:cs="Consolas"/>
+          <w:b w:val="0"/>
+          <w:bCs w:val="0"/>
+          <w:color w:val="CCCCCC"/>
+          <w:sz w:val="16"/>
+          <w:szCs w:val="16"/>
+        </w:rPr>
+      </w:pPr>
+    </w:p>
+    <w:p>
+      <w:pPr>
+        <w:keepNext w:val="0"/>
+        <w:keepLines w:val="0"/>
+        <w:widowControl/>
+        <w:suppressLineNumbers w:val="0"/>
+        <w:shd w:val="clear" w:fill="1F1F1F"/>
+        <w:spacing w:line="228" w:lineRule="atLeast"/>
+        <w:jc w:val="left"/>
+        <w:rPr>
+          <w:rFonts w:hint="default" w:ascii="Consolas" w:hAnsi="Consolas" w:eastAsia="Consolas" w:cs="Consolas"/>
+          <w:b w:val="0"/>
+          <w:bCs w:val="0"/>
+          <w:color w:val="CCCCCC"/>
+          <w:sz w:val="16"/>
+          <w:szCs w:val="16"/>
+        </w:rPr>
+      </w:pPr>
+      <w:r>
+        <w:rPr>
+          <w:rFonts w:hint="default" w:ascii="Consolas" w:hAnsi="Consolas" w:eastAsia="Consolas" w:cs="Consolas"/>
+          <w:b w:val="0"/>
+          <w:bCs w:val="0"/>
+          <w:color w:val="CCCCCC"/>
+          <w:kern w:val="0"/>
+          <w:sz w:val="16"/>
+          <w:szCs w:val="16"/>
+          <w:shd w:val="clear" w:fill="1F1F1F"/>
+          <w:lang w:val="en-US" w:eastAsia="zh-CN" w:bidi="ar"/>
+        </w:rPr>
+        <w:t xml:space="preserve">        </w:t>
+      </w:r>
+      <w:r>
+        <w:rPr>
+          <w:rFonts w:hint="default" w:ascii="Consolas" w:hAnsi="Consolas" w:eastAsia="Consolas" w:cs="Consolas"/>
+          <w:b w:val="0"/>
+          <w:bCs w:val="0"/>
+          <w:color w:val="C586C0"/>
+          <w:kern w:val="0"/>
+          <w:sz w:val="16"/>
+          <w:szCs w:val="16"/>
+          <w:shd w:val="clear" w:fill="1F1F1F"/>
+          <w:lang w:val="en-US" w:eastAsia="zh-CN" w:bidi="ar"/>
+        </w:rPr>
+        <w:t>return</w:t>
+      </w:r>
+      <w:r>
+        <w:rPr>
+          <w:rFonts w:hint="default" w:ascii="Consolas" w:hAnsi="Consolas" w:eastAsia="Consolas" w:cs="Consolas"/>
+          <w:b w:val="0"/>
+          <w:bCs w:val="0"/>
+          <w:color w:val="CCCCCC"/>
+          <w:kern w:val="0"/>
+          <w:sz w:val="16"/>
+          <w:szCs w:val="16"/>
+          <w:shd w:val="clear" w:fill="1F1F1F"/>
+          <w:lang w:val="en-US" w:eastAsia="zh-CN" w:bidi="ar"/>
+        </w:rPr>
+        <w:t xml:space="preserve"> </w:t>
+      </w:r>
+      <w:r>
+        <w:rPr>
+          <w:rFonts w:hint="default" w:ascii="Consolas" w:hAnsi="Consolas" w:eastAsia="Consolas" w:cs="Consolas"/>
+          <w:b w:val="0"/>
+          <w:bCs w:val="0"/>
+          <w:color w:val="4FC1FF"/>
+          <w:kern w:val="0"/>
+          <w:sz w:val="16"/>
+          <w:szCs w:val="16"/>
+          <w:shd w:val="clear" w:fill="1F1F1F"/>
+          <w:lang w:val="en-US" w:eastAsia="zh-CN" w:bidi="ar"/>
+        </w:rPr>
+        <w:t>service</w:t>
+      </w:r>
+      <w:r>
+        <w:rPr>
+          <w:rFonts w:hint="default" w:ascii="Consolas" w:hAnsi="Consolas" w:eastAsia="Consolas" w:cs="Consolas"/>
+          <w:b w:val="0"/>
+          <w:bCs w:val="0"/>
+          <w:color w:val="CCCCCC"/>
+          <w:kern w:val="0"/>
+          <w:sz w:val="16"/>
+          <w:szCs w:val="16"/>
+          <w:shd w:val="clear" w:fill="1F1F1F"/>
+          <w:lang w:val="en-US" w:eastAsia="zh-CN" w:bidi="ar"/>
+        </w:rPr>
+        <w:t>.</w:t>
+      </w:r>
+      <w:r>
+        <w:rPr>
+          <w:rFonts w:hint="default" w:ascii="Consolas" w:hAnsi="Consolas" w:eastAsia="Consolas" w:cs="Consolas"/>
+          <w:b w:val="0"/>
+          <w:bCs w:val="0"/>
+          <w:color w:val="DCDCAA"/>
+          <w:kern w:val="0"/>
+          <w:sz w:val="16"/>
+          <w:szCs w:val="16"/>
+          <w:shd w:val="clear" w:fill="1F1F1F"/>
+          <w:lang w:val="en-US" w:eastAsia="zh-CN" w:bidi="ar"/>
+        </w:rPr>
+        <w:t>create</w:t>
+      </w:r>
+      <w:r>
+        <w:rPr>
+          <w:rFonts w:hint="default" w:ascii="Consolas" w:hAnsi="Consolas" w:eastAsia="Consolas" w:cs="Consolas"/>
+          <w:b w:val="0"/>
+          <w:bCs w:val="0"/>
+          <w:color w:val="CCCCCC"/>
+          <w:kern w:val="0"/>
+          <w:sz w:val="16"/>
+          <w:szCs w:val="16"/>
+          <w:shd w:val="clear" w:fill="1F1F1F"/>
+          <w:lang w:val="en-US" w:eastAsia="zh-CN" w:bidi="ar"/>
+        </w:rPr>
+        <w:t>(</w:t>
+      </w:r>
+      <w:r>
+        <w:rPr>
+          <w:rFonts w:hint="default" w:ascii="Consolas" w:hAnsi="Consolas" w:eastAsia="Consolas" w:cs="Consolas"/>
+          <w:b w:val="0"/>
+          <w:bCs w:val="0"/>
+          <w:color w:val="9CDCFE"/>
+          <w:kern w:val="0"/>
+          <w:sz w:val="16"/>
+          <w:szCs w:val="16"/>
+          <w:shd w:val="clear" w:fill="1F1F1F"/>
+          <w:lang w:val="en-US" w:eastAsia="zh-CN" w:bidi="ar"/>
+        </w:rPr>
+        <w:t>dto</w:t>
+      </w:r>
+      <w:r>
+        <w:rPr>
+          <w:rFonts w:hint="default" w:ascii="Consolas" w:hAnsi="Consolas" w:eastAsia="Consolas" w:cs="Consolas"/>
+          <w:b w:val="0"/>
+          <w:bCs w:val="0"/>
+          <w:color w:val="CCCCCC"/>
+          <w:kern w:val="0"/>
+          <w:sz w:val="16"/>
+          <w:szCs w:val="16"/>
+          <w:shd w:val="clear" w:fill="1F1F1F"/>
+          <w:lang w:val="en-US" w:eastAsia="zh-CN" w:bidi="ar"/>
+        </w:rPr>
+        <w:t>);</w:t>
+      </w:r>
+    </w:p>
+    <w:p>
+      <w:pPr>
+        <w:keepNext w:val="0"/>
+        <w:keepLines w:val="0"/>
+        <w:widowControl/>
+        <w:suppressLineNumbers w:val="0"/>
+        <w:shd w:val="clear" w:fill="1F1F1F"/>
+        <w:spacing w:line="228" w:lineRule="atLeast"/>
+        <w:jc w:val="left"/>
+        <w:rPr>
+          <w:rFonts w:hint="default" w:ascii="Consolas" w:hAnsi="Consolas" w:eastAsia="Consolas" w:cs="Consolas"/>
+          <w:b w:val="0"/>
+          <w:bCs w:val="0"/>
+          <w:color w:val="CCCCCC"/>
+          <w:sz w:val="16"/>
+          <w:szCs w:val="16"/>
+        </w:rPr>
+      </w:pPr>
+      <w:r>
+        <w:rPr>
+          <w:rFonts w:hint="default" w:ascii="Consolas" w:hAnsi="Consolas" w:eastAsia="Consolas" w:cs="Consolas"/>
+          <w:b w:val="0"/>
+          <w:bCs w:val="0"/>
+          <w:color w:val="CCCCCC"/>
+          <w:kern w:val="0"/>
+          <w:sz w:val="16"/>
+          <w:szCs w:val="16"/>
+          <w:shd w:val="clear" w:fill="1F1F1F"/>
+          <w:lang w:val="en-US" w:eastAsia="zh-CN" w:bidi="ar"/>
+        </w:rPr>
+        <w:t>    }</w:t>
+      </w:r>
+    </w:p>
+    <w:p>
+      <w:pPr>
+        <w:keepNext w:val="0"/>
+        <w:keepLines w:val="0"/>
+        <w:widowControl/>
+        <w:suppressLineNumbers w:val="0"/>
+        <w:jc w:val="left"/>
+      </w:pPr>
+    </w:p>
+    <w:p>
+      <w:pPr>
+        <w:keepNext w:val="0"/>
+        <w:keepLines w:val="0"/>
+        <w:widowControl/>
+        <w:suppressLineNumbers w:val="0"/>
+        <w:shd w:val="clear" w:fill="1F1F1F"/>
+        <w:spacing w:line="228" w:lineRule="atLeast"/>
+        <w:jc w:val="left"/>
+        <w:rPr>
+          <w:rFonts w:hint="default" w:ascii="Consolas" w:hAnsi="Consolas" w:eastAsia="Consolas" w:cs="Consolas"/>
+          <w:b w:val="0"/>
+          <w:bCs w:val="0"/>
+          <w:color w:val="CCCCCC"/>
+          <w:sz w:val="16"/>
+          <w:szCs w:val="16"/>
+        </w:rPr>
+      </w:pPr>
+      <w:r>
+        <w:rPr>
+          <w:rFonts w:hint="default" w:ascii="Consolas" w:hAnsi="Consolas" w:eastAsia="Consolas" w:cs="Consolas"/>
+          <w:b w:val="0"/>
+          <w:bCs w:val="0"/>
+          <w:color w:val="CCCCCC"/>
+          <w:kern w:val="0"/>
+          <w:sz w:val="16"/>
+          <w:szCs w:val="16"/>
+          <w:shd w:val="clear" w:fill="1F1F1F"/>
+          <w:lang w:val="en-US" w:eastAsia="zh-CN" w:bidi="ar"/>
+        </w:rPr>
+        <w:t>    @</w:t>
+      </w:r>
+      <w:r>
+        <w:rPr>
+          <w:rFonts w:hint="default" w:ascii="Consolas" w:hAnsi="Consolas" w:eastAsia="Consolas" w:cs="Consolas"/>
+          <w:b w:val="0"/>
+          <w:bCs w:val="0"/>
+          <w:color w:val="4EC9B0"/>
+          <w:kern w:val="0"/>
+          <w:sz w:val="16"/>
+          <w:szCs w:val="16"/>
+          <w:shd w:val="clear" w:fill="1F1F1F"/>
+          <w:lang w:val="en-US" w:eastAsia="zh-CN" w:bidi="ar"/>
+        </w:rPr>
+        <w:t>PutMapping</w:t>
+      </w:r>
+      <w:r>
+        <w:rPr>
+          <w:rFonts w:hint="default" w:ascii="Consolas" w:hAnsi="Consolas" w:eastAsia="Consolas" w:cs="Consolas"/>
+          <w:b w:val="0"/>
+          <w:bCs w:val="0"/>
+          <w:color w:val="CCCCCC"/>
+          <w:kern w:val="0"/>
+          <w:sz w:val="16"/>
+          <w:szCs w:val="16"/>
+          <w:shd w:val="clear" w:fill="1F1F1F"/>
+          <w:lang w:val="en-US" w:eastAsia="zh-CN" w:bidi="ar"/>
+        </w:rPr>
+        <w:t>(</w:t>
+      </w:r>
+      <w:r>
+        <w:rPr>
+          <w:rFonts w:hint="default" w:ascii="Consolas" w:hAnsi="Consolas" w:eastAsia="Consolas" w:cs="Consolas"/>
+          <w:b w:val="0"/>
+          <w:bCs w:val="0"/>
+          <w:color w:val="CE9178"/>
+          <w:kern w:val="0"/>
+          <w:sz w:val="16"/>
+          <w:szCs w:val="16"/>
+          <w:shd w:val="clear" w:fill="1F1F1F"/>
+          <w:lang w:val="en-US" w:eastAsia="zh-CN" w:bidi="ar"/>
+        </w:rPr>
+        <w:t>"/{id}"</w:t>
+      </w:r>
+      <w:r>
+        <w:rPr>
+          <w:rFonts w:hint="default" w:ascii="Consolas" w:hAnsi="Consolas" w:eastAsia="Consolas" w:cs="Consolas"/>
+          <w:b w:val="0"/>
+          <w:bCs w:val="0"/>
+          <w:color w:val="CCCCCC"/>
+          <w:kern w:val="0"/>
+          <w:sz w:val="16"/>
+          <w:szCs w:val="16"/>
+          <w:shd w:val="clear" w:fill="1F1F1F"/>
+          <w:lang w:val="en-US" w:eastAsia="zh-CN" w:bidi="ar"/>
+        </w:rPr>
+        <w:t>)</w:t>
+      </w:r>
+    </w:p>
+    <w:p>
+      <w:pPr>
+        <w:keepNext w:val="0"/>
+        <w:keepLines w:val="0"/>
+        <w:widowControl/>
+        <w:suppressLineNumbers w:val="0"/>
+        <w:shd w:val="clear" w:fill="1F1F1F"/>
+        <w:spacing w:line="228" w:lineRule="atLeast"/>
+        <w:jc w:val="left"/>
+        <w:rPr>
+          <w:rFonts w:hint="default" w:ascii="Consolas" w:hAnsi="Consolas" w:eastAsia="Consolas" w:cs="Consolas"/>
+          <w:b w:val="0"/>
+          <w:bCs w:val="0"/>
+          <w:color w:val="CCCCCC"/>
+          <w:sz w:val="16"/>
+          <w:szCs w:val="16"/>
+        </w:rPr>
+      </w:pPr>
+      <w:r>
+        <w:rPr>
+          <w:rFonts w:hint="default" w:ascii="Consolas" w:hAnsi="Consolas" w:eastAsia="Consolas" w:cs="Consolas"/>
+          <w:b w:val="0"/>
+          <w:bCs w:val="0"/>
+          <w:color w:val="CCCCCC"/>
+          <w:kern w:val="0"/>
+          <w:sz w:val="16"/>
+          <w:szCs w:val="16"/>
+          <w:shd w:val="clear" w:fill="1F1F1F"/>
+          <w:lang w:val="en-US" w:eastAsia="zh-CN" w:bidi="ar"/>
+        </w:rPr>
+        <w:t xml:space="preserve">    </w:t>
+      </w:r>
+      <w:r>
+        <w:rPr>
+          <w:rFonts w:hint="default" w:ascii="Consolas" w:hAnsi="Consolas" w:eastAsia="Consolas" w:cs="Consolas"/>
+          <w:b w:val="0"/>
+          <w:bCs w:val="0"/>
+          <w:color w:val="569CD6"/>
+          <w:kern w:val="0"/>
+          <w:sz w:val="16"/>
+          <w:szCs w:val="16"/>
+          <w:shd w:val="clear" w:fill="1F1F1F"/>
+          <w:lang w:val="en-US" w:eastAsia="zh-CN" w:bidi="ar"/>
+        </w:rPr>
+        <w:t>public</w:t>
+      </w:r>
+      <w:r>
+        <w:rPr>
+          <w:rFonts w:hint="default" w:ascii="Consolas" w:hAnsi="Consolas" w:eastAsia="Consolas" w:cs="Consolas"/>
+          <w:b w:val="0"/>
+          <w:bCs w:val="0"/>
+          <w:color w:val="CCCCCC"/>
+          <w:kern w:val="0"/>
+          <w:sz w:val="16"/>
+          <w:szCs w:val="16"/>
+          <w:shd w:val="clear" w:fill="1F1F1F"/>
+          <w:lang w:val="en-US" w:eastAsia="zh-CN" w:bidi="ar"/>
+        </w:rPr>
+        <w:t xml:space="preserve"> </w:t>
+      </w:r>
+      <w:r>
+        <w:rPr>
+          <w:rFonts w:hint="default" w:ascii="Consolas" w:hAnsi="Consolas" w:eastAsia="Consolas" w:cs="Consolas"/>
+          <w:b w:val="0"/>
+          <w:bCs w:val="0"/>
+          <w:color w:val="4EC9B0"/>
+          <w:kern w:val="0"/>
+          <w:sz w:val="16"/>
+          <w:szCs w:val="16"/>
+          <w:shd w:val="clear" w:fill="1F1F1F"/>
+          <w:lang w:val="en-US" w:eastAsia="zh-CN" w:bidi="ar"/>
+        </w:rPr>
+        <w:t>CategoryDto</w:t>
+      </w:r>
+      <w:r>
+        <w:rPr>
+          <w:rFonts w:hint="default" w:ascii="Consolas" w:hAnsi="Consolas" w:eastAsia="Consolas" w:cs="Consolas"/>
+          <w:b w:val="0"/>
+          <w:bCs w:val="0"/>
+          <w:color w:val="CCCCCC"/>
+          <w:kern w:val="0"/>
+          <w:sz w:val="16"/>
+          <w:szCs w:val="16"/>
+          <w:shd w:val="clear" w:fill="1F1F1F"/>
+          <w:lang w:val="en-US" w:eastAsia="zh-CN" w:bidi="ar"/>
+        </w:rPr>
+        <w:t xml:space="preserve"> </w:t>
+      </w:r>
+      <w:r>
+        <w:rPr>
+          <w:rFonts w:hint="default" w:ascii="Consolas" w:hAnsi="Consolas" w:eastAsia="Consolas" w:cs="Consolas"/>
+          <w:b w:val="0"/>
+          <w:bCs w:val="0"/>
+          <w:color w:val="DCDCAA"/>
+          <w:kern w:val="0"/>
+          <w:sz w:val="16"/>
+          <w:szCs w:val="16"/>
+          <w:shd w:val="clear" w:fill="1F1F1F"/>
+          <w:lang w:val="en-US" w:eastAsia="zh-CN" w:bidi="ar"/>
+        </w:rPr>
+        <w:t>update</w:t>
+      </w:r>
+      <w:r>
+        <w:rPr>
+          <w:rFonts w:hint="default" w:ascii="Consolas" w:hAnsi="Consolas" w:eastAsia="Consolas" w:cs="Consolas"/>
+          <w:b w:val="0"/>
+          <w:bCs w:val="0"/>
+          <w:color w:val="CCCCCC"/>
+          <w:kern w:val="0"/>
+          <w:sz w:val="16"/>
+          <w:szCs w:val="16"/>
+          <w:shd w:val="clear" w:fill="1F1F1F"/>
+          <w:lang w:val="en-US" w:eastAsia="zh-CN" w:bidi="ar"/>
+        </w:rPr>
+        <w:t>(@</w:t>
+      </w:r>
+      <w:r>
+        <w:rPr>
+          <w:rFonts w:hint="default" w:ascii="Consolas" w:hAnsi="Consolas" w:eastAsia="Consolas" w:cs="Consolas"/>
+          <w:b w:val="0"/>
+          <w:bCs w:val="0"/>
+          <w:color w:val="4EC9B0"/>
+          <w:kern w:val="0"/>
+          <w:sz w:val="16"/>
+          <w:szCs w:val="16"/>
+          <w:shd w:val="clear" w:fill="1F1F1F"/>
+          <w:lang w:val="en-US" w:eastAsia="zh-CN" w:bidi="ar"/>
+        </w:rPr>
+        <w:t>PathVariable</w:t>
+      </w:r>
+      <w:r>
+        <w:rPr>
+          <w:rFonts w:hint="default" w:ascii="Consolas" w:hAnsi="Consolas" w:eastAsia="Consolas" w:cs="Consolas"/>
+          <w:b w:val="0"/>
+          <w:bCs w:val="0"/>
+          <w:color w:val="CCCCCC"/>
+          <w:kern w:val="0"/>
+          <w:sz w:val="16"/>
+          <w:szCs w:val="16"/>
+          <w:shd w:val="clear" w:fill="1F1F1F"/>
+          <w:lang w:val="en-US" w:eastAsia="zh-CN" w:bidi="ar"/>
+        </w:rPr>
+        <w:t xml:space="preserve"> </w:t>
+      </w:r>
+      <w:r>
+        <w:rPr>
+          <w:rFonts w:hint="default" w:ascii="Consolas" w:hAnsi="Consolas" w:eastAsia="Consolas" w:cs="Consolas"/>
+          <w:b w:val="0"/>
+          <w:bCs w:val="0"/>
+          <w:color w:val="4EC9B0"/>
+          <w:kern w:val="0"/>
+          <w:sz w:val="16"/>
+          <w:szCs w:val="16"/>
+          <w:shd w:val="clear" w:fill="1F1F1F"/>
+          <w:lang w:val="en-US" w:eastAsia="zh-CN" w:bidi="ar"/>
+        </w:rPr>
+        <w:t>Long</w:t>
+      </w:r>
+      <w:r>
+        <w:rPr>
+          <w:rFonts w:hint="default" w:ascii="Consolas" w:hAnsi="Consolas" w:eastAsia="Consolas" w:cs="Consolas"/>
+          <w:b w:val="0"/>
+          <w:bCs w:val="0"/>
+          <w:color w:val="CCCCCC"/>
+          <w:kern w:val="0"/>
+          <w:sz w:val="16"/>
+          <w:szCs w:val="16"/>
+          <w:shd w:val="clear" w:fill="1F1F1F"/>
+          <w:lang w:val="en-US" w:eastAsia="zh-CN" w:bidi="ar"/>
+        </w:rPr>
+        <w:t xml:space="preserve"> </w:t>
+      </w:r>
+      <w:r>
+        <w:rPr>
+          <w:rFonts w:hint="default" w:ascii="Consolas" w:hAnsi="Consolas" w:eastAsia="Consolas" w:cs="Consolas"/>
+          <w:b w:val="0"/>
+          <w:bCs w:val="0"/>
+          <w:color w:val="9CDCFE"/>
+          <w:kern w:val="0"/>
+          <w:sz w:val="16"/>
+          <w:szCs w:val="16"/>
+          <w:shd w:val="clear" w:fill="1F1F1F"/>
+          <w:lang w:val="en-US" w:eastAsia="zh-CN" w:bidi="ar"/>
+        </w:rPr>
+        <w:t>id</w:t>
+      </w:r>
+      <w:r>
+        <w:rPr>
+          <w:rFonts w:hint="default" w:ascii="Consolas" w:hAnsi="Consolas" w:eastAsia="Consolas" w:cs="Consolas"/>
+          <w:b w:val="0"/>
+          <w:bCs w:val="0"/>
+          <w:color w:val="CCCCCC"/>
+          <w:kern w:val="0"/>
+          <w:sz w:val="16"/>
+          <w:szCs w:val="16"/>
+          <w:shd w:val="clear" w:fill="1F1F1F"/>
+          <w:lang w:val="en-US" w:eastAsia="zh-CN" w:bidi="ar"/>
+        </w:rPr>
+        <w:t>, @</w:t>
+      </w:r>
+      <w:r>
+        <w:rPr>
+          <w:rFonts w:hint="default" w:ascii="Consolas" w:hAnsi="Consolas" w:eastAsia="Consolas" w:cs="Consolas"/>
+          <w:b w:val="0"/>
+          <w:bCs w:val="0"/>
+          <w:color w:val="4EC9B0"/>
+          <w:kern w:val="0"/>
+          <w:sz w:val="16"/>
+          <w:szCs w:val="16"/>
+          <w:shd w:val="clear" w:fill="1F1F1F"/>
+          <w:lang w:val="en-US" w:eastAsia="zh-CN" w:bidi="ar"/>
+        </w:rPr>
+        <w:t>RequestBody</w:t>
+      </w:r>
+      <w:r>
+        <w:rPr>
+          <w:rFonts w:hint="default" w:ascii="Consolas" w:hAnsi="Consolas" w:eastAsia="Consolas" w:cs="Consolas"/>
+          <w:b w:val="0"/>
+          <w:bCs w:val="0"/>
+          <w:color w:val="CCCCCC"/>
+          <w:kern w:val="0"/>
+          <w:sz w:val="16"/>
+          <w:szCs w:val="16"/>
+          <w:shd w:val="clear" w:fill="1F1F1F"/>
+          <w:lang w:val="en-US" w:eastAsia="zh-CN" w:bidi="ar"/>
+        </w:rPr>
+        <w:t xml:space="preserve"> </w:t>
+      </w:r>
+      <w:r>
+        <w:rPr>
+          <w:rFonts w:hint="default" w:ascii="Consolas" w:hAnsi="Consolas" w:eastAsia="Consolas" w:cs="Consolas"/>
+          <w:b w:val="0"/>
+          <w:bCs w:val="0"/>
+          <w:color w:val="4EC9B0"/>
+          <w:kern w:val="0"/>
+          <w:sz w:val="16"/>
+          <w:szCs w:val="16"/>
+          <w:shd w:val="clear" w:fill="1F1F1F"/>
+          <w:lang w:val="en-US" w:eastAsia="zh-CN" w:bidi="ar"/>
+        </w:rPr>
+        <w:t>CategoryDto</w:t>
+      </w:r>
+      <w:r>
+        <w:rPr>
+          <w:rFonts w:hint="default" w:ascii="Consolas" w:hAnsi="Consolas" w:eastAsia="Consolas" w:cs="Consolas"/>
+          <w:b w:val="0"/>
+          <w:bCs w:val="0"/>
+          <w:color w:val="CCCCCC"/>
+          <w:kern w:val="0"/>
+          <w:sz w:val="16"/>
+          <w:szCs w:val="16"/>
+          <w:shd w:val="clear" w:fill="1F1F1F"/>
+          <w:lang w:val="en-US" w:eastAsia="zh-CN" w:bidi="ar"/>
+        </w:rPr>
+        <w:t xml:space="preserve"> </w:t>
+      </w:r>
+      <w:r>
+        <w:rPr>
+          <w:rFonts w:hint="default" w:ascii="Consolas" w:hAnsi="Consolas" w:eastAsia="Consolas" w:cs="Consolas"/>
+          <w:b w:val="0"/>
+          <w:bCs w:val="0"/>
+          <w:color w:val="9CDCFE"/>
+          <w:kern w:val="0"/>
+          <w:sz w:val="16"/>
+          <w:szCs w:val="16"/>
+          <w:shd w:val="clear" w:fill="1F1F1F"/>
+          <w:lang w:val="en-US" w:eastAsia="zh-CN" w:bidi="ar"/>
+        </w:rPr>
+        <w:t>dto</w:t>
+      </w:r>
+      <w:r>
+        <w:rPr>
+          <w:rFonts w:hint="default" w:ascii="Consolas" w:hAnsi="Consolas" w:eastAsia="Consolas" w:cs="Consolas"/>
+          <w:b w:val="0"/>
+          <w:bCs w:val="0"/>
+          <w:color w:val="CCCCCC"/>
+          <w:kern w:val="0"/>
+          <w:sz w:val="16"/>
+          <w:szCs w:val="16"/>
+          <w:shd w:val="clear" w:fill="1F1F1F"/>
+          <w:lang w:val="en-US" w:eastAsia="zh-CN" w:bidi="ar"/>
+        </w:rPr>
+        <w:t>) {</w:t>
+      </w:r>
+    </w:p>
+    <w:p>
+      <w:pPr>
+        <w:keepNext w:val="0"/>
+        <w:keepLines w:val="0"/>
+        <w:widowControl/>
+        <w:suppressLineNumbers w:val="0"/>
+        <w:shd w:val="clear" w:fill="1F1F1F"/>
+        <w:spacing w:line="228" w:lineRule="atLeast"/>
+        <w:jc w:val="left"/>
+        <w:rPr>
+          <w:rFonts w:hint="default" w:ascii="Consolas" w:hAnsi="Consolas" w:eastAsia="Consolas" w:cs="Consolas"/>
+          <w:b w:val="0"/>
+          <w:bCs w:val="0"/>
+          <w:color w:val="CCCCCC"/>
+          <w:sz w:val="16"/>
+          <w:szCs w:val="16"/>
+        </w:rPr>
+      </w:pPr>
+      <w:r>
+        <w:rPr>
+          <w:rFonts w:hint="default" w:ascii="Consolas" w:hAnsi="Consolas" w:eastAsia="Consolas" w:cs="Consolas"/>
+          <w:b w:val="0"/>
+          <w:bCs w:val="0"/>
+          <w:color w:val="CCCCCC"/>
+          <w:kern w:val="0"/>
+          <w:sz w:val="16"/>
+          <w:szCs w:val="16"/>
+          <w:shd w:val="clear" w:fill="1F1F1F"/>
+          <w:lang w:val="en-US" w:eastAsia="zh-CN" w:bidi="ar"/>
+        </w:rPr>
+        <w:t xml:space="preserve">        </w:t>
+      </w:r>
+      <w:r>
+        <w:rPr>
+          <w:rFonts w:hint="default" w:ascii="Consolas" w:hAnsi="Consolas" w:eastAsia="Consolas" w:cs="Consolas"/>
+          <w:b w:val="0"/>
+          <w:bCs w:val="0"/>
+          <w:color w:val="4EC9B0"/>
+          <w:kern w:val="0"/>
+          <w:sz w:val="16"/>
+          <w:szCs w:val="16"/>
+          <w:shd w:val="clear" w:fill="1F1F1F"/>
+          <w:lang w:val="en-US" w:eastAsia="zh-CN" w:bidi="ar"/>
+        </w:rPr>
+        <w:t>Authentication</w:t>
+      </w:r>
+      <w:r>
+        <w:rPr>
+          <w:rFonts w:hint="default" w:ascii="Consolas" w:hAnsi="Consolas" w:eastAsia="Consolas" w:cs="Consolas"/>
+          <w:b w:val="0"/>
+          <w:bCs w:val="0"/>
+          <w:color w:val="CCCCCC"/>
+          <w:kern w:val="0"/>
+          <w:sz w:val="16"/>
+          <w:szCs w:val="16"/>
+          <w:shd w:val="clear" w:fill="1F1F1F"/>
+          <w:lang w:val="en-US" w:eastAsia="zh-CN" w:bidi="ar"/>
+        </w:rPr>
+        <w:t xml:space="preserve"> </w:t>
+      </w:r>
+      <w:r>
+        <w:rPr>
+          <w:rFonts w:hint="default" w:ascii="Consolas" w:hAnsi="Consolas" w:eastAsia="Consolas" w:cs="Consolas"/>
+          <w:b w:val="0"/>
+          <w:bCs w:val="0"/>
+          <w:color w:val="9CDCFE"/>
+          <w:kern w:val="0"/>
+          <w:sz w:val="16"/>
+          <w:szCs w:val="16"/>
+          <w:shd w:val="clear" w:fill="1F1F1F"/>
+          <w:lang w:val="en-US" w:eastAsia="zh-CN" w:bidi="ar"/>
+        </w:rPr>
+        <w:t>authentication</w:t>
+      </w:r>
+      <w:r>
+        <w:rPr>
+          <w:rFonts w:hint="default" w:ascii="Consolas" w:hAnsi="Consolas" w:eastAsia="Consolas" w:cs="Consolas"/>
+          <w:b w:val="0"/>
+          <w:bCs w:val="0"/>
+          <w:color w:val="CCCCCC"/>
+          <w:kern w:val="0"/>
+          <w:sz w:val="16"/>
+          <w:szCs w:val="16"/>
+          <w:shd w:val="clear" w:fill="1F1F1F"/>
+          <w:lang w:val="en-US" w:eastAsia="zh-CN" w:bidi="ar"/>
+        </w:rPr>
+        <w:t xml:space="preserve"> </w:t>
+      </w:r>
+      <w:r>
+        <w:rPr>
+          <w:rFonts w:hint="default" w:ascii="Consolas" w:hAnsi="Consolas" w:eastAsia="Consolas" w:cs="Consolas"/>
+          <w:b w:val="0"/>
+          <w:bCs w:val="0"/>
+          <w:color w:val="D4D4D4"/>
+          <w:kern w:val="0"/>
+          <w:sz w:val="16"/>
+          <w:szCs w:val="16"/>
+          <w:shd w:val="clear" w:fill="1F1F1F"/>
+          <w:lang w:val="en-US" w:eastAsia="zh-CN" w:bidi="ar"/>
+        </w:rPr>
+        <w:t>=</w:t>
+      </w:r>
+      <w:r>
+        <w:rPr>
+          <w:rFonts w:hint="default" w:ascii="Consolas" w:hAnsi="Consolas" w:eastAsia="Consolas" w:cs="Consolas"/>
+          <w:b w:val="0"/>
+          <w:bCs w:val="0"/>
+          <w:color w:val="CCCCCC"/>
+          <w:kern w:val="0"/>
+          <w:sz w:val="16"/>
+          <w:szCs w:val="16"/>
+          <w:shd w:val="clear" w:fill="1F1F1F"/>
+          <w:lang w:val="en-US" w:eastAsia="zh-CN" w:bidi="ar"/>
+        </w:rPr>
+        <w:t xml:space="preserve"> </w:t>
+      </w:r>
+      <w:r>
+        <w:rPr>
+          <w:rFonts w:hint="default" w:ascii="Consolas" w:hAnsi="Consolas" w:eastAsia="Consolas" w:cs="Consolas"/>
+          <w:b w:val="0"/>
+          <w:bCs w:val="0"/>
+          <w:color w:val="4EC9B0"/>
+          <w:kern w:val="0"/>
+          <w:sz w:val="16"/>
+          <w:szCs w:val="16"/>
+          <w:shd w:val="clear" w:fill="1F1F1F"/>
+          <w:lang w:val="en-US" w:eastAsia="zh-CN" w:bidi="ar"/>
+        </w:rPr>
+        <w:t>SecurityContextHolder</w:t>
+      </w:r>
+      <w:r>
+        <w:rPr>
+          <w:rFonts w:hint="default" w:ascii="Consolas" w:hAnsi="Consolas" w:eastAsia="Consolas" w:cs="Consolas"/>
+          <w:b w:val="0"/>
+          <w:bCs w:val="0"/>
+          <w:color w:val="CCCCCC"/>
+          <w:kern w:val="0"/>
+          <w:sz w:val="16"/>
+          <w:szCs w:val="16"/>
+          <w:shd w:val="clear" w:fill="1F1F1F"/>
+          <w:lang w:val="en-US" w:eastAsia="zh-CN" w:bidi="ar"/>
+        </w:rPr>
+        <w:t>.</w:t>
+      </w:r>
+      <w:r>
+        <w:rPr>
+          <w:rFonts w:hint="default" w:ascii="Consolas" w:hAnsi="Consolas" w:eastAsia="Consolas" w:cs="Consolas"/>
+          <w:b w:val="0"/>
+          <w:bCs w:val="0"/>
+          <w:color w:val="DCDCAA"/>
+          <w:kern w:val="0"/>
+          <w:sz w:val="16"/>
+          <w:szCs w:val="16"/>
+          <w:shd w:val="clear" w:fill="1F1F1F"/>
+          <w:lang w:val="en-US" w:eastAsia="zh-CN" w:bidi="ar"/>
+        </w:rPr>
+        <w:t>getContext</w:t>
+      </w:r>
+      <w:r>
+        <w:rPr>
+          <w:rFonts w:hint="default" w:ascii="Consolas" w:hAnsi="Consolas" w:eastAsia="Consolas" w:cs="Consolas"/>
+          <w:b w:val="0"/>
+          <w:bCs w:val="0"/>
+          <w:color w:val="CCCCCC"/>
+          <w:kern w:val="0"/>
+          <w:sz w:val="16"/>
+          <w:szCs w:val="16"/>
+          <w:shd w:val="clear" w:fill="1F1F1F"/>
+          <w:lang w:val="en-US" w:eastAsia="zh-CN" w:bidi="ar"/>
+        </w:rPr>
+        <w:t>().</w:t>
+      </w:r>
+      <w:r>
+        <w:rPr>
+          <w:rFonts w:hint="default" w:ascii="Consolas" w:hAnsi="Consolas" w:eastAsia="Consolas" w:cs="Consolas"/>
+          <w:b w:val="0"/>
+          <w:bCs w:val="0"/>
+          <w:color w:val="DCDCAA"/>
+          <w:kern w:val="0"/>
+          <w:sz w:val="16"/>
+          <w:szCs w:val="16"/>
+          <w:shd w:val="clear" w:fill="1F1F1F"/>
+          <w:lang w:val="en-US" w:eastAsia="zh-CN" w:bidi="ar"/>
+        </w:rPr>
+        <w:t>getAuthentication</w:t>
+      </w:r>
+      <w:r>
+        <w:rPr>
+          <w:rFonts w:hint="default" w:ascii="Consolas" w:hAnsi="Consolas" w:eastAsia="Consolas" w:cs="Consolas"/>
+          <w:b w:val="0"/>
+          <w:bCs w:val="0"/>
+          <w:color w:val="CCCCCC"/>
+          <w:kern w:val="0"/>
+          <w:sz w:val="16"/>
+          <w:szCs w:val="16"/>
+          <w:shd w:val="clear" w:fill="1F1F1F"/>
+          <w:lang w:val="en-US" w:eastAsia="zh-CN" w:bidi="ar"/>
+        </w:rPr>
+        <w:t>();</w:t>
+      </w:r>
+    </w:p>
+    <w:p>
+      <w:pPr>
+        <w:keepNext w:val="0"/>
+        <w:keepLines w:val="0"/>
+        <w:widowControl/>
+        <w:suppressLineNumbers w:val="0"/>
+        <w:shd w:val="clear" w:fill="1F1F1F"/>
+        <w:spacing w:line="228" w:lineRule="atLeast"/>
+        <w:jc w:val="left"/>
+        <w:rPr>
+          <w:rFonts w:hint="default" w:ascii="Consolas" w:hAnsi="Consolas" w:eastAsia="Consolas" w:cs="Consolas"/>
+          <w:b w:val="0"/>
+          <w:bCs w:val="0"/>
+          <w:color w:val="CCCCCC"/>
+          <w:sz w:val="16"/>
+          <w:szCs w:val="16"/>
+        </w:rPr>
+      </w:pPr>
+      <w:r>
+        <w:rPr>
+          <w:rFonts w:hint="default" w:ascii="Consolas" w:hAnsi="Consolas" w:eastAsia="Consolas" w:cs="Consolas"/>
+          <w:b w:val="0"/>
+          <w:bCs w:val="0"/>
+          <w:color w:val="CCCCCC"/>
+          <w:kern w:val="0"/>
+          <w:sz w:val="16"/>
+          <w:szCs w:val="16"/>
+          <w:shd w:val="clear" w:fill="1F1F1F"/>
+          <w:lang w:val="en-US" w:eastAsia="zh-CN" w:bidi="ar"/>
+        </w:rPr>
+        <w:t xml:space="preserve">        </w:t>
+      </w:r>
+      <w:r>
+        <w:rPr>
+          <w:rFonts w:hint="default" w:ascii="Consolas" w:hAnsi="Consolas" w:eastAsia="Consolas" w:cs="Consolas"/>
+          <w:b w:val="0"/>
+          <w:bCs w:val="0"/>
+          <w:color w:val="4EC9B0"/>
+          <w:kern w:val="0"/>
+          <w:sz w:val="16"/>
+          <w:szCs w:val="16"/>
+          <w:shd w:val="clear" w:fill="1F1F1F"/>
+          <w:lang w:val="en-US" w:eastAsia="zh-CN" w:bidi="ar"/>
+        </w:rPr>
+        <w:t>CustomPrincipal</w:t>
+      </w:r>
+      <w:r>
+        <w:rPr>
+          <w:rFonts w:hint="default" w:ascii="Consolas" w:hAnsi="Consolas" w:eastAsia="Consolas" w:cs="Consolas"/>
+          <w:b w:val="0"/>
+          <w:bCs w:val="0"/>
+          <w:color w:val="CCCCCC"/>
+          <w:kern w:val="0"/>
+          <w:sz w:val="16"/>
+          <w:szCs w:val="16"/>
+          <w:shd w:val="clear" w:fill="1F1F1F"/>
+          <w:lang w:val="en-US" w:eastAsia="zh-CN" w:bidi="ar"/>
+        </w:rPr>
+        <w:t xml:space="preserve"> </w:t>
+      </w:r>
+      <w:r>
+        <w:rPr>
+          <w:rFonts w:hint="default" w:ascii="Consolas" w:hAnsi="Consolas" w:eastAsia="Consolas" w:cs="Consolas"/>
+          <w:b w:val="0"/>
+          <w:bCs w:val="0"/>
+          <w:color w:val="9CDCFE"/>
+          <w:kern w:val="0"/>
+          <w:sz w:val="16"/>
+          <w:szCs w:val="16"/>
+          <w:shd w:val="clear" w:fill="1F1F1F"/>
+          <w:lang w:val="en-US" w:eastAsia="zh-CN" w:bidi="ar"/>
+        </w:rPr>
+        <w:t>userDetails</w:t>
+      </w:r>
+      <w:r>
+        <w:rPr>
+          <w:rFonts w:hint="default" w:ascii="Consolas" w:hAnsi="Consolas" w:eastAsia="Consolas" w:cs="Consolas"/>
+          <w:b w:val="0"/>
+          <w:bCs w:val="0"/>
+          <w:color w:val="CCCCCC"/>
+          <w:kern w:val="0"/>
+          <w:sz w:val="16"/>
+          <w:szCs w:val="16"/>
+          <w:shd w:val="clear" w:fill="1F1F1F"/>
+          <w:lang w:val="en-US" w:eastAsia="zh-CN" w:bidi="ar"/>
+        </w:rPr>
+        <w:t xml:space="preserve"> </w:t>
+      </w:r>
+      <w:r>
+        <w:rPr>
+          <w:rFonts w:hint="default" w:ascii="Consolas" w:hAnsi="Consolas" w:eastAsia="Consolas" w:cs="Consolas"/>
+          <w:b w:val="0"/>
+          <w:bCs w:val="0"/>
+          <w:color w:val="D4D4D4"/>
+          <w:kern w:val="0"/>
+          <w:sz w:val="16"/>
+          <w:szCs w:val="16"/>
+          <w:shd w:val="clear" w:fill="1F1F1F"/>
+          <w:lang w:val="en-US" w:eastAsia="zh-CN" w:bidi="ar"/>
+        </w:rPr>
+        <w:t>=</w:t>
+      </w:r>
+      <w:r>
+        <w:rPr>
+          <w:rFonts w:hint="default" w:ascii="Consolas" w:hAnsi="Consolas" w:eastAsia="Consolas" w:cs="Consolas"/>
+          <w:b w:val="0"/>
+          <w:bCs w:val="0"/>
+          <w:color w:val="CCCCCC"/>
+          <w:kern w:val="0"/>
+          <w:sz w:val="16"/>
+          <w:szCs w:val="16"/>
+          <w:shd w:val="clear" w:fill="1F1F1F"/>
+          <w:lang w:val="en-US" w:eastAsia="zh-CN" w:bidi="ar"/>
+        </w:rPr>
+        <w:t xml:space="preserve"> (</w:t>
+      </w:r>
+      <w:r>
+        <w:rPr>
+          <w:rFonts w:hint="default" w:ascii="Consolas" w:hAnsi="Consolas" w:eastAsia="Consolas" w:cs="Consolas"/>
+          <w:b w:val="0"/>
+          <w:bCs w:val="0"/>
+          <w:color w:val="4EC9B0"/>
+          <w:kern w:val="0"/>
+          <w:sz w:val="16"/>
+          <w:szCs w:val="16"/>
+          <w:shd w:val="clear" w:fill="1F1F1F"/>
+          <w:lang w:val="en-US" w:eastAsia="zh-CN" w:bidi="ar"/>
+        </w:rPr>
+        <w:t>CustomPrincipal</w:t>
+      </w:r>
+      <w:r>
+        <w:rPr>
+          <w:rFonts w:hint="default" w:ascii="Consolas" w:hAnsi="Consolas" w:eastAsia="Consolas" w:cs="Consolas"/>
+          <w:b w:val="0"/>
+          <w:bCs w:val="0"/>
+          <w:color w:val="CCCCCC"/>
+          <w:kern w:val="0"/>
+          <w:sz w:val="16"/>
+          <w:szCs w:val="16"/>
+          <w:shd w:val="clear" w:fill="1F1F1F"/>
+          <w:lang w:val="en-US" w:eastAsia="zh-CN" w:bidi="ar"/>
+        </w:rPr>
+        <w:t xml:space="preserve">) </w:t>
+      </w:r>
+      <w:r>
+        <w:rPr>
+          <w:rFonts w:hint="default" w:ascii="Consolas" w:hAnsi="Consolas" w:eastAsia="Consolas" w:cs="Consolas"/>
+          <w:b w:val="0"/>
+          <w:bCs w:val="0"/>
+          <w:color w:val="9CDCFE"/>
+          <w:kern w:val="0"/>
+          <w:sz w:val="16"/>
+          <w:szCs w:val="16"/>
+          <w:shd w:val="clear" w:fill="1F1F1F"/>
+          <w:lang w:val="en-US" w:eastAsia="zh-CN" w:bidi="ar"/>
+        </w:rPr>
+        <w:t>authentication</w:t>
+      </w:r>
+      <w:r>
+        <w:rPr>
+          <w:rFonts w:hint="default" w:ascii="Consolas" w:hAnsi="Consolas" w:eastAsia="Consolas" w:cs="Consolas"/>
+          <w:b w:val="0"/>
+          <w:bCs w:val="0"/>
+          <w:color w:val="CCCCCC"/>
+          <w:kern w:val="0"/>
+          <w:sz w:val="16"/>
+          <w:szCs w:val="16"/>
+          <w:shd w:val="clear" w:fill="1F1F1F"/>
+          <w:lang w:val="en-US" w:eastAsia="zh-CN" w:bidi="ar"/>
+        </w:rPr>
+        <w:t>.</w:t>
+      </w:r>
+      <w:r>
+        <w:rPr>
+          <w:rFonts w:hint="default" w:ascii="Consolas" w:hAnsi="Consolas" w:eastAsia="Consolas" w:cs="Consolas"/>
+          <w:b w:val="0"/>
+          <w:bCs w:val="0"/>
+          <w:color w:val="DCDCAA"/>
+          <w:kern w:val="0"/>
+          <w:sz w:val="16"/>
+          <w:szCs w:val="16"/>
+          <w:shd w:val="clear" w:fill="1F1F1F"/>
+          <w:lang w:val="en-US" w:eastAsia="zh-CN" w:bidi="ar"/>
+        </w:rPr>
+        <w:t>getPrincipal</w:t>
+      </w:r>
+      <w:r>
+        <w:rPr>
+          <w:rFonts w:hint="default" w:ascii="Consolas" w:hAnsi="Consolas" w:eastAsia="Consolas" w:cs="Consolas"/>
+          <w:b w:val="0"/>
+          <w:bCs w:val="0"/>
+          <w:color w:val="CCCCCC"/>
+          <w:kern w:val="0"/>
+          <w:sz w:val="16"/>
+          <w:szCs w:val="16"/>
+          <w:shd w:val="clear" w:fill="1F1F1F"/>
+          <w:lang w:val="en-US" w:eastAsia="zh-CN" w:bidi="ar"/>
+        </w:rPr>
+        <w:t>();</w:t>
+      </w:r>
+    </w:p>
+    <w:p>
+      <w:pPr>
+        <w:keepNext w:val="0"/>
+        <w:keepLines w:val="0"/>
+        <w:widowControl/>
+        <w:suppressLineNumbers w:val="0"/>
+        <w:shd w:val="clear" w:fill="1F1F1F"/>
+        <w:spacing w:line="228" w:lineRule="atLeast"/>
+        <w:jc w:val="left"/>
+        <w:rPr>
+          <w:rFonts w:hint="default" w:ascii="Consolas" w:hAnsi="Consolas" w:eastAsia="Consolas" w:cs="Consolas"/>
+          <w:b w:val="0"/>
+          <w:bCs w:val="0"/>
+          <w:color w:val="CCCCCC"/>
+          <w:sz w:val="16"/>
+          <w:szCs w:val="16"/>
+        </w:rPr>
+      </w:pPr>
+      <w:r>
+        <w:rPr>
+          <w:rFonts w:hint="default" w:ascii="Consolas" w:hAnsi="Consolas" w:eastAsia="Consolas" w:cs="Consolas"/>
+          <w:b w:val="0"/>
+          <w:bCs w:val="0"/>
+          <w:color w:val="CCCCCC"/>
+          <w:kern w:val="0"/>
+          <w:sz w:val="16"/>
+          <w:szCs w:val="16"/>
+          <w:shd w:val="clear" w:fill="1F1F1F"/>
+          <w:lang w:val="en-US" w:eastAsia="zh-CN" w:bidi="ar"/>
+        </w:rPr>
+        <w:t xml:space="preserve">        </w:t>
+      </w:r>
+      <w:r>
+        <w:rPr>
+          <w:rFonts w:hint="default" w:ascii="Consolas" w:hAnsi="Consolas" w:eastAsia="Consolas" w:cs="Consolas"/>
+          <w:b w:val="0"/>
+          <w:bCs w:val="0"/>
+          <w:color w:val="4EC9B0"/>
+          <w:kern w:val="0"/>
+          <w:sz w:val="16"/>
+          <w:szCs w:val="16"/>
+          <w:shd w:val="clear" w:fill="1F1F1F"/>
+          <w:lang w:val="en-US" w:eastAsia="zh-CN" w:bidi="ar"/>
+        </w:rPr>
+        <w:t>User</w:t>
+      </w:r>
+      <w:r>
+        <w:rPr>
+          <w:rFonts w:hint="default" w:ascii="Consolas" w:hAnsi="Consolas" w:eastAsia="Consolas" w:cs="Consolas"/>
+          <w:b w:val="0"/>
+          <w:bCs w:val="0"/>
+          <w:color w:val="CCCCCC"/>
+          <w:kern w:val="0"/>
+          <w:sz w:val="16"/>
+          <w:szCs w:val="16"/>
+          <w:shd w:val="clear" w:fill="1F1F1F"/>
+          <w:lang w:val="en-US" w:eastAsia="zh-CN" w:bidi="ar"/>
+        </w:rPr>
+        <w:t xml:space="preserve"> </w:t>
+      </w:r>
+      <w:r>
+        <w:rPr>
+          <w:rFonts w:hint="default" w:ascii="Consolas" w:hAnsi="Consolas" w:eastAsia="Consolas" w:cs="Consolas"/>
+          <w:b w:val="0"/>
+          <w:bCs w:val="0"/>
+          <w:color w:val="9CDCFE"/>
+          <w:kern w:val="0"/>
+          <w:sz w:val="16"/>
+          <w:szCs w:val="16"/>
+          <w:shd w:val="clear" w:fill="1F1F1F"/>
+          <w:lang w:val="en-US" w:eastAsia="zh-CN" w:bidi="ar"/>
+        </w:rPr>
+        <w:t>user</w:t>
+      </w:r>
+      <w:r>
+        <w:rPr>
+          <w:rFonts w:hint="default" w:ascii="Consolas" w:hAnsi="Consolas" w:eastAsia="Consolas" w:cs="Consolas"/>
+          <w:b w:val="0"/>
+          <w:bCs w:val="0"/>
+          <w:color w:val="CCCCCC"/>
+          <w:kern w:val="0"/>
+          <w:sz w:val="16"/>
+          <w:szCs w:val="16"/>
+          <w:shd w:val="clear" w:fill="1F1F1F"/>
+          <w:lang w:val="en-US" w:eastAsia="zh-CN" w:bidi="ar"/>
+        </w:rPr>
+        <w:t xml:space="preserve"> </w:t>
+      </w:r>
+      <w:r>
+        <w:rPr>
+          <w:rFonts w:hint="default" w:ascii="Consolas" w:hAnsi="Consolas" w:eastAsia="Consolas" w:cs="Consolas"/>
+          <w:b w:val="0"/>
+          <w:bCs w:val="0"/>
+          <w:color w:val="D4D4D4"/>
+          <w:kern w:val="0"/>
+          <w:sz w:val="16"/>
+          <w:szCs w:val="16"/>
+          <w:shd w:val="clear" w:fill="1F1F1F"/>
+          <w:lang w:val="en-US" w:eastAsia="zh-CN" w:bidi="ar"/>
+        </w:rPr>
+        <w:t>=</w:t>
+      </w:r>
+      <w:r>
+        <w:rPr>
+          <w:rFonts w:hint="default" w:ascii="Consolas" w:hAnsi="Consolas" w:eastAsia="Consolas" w:cs="Consolas"/>
+          <w:b w:val="0"/>
+          <w:bCs w:val="0"/>
+          <w:color w:val="CCCCCC"/>
+          <w:kern w:val="0"/>
+          <w:sz w:val="16"/>
+          <w:szCs w:val="16"/>
+          <w:shd w:val="clear" w:fill="1F1F1F"/>
+          <w:lang w:val="en-US" w:eastAsia="zh-CN" w:bidi="ar"/>
+        </w:rPr>
+        <w:t xml:space="preserve"> </w:t>
+      </w:r>
+      <w:r>
+        <w:rPr>
+          <w:rFonts w:hint="default" w:ascii="Consolas" w:hAnsi="Consolas" w:eastAsia="Consolas" w:cs="Consolas"/>
+          <w:b w:val="0"/>
+          <w:bCs w:val="0"/>
+          <w:color w:val="9CDCFE"/>
+          <w:kern w:val="0"/>
+          <w:sz w:val="16"/>
+          <w:szCs w:val="16"/>
+          <w:shd w:val="clear" w:fill="1F1F1F"/>
+          <w:lang w:val="en-US" w:eastAsia="zh-CN" w:bidi="ar"/>
+        </w:rPr>
+        <w:t>userDetails</w:t>
+      </w:r>
+      <w:r>
+        <w:rPr>
+          <w:rFonts w:hint="default" w:ascii="Consolas" w:hAnsi="Consolas" w:eastAsia="Consolas" w:cs="Consolas"/>
+          <w:b w:val="0"/>
+          <w:bCs w:val="0"/>
+          <w:color w:val="CCCCCC"/>
+          <w:kern w:val="0"/>
+          <w:sz w:val="16"/>
+          <w:szCs w:val="16"/>
+          <w:shd w:val="clear" w:fill="1F1F1F"/>
+          <w:lang w:val="en-US" w:eastAsia="zh-CN" w:bidi="ar"/>
+        </w:rPr>
+        <w:t>.</w:t>
+      </w:r>
+      <w:r>
+        <w:rPr>
+          <w:rFonts w:hint="default" w:ascii="Consolas" w:hAnsi="Consolas" w:eastAsia="Consolas" w:cs="Consolas"/>
+          <w:b w:val="0"/>
+          <w:bCs w:val="0"/>
+          <w:color w:val="DCDCAA"/>
+          <w:kern w:val="0"/>
+          <w:sz w:val="16"/>
+          <w:szCs w:val="16"/>
+          <w:shd w:val="clear" w:fill="1F1F1F"/>
+          <w:lang w:val="en-US" w:eastAsia="zh-CN" w:bidi="ar"/>
+        </w:rPr>
+        <w:t>getUser</w:t>
+      </w:r>
+      <w:r>
+        <w:rPr>
+          <w:rFonts w:hint="default" w:ascii="Consolas" w:hAnsi="Consolas" w:eastAsia="Consolas" w:cs="Consolas"/>
+          <w:b w:val="0"/>
+          <w:bCs w:val="0"/>
+          <w:color w:val="CCCCCC"/>
+          <w:kern w:val="0"/>
+          <w:sz w:val="16"/>
+          <w:szCs w:val="16"/>
+          <w:shd w:val="clear" w:fill="1F1F1F"/>
+          <w:lang w:val="en-US" w:eastAsia="zh-CN" w:bidi="ar"/>
+        </w:rPr>
+        <w:t>();</w:t>
+      </w:r>
+    </w:p>
+    <w:p>
+      <w:pPr>
+        <w:keepNext w:val="0"/>
+        <w:keepLines w:val="0"/>
+        <w:widowControl/>
+        <w:suppressLineNumbers w:val="0"/>
+        <w:shd w:val="clear" w:fill="1F1F1F"/>
+        <w:spacing w:line="228" w:lineRule="atLeast"/>
+        <w:jc w:val="left"/>
+        <w:rPr>
+          <w:rFonts w:hint="default" w:ascii="Consolas" w:hAnsi="Consolas" w:eastAsia="Consolas" w:cs="Consolas"/>
+          <w:b w:val="0"/>
+          <w:bCs w:val="0"/>
+          <w:color w:val="CCCCCC"/>
+          <w:sz w:val="16"/>
+          <w:szCs w:val="16"/>
+        </w:rPr>
+      </w:pPr>
+      <w:r>
+        <w:rPr>
+          <w:rFonts w:hint="default" w:ascii="Consolas" w:hAnsi="Consolas" w:eastAsia="Consolas" w:cs="Consolas"/>
+          <w:b w:val="0"/>
+          <w:bCs w:val="0"/>
+          <w:color w:val="CCCCCC"/>
+          <w:kern w:val="0"/>
+          <w:sz w:val="16"/>
+          <w:szCs w:val="16"/>
+          <w:shd w:val="clear" w:fill="1F1F1F"/>
+          <w:lang w:val="en-US" w:eastAsia="zh-CN" w:bidi="ar"/>
+        </w:rPr>
+        <w:t xml:space="preserve">        </w:t>
+      </w:r>
+      <w:r>
+        <w:rPr>
+          <w:rFonts w:hint="default" w:ascii="Consolas" w:hAnsi="Consolas" w:eastAsia="Consolas" w:cs="Consolas"/>
+          <w:b w:val="0"/>
+          <w:bCs w:val="0"/>
+          <w:color w:val="C586C0"/>
+          <w:kern w:val="0"/>
+          <w:sz w:val="16"/>
+          <w:szCs w:val="16"/>
+          <w:shd w:val="clear" w:fill="1F1F1F"/>
+          <w:lang w:val="en-US" w:eastAsia="zh-CN" w:bidi="ar"/>
+        </w:rPr>
+        <w:t>if</w:t>
+      </w:r>
+      <w:r>
+        <w:rPr>
+          <w:rFonts w:hint="default" w:ascii="Consolas" w:hAnsi="Consolas" w:eastAsia="Consolas" w:cs="Consolas"/>
+          <w:b w:val="0"/>
+          <w:bCs w:val="0"/>
+          <w:color w:val="CCCCCC"/>
+          <w:kern w:val="0"/>
+          <w:sz w:val="16"/>
+          <w:szCs w:val="16"/>
+          <w:shd w:val="clear" w:fill="1F1F1F"/>
+          <w:lang w:val="en-US" w:eastAsia="zh-CN" w:bidi="ar"/>
+        </w:rPr>
+        <w:t xml:space="preserve"> (</w:t>
+      </w:r>
+      <w:r>
+        <w:rPr>
+          <w:rFonts w:hint="default" w:ascii="Consolas" w:hAnsi="Consolas" w:eastAsia="Consolas" w:cs="Consolas"/>
+          <w:b w:val="0"/>
+          <w:bCs w:val="0"/>
+          <w:color w:val="9CDCFE"/>
+          <w:kern w:val="0"/>
+          <w:sz w:val="16"/>
+          <w:szCs w:val="16"/>
+          <w:shd w:val="clear" w:fill="1F1F1F"/>
+          <w:lang w:val="en-US" w:eastAsia="zh-CN" w:bidi="ar"/>
+        </w:rPr>
+        <w:t>user</w:t>
+      </w:r>
+      <w:r>
+        <w:rPr>
+          <w:rFonts w:hint="default" w:ascii="Consolas" w:hAnsi="Consolas" w:eastAsia="Consolas" w:cs="Consolas"/>
+          <w:b w:val="0"/>
+          <w:bCs w:val="0"/>
+          <w:color w:val="CCCCCC"/>
+          <w:kern w:val="0"/>
+          <w:sz w:val="16"/>
+          <w:szCs w:val="16"/>
+          <w:shd w:val="clear" w:fill="1F1F1F"/>
+          <w:lang w:val="en-US" w:eastAsia="zh-CN" w:bidi="ar"/>
+        </w:rPr>
+        <w:t>.</w:t>
+      </w:r>
+      <w:r>
+        <w:rPr>
+          <w:rFonts w:hint="default" w:ascii="Consolas" w:hAnsi="Consolas" w:eastAsia="Consolas" w:cs="Consolas"/>
+          <w:b w:val="0"/>
+          <w:bCs w:val="0"/>
+          <w:color w:val="DCDCAA"/>
+          <w:kern w:val="0"/>
+          <w:sz w:val="16"/>
+          <w:szCs w:val="16"/>
+          <w:shd w:val="clear" w:fill="1F1F1F"/>
+          <w:lang w:val="en-US" w:eastAsia="zh-CN" w:bidi="ar"/>
+        </w:rPr>
+        <w:t>getRole</w:t>
+      </w:r>
+      <w:r>
+        <w:rPr>
+          <w:rFonts w:hint="default" w:ascii="Consolas" w:hAnsi="Consolas" w:eastAsia="Consolas" w:cs="Consolas"/>
+          <w:b w:val="0"/>
+          <w:bCs w:val="0"/>
+          <w:color w:val="CCCCCC"/>
+          <w:kern w:val="0"/>
+          <w:sz w:val="16"/>
+          <w:szCs w:val="16"/>
+          <w:shd w:val="clear" w:fill="1F1F1F"/>
+          <w:lang w:val="en-US" w:eastAsia="zh-CN" w:bidi="ar"/>
+        </w:rPr>
+        <w:t xml:space="preserve">() </w:t>
+      </w:r>
+      <w:r>
+        <w:rPr>
+          <w:rFonts w:hint="default" w:ascii="Consolas" w:hAnsi="Consolas" w:eastAsia="Consolas" w:cs="Consolas"/>
+          <w:b w:val="0"/>
+          <w:bCs w:val="0"/>
+          <w:color w:val="D4D4D4"/>
+          <w:kern w:val="0"/>
+          <w:sz w:val="16"/>
+          <w:szCs w:val="16"/>
+          <w:shd w:val="clear" w:fill="1F1F1F"/>
+          <w:lang w:val="en-US" w:eastAsia="zh-CN" w:bidi="ar"/>
+        </w:rPr>
+        <w:t>!=</w:t>
+      </w:r>
+      <w:r>
+        <w:rPr>
+          <w:rFonts w:hint="default" w:ascii="Consolas" w:hAnsi="Consolas" w:eastAsia="Consolas" w:cs="Consolas"/>
+          <w:b w:val="0"/>
+          <w:bCs w:val="0"/>
+          <w:color w:val="CCCCCC"/>
+          <w:kern w:val="0"/>
+          <w:sz w:val="16"/>
+          <w:szCs w:val="16"/>
+          <w:shd w:val="clear" w:fill="1F1F1F"/>
+          <w:lang w:val="en-US" w:eastAsia="zh-CN" w:bidi="ar"/>
+        </w:rPr>
+        <w:t xml:space="preserve"> </w:t>
+      </w:r>
+      <w:r>
+        <w:rPr>
+          <w:rFonts w:hint="default" w:ascii="Consolas" w:hAnsi="Consolas" w:eastAsia="Consolas" w:cs="Consolas"/>
+          <w:b w:val="0"/>
+          <w:bCs w:val="0"/>
+          <w:color w:val="4EC9B0"/>
+          <w:kern w:val="0"/>
+          <w:sz w:val="16"/>
+          <w:szCs w:val="16"/>
+          <w:shd w:val="clear" w:fill="1F1F1F"/>
+          <w:lang w:val="en-US" w:eastAsia="zh-CN" w:bidi="ar"/>
+        </w:rPr>
+        <w:t>UserRole</w:t>
+      </w:r>
+      <w:r>
+        <w:rPr>
+          <w:rFonts w:hint="default" w:ascii="Consolas" w:hAnsi="Consolas" w:eastAsia="Consolas" w:cs="Consolas"/>
+          <w:b w:val="0"/>
+          <w:bCs w:val="0"/>
+          <w:color w:val="CCCCCC"/>
+          <w:kern w:val="0"/>
+          <w:sz w:val="16"/>
+          <w:szCs w:val="16"/>
+          <w:shd w:val="clear" w:fill="1F1F1F"/>
+          <w:lang w:val="en-US" w:eastAsia="zh-CN" w:bidi="ar"/>
+        </w:rPr>
+        <w:t>.</w:t>
+      </w:r>
+      <w:r>
+        <w:rPr>
+          <w:rFonts w:hint="default" w:ascii="Consolas" w:hAnsi="Consolas" w:eastAsia="Consolas" w:cs="Consolas"/>
+          <w:b w:val="0"/>
+          <w:bCs w:val="0"/>
+          <w:color w:val="4FC1FF"/>
+          <w:kern w:val="0"/>
+          <w:sz w:val="16"/>
+          <w:szCs w:val="16"/>
+          <w:shd w:val="clear" w:fill="1F1F1F"/>
+          <w:lang w:val="en-US" w:eastAsia="zh-CN" w:bidi="ar"/>
+        </w:rPr>
+        <w:t>ADMIN</w:t>
+      </w:r>
+      <w:r>
+        <w:rPr>
+          <w:rFonts w:hint="default" w:ascii="Consolas" w:hAnsi="Consolas" w:eastAsia="Consolas" w:cs="Consolas"/>
+          <w:b w:val="0"/>
+          <w:bCs w:val="0"/>
+          <w:color w:val="CCCCCC"/>
+          <w:kern w:val="0"/>
+          <w:sz w:val="16"/>
+          <w:szCs w:val="16"/>
+          <w:shd w:val="clear" w:fill="1F1F1F"/>
+          <w:lang w:val="en-US" w:eastAsia="zh-CN" w:bidi="ar"/>
+        </w:rPr>
+        <w:t>) {</w:t>
+      </w:r>
+    </w:p>
+    <w:p>
+      <w:pPr>
+        <w:keepNext w:val="0"/>
+        <w:keepLines w:val="0"/>
+        <w:widowControl/>
+        <w:suppressLineNumbers w:val="0"/>
+        <w:shd w:val="clear" w:fill="1F1F1F"/>
+        <w:spacing w:line="228" w:lineRule="atLeast"/>
+        <w:jc w:val="left"/>
+        <w:rPr>
+          <w:rFonts w:hint="default" w:ascii="Consolas" w:hAnsi="Consolas" w:eastAsia="Consolas" w:cs="Consolas"/>
+          <w:b w:val="0"/>
+          <w:bCs w:val="0"/>
+          <w:color w:val="CCCCCC"/>
+          <w:sz w:val="16"/>
+          <w:szCs w:val="16"/>
+        </w:rPr>
+      </w:pPr>
+      <w:r>
+        <w:rPr>
+          <w:rFonts w:hint="default" w:ascii="Consolas" w:hAnsi="Consolas" w:eastAsia="Consolas" w:cs="Consolas"/>
+          <w:b w:val="0"/>
+          <w:bCs w:val="0"/>
+          <w:color w:val="CCCCCC"/>
+          <w:kern w:val="0"/>
+          <w:sz w:val="16"/>
+          <w:szCs w:val="16"/>
+          <w:shd w:val="clear" w:fill="1F1F1F"/>
+          <w:lang w:val="en-US" w:eastAsia="zh-CN" w:bidi="ar"/>
+        </w:rPr>
+        <w:t xml:space="preserve">            </w:t>
+      </w:r>
+      <w:r>
+        <w:rPr>
+          <w:rFonts w:hint="default" w:ascii="Consolas" w:hAnsi="Consolas" w:eastAsia="Consolas" w:cs="Consolas"/>
+          <w:b w:val="0"/>
+          <w:bCs w:val="0"/>
+          <w:color w:val="C586C0"/>
+          <w:kern w:val="0"/>
+          <w:sz w:val="16"/>
+          <w:szCs w:val="16"/>
+          <w:shd w:val="clear" w:fill="1F1F1F"/>
+          <w:lang w:val="en-US" w:eastAsia="zh-CN" w:bidi="ar"/>
+        </w:rPr>
+        <w:t>throw</w:t>
+      </w:r>
+      <w:r>
+        <w:rPr>
+          <w:rFonts w:hint="default" w:ascii="Consolas" w:hAnsi="Consolas" w:eastAsia="Consolas" w:cs="Consolas"/>
+          <w:b w:val="0"/>
+          <w:bCs w:val="0"/>
+          <w:color w:val="CCCCCC"/>
+          <w:kern w:val="0"/>
+          <w:sz w:val="16"/>
+          <w:szCs w:val="16"/>
+          <w:shd w:val="clear" w:fill="1F1F1F"/>
+          <w:lang w:val="en-US" w:eastAsia="zh-CN" w:bidi="ar"/>
+        </w:rPr>
+        <w:t xml:space="preserve"> </w:t>
+      </w:r>
+      <w:r>
+        <w:rPr>
+          <w:rFonts w:hint="default" w:ascii="Consolas" w:hAnsi="Consolas" w:eastAsia="Consolas" w:cs="Consolas"/>
+          <w:b w:val="0"/>
+          <w:bCs w:val="0"/>
+          <w:color w:val="C586C0"/>
+          <w:kern w:val="0"/>
+          <w:sz w:val="16"/>
+          <w:szCs w:val="16"/>
+          <w:shd w:val="clear" w:fill="1F1F1F"/>
+          <w:lang w:val="en-US" w:eastAsia="zh-CN" w:bidi="ar"/>
+        </w:rPr>
+        <w:t>new</w:t>
+      </w:r>
+      <w:r>
+        <w:rPr>
+          <w:rFonts w:hint="default" w:ascii="Consolas" w:hAnsi="Consolas" w:eastAsia="Consolas" w:cs="Consolas"/>
+          <w:b w:val="0"/>
+          <w:bCs w:val="0"/>
+          <w:color w:val="CCCCCC"/>
+          <w:kern w:val="0"/>
+          <w:sz w:val="16"/>
+          <w:szCs w:val="16"/>
+          <w:shd w:val="clear" w:fill="1F1F1F"/>
+          <w:lang w:val="en-US" w:eastAsia="zh-CN" w:bidi="ar"/>
+        </w:rPr>
+        <w:t xml:space="preserve"> </w:t>
+      </w:r>
+      <w:r>
+        <w:rPr>
+          <w:rFonts w:hint="default" w:ascii="Consolas" w:hAnsi="Consolas" w:eastAsia="Consolas" w:cs="Consolas"/>
+          <w:b w:val="0"/>
+          <w:bCs w:val="0"/>
+          <w:color w:val="DCDCAA"/>
+          <w:kern w:val="0"/>
+          <w:sz w:val="16"/>
+          <w:szCs w:val="16"/>
+          <w:shd w:val="clear" w:fill="1F1F1F"/>
+          <w:lang w:val="en-US" w:eastAsia="zh-CN" w:bidi="ar"/>
+        </w:rPr>
+        <w:t>ResponseStatusException</w:t>
+      </w:r>
+      <w:r>
+        <w:rPr>
+          <w:rFonts w:hint="default" w:ascii="Consolas" w:hAnsi="Consolas" w:eastAsia="Consolas" w:cs="Consolas"/>
+          <w:b w:val="0"/>
+          <w:bCs w:val="0"/>
+          <w:color w:val="CCCCCC"/>
+          <w:kern w:val="0"/>
+          <w:sz w:val="16"/>
+          <w:szCs w:val="16"/>
+          <w:shd w:val="clear" w:fill="1F1F1F"/>
+          <w:lang w:val="en-US" w:eastAsia="zh-CN" w:bidi="ar"/>
+        </w:rPr>
+        <w:t>(</w:t>
+      </w:r>
+    </w:p>
+    <w:p>
+      <w:pPr>
+        <w:keepNext w:val="0"/>
+        <w:keepLines w:val="0"/>
+        <w:widowControl/>
+        <w:suppressLineNumbers w:val="0"/>
+        <w:shd w:val="clear" w:fill="1F1F1F"/>
+        <w:spacing w:line="228" w:lineRule="atLeast"/>
+        <w:jc w:val="left"/>
+        <w:rPr>
+          <w:rFonts w:hint="default" w:ascii="Consolas" w:hAnsi="Consolas" w:eastAsia="Consolas" w:cs="Consolas"/>
+          <w:b w:val="0"/>
+          <w:bCs w:val="0"/>
+          <w:color w:val="CCCCCC"/>
+          <w:sz w:val="16"/>
+          <w:szCs w:val="16"/>
+        </w:rPr>
+      </w:pPr>
+      <w:r>
+        <w:rPr>
+          <w:rFonts w:hint="default" w:ascii="Consolas" w:hAnsi="Consolas" w:eastAsia="Consolas" w:cs="Consolas"/>
+          <w:b w:val="0"/>
+          <w:bCs w:val="0"/>
+          <w:color w:val="CCCCCC"/>
+          <w:kern w:val="0"/>
+          <w:sz w:val="16"/>
+          <w:szCs w:val="16"/>
+          <w:shd w:val="clear" w:fill="1F1F1F"/>
+          <w:lang w:val="en-US" w:eastAsia="zh-CN" w:bidi="ar"/>
+        </w:rPr>
+        <w:t xml:space="preserve">                    </w:t>
+      </w:r>
+      <w:r>
+        <w:rPr>
+          <w:rFonts w:hint="default" w:ascii="Consolas" w:hAnsi="Consolas" w:eastAsia="Consolas" w:cs="Consolas"/>
+          <w:b w:val="0"/>
+          <w:bCs w:val="0"/>
+          <w:color w:val="4EC9B0"/>
+          <w:kern w:val="0"/>
+          <w:sz w:val="16"/>
+          <w:szCs w:val="16"/>
+          <w:shd w:val="clear" w:fill="1F1F1F"/>
+          <w:lang w:val="en-US" w:eastAsia="zh-CN" w:bidi="ar"/>
+        </w:rPr>
+        <w:t>HttpStatus</w:t>
+      </w:r>
+      <w:r>
+        <w:rPr>
+          <w:rFonts w:hint="default" w:ascii="Consolas" w:hAnsi="Consolas" w:eastAsia="Consolas" w:cs="Consolas"/>
+          <w:b w:val="0"/>
+          <w:bCs w:val="0"/>
+          <w:color w:val="CCCCCC"/>
+          <w:kern w:val="0"/>
+          <w:sz w:val="16"/>
+          <w:szCs w:val="16"/>
+          <w:shd w:val="clear" w:fill="1F1F1F"/>
+          <w:lang w:val="en-US" w:eastAsia="zh-CN" w:bidi="ar"/>
+        </w:rPr>
+        <w:t>.</w:t>
+      </w:r>
+      <w:r>
+        <w:rPr>
+          <w:rFonts w:hint="default" w:ascii="Consolas" w:hAnsi="Consolas" w:eastAsia="Consolas" w:cs="Consolas"/>
+          <w:b w:val="0"/>
+          <w:bCs w:val="0"/>
+          <w:color w:val="4FC1FF"/>
+          <w:kern w:val="0"/>
+          <w:sz w:val="16"/>
+          <w:szCs w:val="16"/>
+          <w:shd w:val="clear" w:fill="1F1F1F"/>
+          <w:lang w:val="en-US" w:eastAsia="zh-CN" w:bidi="ar"/>
+        </w:rPr>
+        <w:t>FORBIDDEN</w:t>
+      </w:r>
+      <w:r>
+        <w:rPr>
+          <w:rFonts w:hint="default" w:ascii="Consolas" w:hAnsi="Consolas" w:eastAsia="Consolas" w:cs="Consolas"/>
+          <w:b w:val="0"/>
+          <w:bCs w:val="0"/>
+          <w:color w:val="CCCCCC"/>
+          <w:kern w:val="0"/>
+          <w:sz w:val="16"/>
+          <w:szCs w:val="16"/>
+          <w:shd w:val="clear" w:fill="1F1F1F"/>
+          <w:lang w:val="en-US" w:eastAsia="zh-CN" w:bidi="ar"/>
+        </w:rPr>
+        <w:t xml:space="preserve">, </w:t>
+      </w:r>
+      <w:r>
+        <w:rPr>
+          <w:rFonts w:hint="default" w:ascii="Consolas" w:hAnsi="Consolas" w:eastAsia="Consolas" w:cs="Consolas"/>
+          <w:b w:val="0"/>
+          <w:bCs w:val="0"/>
+          <w:color w:val="CE9178"/>
+          <w:kern w:val="0"/>
+          <w:sz w:val="16"/>
+          <w:szCs w:val="16"/>
+          <w:shd w:val="clear" w:fill="1F1F1F"/>
+          <w:lang w:val="en-US" w:eastAsia="zh-CN" w:bidi="ar"/>
+        </w:rPr>
+        <w:t>"Access denied"</w:t>
+      </w:r>
+      <w:r>
+        <w:rPr>
+          <w:rFonts w:hint="default" w:ascii="Consolas" w:hAnsi="Consolas" w:eastAsia="Consolas" w:cs="Consolas"/>
+          <w:b w:val="0"/>
+          <w:bCs w:val="0"/>
+          <w:color w:val="CCCCCC"/>
+          <w:kern w:val="0"/>
+          <w:sz w:val="16"/>
+          <w:szCs w:val="16"/>
+          <w:shd w:val="clear" w:fill="1F1F1F"/>
+          <w:lang w:val="en-US" w:eastAsia="zh-CN" w:bidi="ar"/>
+        </w:rPr>
+        <w:t>);</w:t>
+      </w:r>
+    </w:p>
+    <w:p>
+      <w:pPr>
+        <w:keepNext w:val="0"/>
+        <w:keepLines w:val="0"/>
+        <w:widowControl/>
+        <w:suppressLineNumbers w:val="0"/>
+        <w:shd w:val="clear" w:fill="1F1F1F"/>
+        <w:spacing w:line="228" w:lineRule="atLeast"/>
+        <w:jc w:val="left"/>
+        <w:rPr>
+          <w:rFonts w:hint="default" w:ascii="Consolas" w:hAnsi="Consolas" w:eastAsia="Consolas" w:cs="Consolas"/>
+          <w:b w:val="0"/>
+          <w:bCs w:val="0"/>
+          <w:color w:val="CCCCCC"/>
+          <w:sz w:val="16"/>
+          <w:szCs w:val="16"/>
+        </w:rPr>
+      </w:pPr>
+      <w:r>
+        <w:rPr>
+          <w:rFonts w:hint="default" w:ascii="Consolas" w:hAnsi="Consolas" w:eastAsia="Consolas" w:cs="Consolas"/>
+          <w:b w:val="0"/>
+          <w:bCs w:val="0"/>
+          <w:color w:val="CCCCCC"/>
+          <w:kern w:val="0"/>
+          <w:sz w:val="16"/>
+          <w:szCs w:val="16"/>
+          <w:shd w:val="clear" w:fill="1F1F1F"/>
+          <w:lang w:val="en-US" w:eastAsia="zh-CN" w:bidi="ar"/>
+        </w:rPr>
+        <w:t>        }</w:t>
+      </w:r>
+    </w:p>
+    <w:p>
+      <w:pPr>
+        <w:keepNext w:val="0"/>
+        <w:keepLines w:val="0"/>
+        <w:widowControl/>
+        <w:suppressLineNumbers w:val="0"/>
+        <w:shd w:val="clear" w:fill="1F1F1F"/>
+        <w:spacing w:line="228" w:lineRule="atLeast"/>
+        <w:jc w:val="left"/>
+        <w:rPr>
+          <w:rFonts w:hint="default" w:ascii="Consolas" w:hAnsi="Consolas" w:eastAsia="Consolas" w:cs="Consolas"/>
+          <w:b w:val="0"/>
+          <w:bCs w:val="0"/>
+          <w:color w:val="CCCCCC"/>
+          <w:sz w:val="16"/>
+          <w:szCs w:val="16"/>
+        </w:rPr>
+      </w:pPr>
+      <w:r>
+        <w:rPr>
+          <w:rFonts w:hint="default" w:ascii="Consolas" w:hAnsi="Consolas" w:eastAsia="Consolas" w:cs="Consolas"/>
+          <w:b w:val="0"/>
+          <w:bCs w:val="0"/>
+          <w:color w:val="CCCCCC"/>
+          <w:kern w:val="0"/>
+          <w:sz w:val="16"/>
+          <w:szCs w:val="16"/>
+          <w:shd w:val="clear" w:fill="1F1F1F"/>
+          <w:lang w:val="en-US" w:eastAsia="zh-CN" w:bidi="ar"/>
+        </w:rPr>
+        <w:t xml:space="preserve">        </w:t>
+      </w:r>
+      <w:r>
+        <w:rPr>
+          <w:rFonts w:hint="default" w:ascii="Consolas" w:hAnsi="Consolas" w:eastAsia="Consolas" w:cs="Consolas"/>
+          <w:b w:val="0"/>
+          <w:bCs w:val="0"/>
+          <w:color w:val="C586C0"/>
+          <w:kern w:val="0"/>
+          <w:sz w:val="16"/>
+          <w:szCs w:val="16"/>
+          <w:shd w:val="clear" w:fill="1F1F1F"/>
+          <w:lang w:val="en-US" w:eastAsia="zh-CN" w:bidi="ar"/>
+        </w:rPr>
+        <w:t>return</w:t>
+      </w:r>
+      <w:r>
+        <w:rPr>
+          <w:rFonts w:hint="default" w:ascii="Consolas" w:hAnsi="Consolas" w:eastAsia="Consolas" w:cs="Consolas"/>
+          <w:b w:val="0"/>
+          <w:bCs w:val="0"/>
+          <w:color w:val="CCCCCC"/>
+          <w:kern w:val="0"/>
+          <w:sz w:val="16"/>
+          <w:szCs w:val="16"/>
+          <w:shd w:val="clear" w:fill="1F1F1F"/>
+          <w:lang w:val="en-US" w:eastAsia="zh-CN" w:bidi="ar"/>
+        </w:rPr>
+        <w:t xml:space="preserve"> </w:t>
+      </w:r>
+      <w:r>
+        <w:rPr>
+          <w:rFonts w:hint="default" w:ascii="Consolas" w:hAnsi="Consolas" w:eastAsia="Consolas" w:cs="Consolas"/>
+          <w:b w:val="0"/>
+          <w:bCs w:val="0"/>
+          <w:color w:val="4FC1FF"/>
+          <w:kern w:val="0"/>
+          <w:sz w:val="16"/>
+          <w:szCs w:val="16"/>
+          <w:shd w:val="clear" w:fill="1F1F1F"/>
+          <w:lang w:val="en-US" w:eastAsia="zh-CN" w:bidi="ar"/>
+        </w:rPr>
+        <w:t>service</w:t>
+      </w:r>
+      <w:r>
+        <w:rPr>
+          <w:rFonts w:hint="default" w:ascii="Consolas" w:hAnsi="Consolas" w:eastAsia="Consolas" w:cs="Consolas"/>
+          <w:b w:val="0"/>
+          <w:bCs w:val="0"/>
+          <w:color w:val="CCCCCC"/>
+          <w:kern w:val="0"/>
+          <w:sz w:val="16"/>
+          <w:szCs w:val="16"/>
+          <w:shd w:val="clear" w:fill="1F1F1F"/>
+          <w:lang w:val="en-US" w:eastAsia="zh-CN" w:bidi="ar"/>
+        </w:rPr>
+        <w:t>.</w:t>
+      </w:r>
+      <w:r>
+        <w:rPr>
+          <w:rFonts w:hint="default" w:ascii="Consolas" w:hAnsi="Consolas" w:eastAsia="Consolas" w:cs="Consolas"/>
+          <w:b w:val="0"/>
+          <w:bCs w:val="0"/>
+          <w:color w:val="DCDCAA"/>
+          <w:kern w:val="0"/>
+          <w:sz w:val="16"/>
+          <w:szCs w:val="16"/>
+          <w:shd w:val="clear" w:fill="1F1F1F"/>
+          <w:lang w:val="en-US" w:eastAsia="zh-CN" w:bidi="ar"/>
+        </w:rPr>
+        <w:t>update</w:t>
+      </w:r>
+      <w:r>
+        <w:rPr>
+          <w:rFonts w:hint="default" w:ascii="Consolas" w:hAnsi="Consolas" w:eastAsia="Consolas" w:cs="Consolas"/>
+          <w:b w:val="0"/>
+          <w:bCs w:val="0"/>
+          <w:color w:val="CCCCCC"/>
+          <w:kern w:val="0"/>
+          <w:sz w:val="16"/>
+          <w:szCs w:val="16"/>
+          <w:shd w:val="clear" w:fill="1F1F1F"/>
+          <w:lang w:val="en-US" w:eastAsia="zh-CN" w:bidi="ar"/>
+        </w:rPr>
+        <w:t>(</w:t>
+      </w:r>
+      <w:r>
+        <w:rPr>
+          <w:rFonts w:hint="default" w:ascii="Consolas" w:hAnsi="Consolas" w:eastAsia="Consolas" w:cs="Consolas"/>
+          <w:b w:val="0"/>
+          <w:bCs w:val="0"/>
+          <w:color w:val="9CDCFE"/>
+          <w:kern w:val="0"/>
+          <w:sz w:val="16"/>
+          <w:szCs w:val="16"/>
+          <w:shd w:val="clear" w:fill="1F1F1F"/>
+          <w:lang w:val="en-US" w:eastAsia="zh-CN" w:bidi="ar"/>
+        </w:rPr>
+        <w:t>id</w:t>
+      </w:r>
+      <w:r>
+        <w:rPr>
+          <w:rFonts w:hint="default" w:ascii="Consolas" w:hAnsi="Consolas" w:eastAsia="Consolas" w:cs="Consolas"/>
+          <w:b w:val="0"/>
+          <w:bCs w:val="0"/>
+          <w:color w:val="CCCCCC"/>
+          <w:kern w:val="0"/>
+          <w:sz w:val="16"/>
+          <w:szCs w:val="16"/>
+          <w:shd w:val="clear" w:fill="1F1F1F"/>
+          <w:lang w:val="en-US" w:eastAsia="zh-CN" w:bidi="ar"/>
+        </w:rPr>
+        <w:t xml:space="preserve">, </w:t>
+      </w:r>
+      <w:r>
+        <w:rPr>
+          <w:rFonts w:hint="default" w:ascii="Consolas" w:hAnsi="Consolas" w:eastAsia="Consolas" w:cs="Consolas"/>
+          <w:b w:val="0"/>
+          <w:bCs w:val="0"/>
+          <w:color w:val="9CDCFE"/>
+          <w:kern w:val="0"/>
+          <w:sz w:val="16"/>
+          <w:szCs w:val="16"/>
+          <w:shd w:val="clear" w:fill="1F1F1F"/>
+          <w:lang w:val="en-US" w:eastAsia="zh-CN" w:bidi="ar"/>
+        </w:rPr>
+        <w:t>dto</w:t>
+      </w:r>
+      <w:r>
+        <w:rPr>
+          <w:rFonts w:hint="default" w:ascii="Consolas" w:hAnsi="Consolas" w:eastAsia="Consolas" w:cs="Consolas"/>
+          <w:b w:val="0"/>
+          <w:bCs w:val="0"/>
+          <w:color w:val="CCCCCC"/>
+          <w:kern w:val="0"/>
+          <w:sz w:val="16"/>
+          <w:szCs w:val="16"/>
+          <w:shd w:val="clear" w:fill="1F1F1F"/>
+          <w:lang w:val="en-US" w:eastAsia="zh-CN" w:bidi="ar"/>
+        </w:rPr>
+        <w:t>);</w:t>
+      </w:r>
+    </w:p>
+    <w:p>
+      <w:pPr>
+        <w:keepNext w:val="0"/>
+        <w:keepLines w:val="0"/>
+        <w:widowControl/>
+        <w:suppressLineNumbers w:val="0"/>
+        <w:shd w:val="clear" w:fill="1F1F1F"/>
+        <w:spacing w:line="228" w:lineRule="atLeast"/>
+        <w:jc w:val="left"/>
+        <w:rPr>
+          <w:rFonts w:hint="default" w:ascii="Consolas" w:hAnsi="Consolas" w:eastAsia="Consolas" w:cs="Consolas"/>
+          <w:b w:val="0"/>
+          <w:bCs w:val="0"/>
+          <w:color w:val="CCCCCC"/>
+          <w:sz w:val="16"/>
+          <w:szCs w:val="16"/>
+        </w:rPr>
+      </w:pPr>
+      <w:r>
+        <w:rPr>
+          <w:rFonts w:hint="default" w:ascii="Consolas" w:hAnsi="Consolas" w:eastAsia="Consolas" w:cs="Consolas"/>
+          <w:b w:val="0"/>
+          <w:bCs w:val="0"/>
+          <w:color w:val="CCCCCC"/>
+          <w:kern w:val="0"/>
+          <w:sz w:val="16"/>
+          <w:szCs w:val="16"/>
+          <w:shd w:val="clear" w:fill="1F1F1F"/>
+          <w:lang w:val="en-US" w:eastAsia="zh-CN" w:bidi="ar"/>
+        </w:rPr>
+        <w:t>    }</w:t>
+      </w:r>
+    </w:p>
+    <w:p>
+      <w:pPr>
+        <w:keepNext w:val="0"/>
+        <w:keepLines w:val="0"/>
+        <w:widowControl/>
+        <w:suppressLineNumbers w:val="0"/>
+        <w:jc w:val="left"/>
+      </w:pPr>
+    </w:p>
+    <w:p>
+      <w:pPr>
+        <w:keepNext w:val="0"/>
+        <w:keepLines w:val="0"/>
+        <w:widowControl/>
+        <w:suppressLineNumbers w:val="0"/>
+        <w:shd w:val="clear" w:fill="1F1F1F"/>
+        <w:spacing w:line="228" w:lineRule="atLeast"/>
+        <w:jc w:val="left"/>
+        <w:rPr>
+          <w:rFonts w:hint="default" w:ascii="Consolas" w:hAnsi="Consolas" w:eastAsia="Consolas" w:cs="Consolas"/>
+          <w:b w:val="0"/>
+          <w:bCs w:val="0"/>
+          <w:color w:val="CCCCCC"/>
+          <w:sz w:val="16"/>
+          <w:szCs w:val="16"/>
+        </w:rPr>
+      </w:pPr>
+      <w:r>
+        <w:rPr>
+          <w:rFonts w:hint="default" w:ascii="Consolas" w:hAnsi="Consolas" w:eastAsia="Consolas" w:cs="Consolas"/>
+          <w:b w:val="0"/>
+          <w:bCs w:val="0"/>
+          <w:color w:val="CCCCCC"/>
+          <w:kern w:val="0"/>
+          <w:sz w:val="16"/>
+          <w:szCs w:val="16"/>
+          <w:shd w:val="clear" w:fill="1F1F1F"/>
+          <w:lang w:val="en-US" w:eastAsia="zh-CN" w:bidi="ar"/>
+        </w:rPr>
+        <w:t>    @</w:t>
+      </w:r>
+      <w:r>
+        <w:rPr>
+          <w:rFonts w:hint="default" w:ascii="Consolas" w:hAnsi="Consolas" w:eastAsia="Consolas" w:cs="Consolas"/>
+          <w:b w:val="0"/>
+          <w:bCs w:val="0"/>
+          <w:color w:val="4EC9B0"/>
+          <w:kern w:val="0"/>
+          <w:sz w:val="16"/>
+          <w:szCs w:val="16"/>
+          <w:shd w:val="clear" w:fill="1F1F1F"/>
+          <w:lang w:val="en-US" w:eastAsia="zh-CN" w:bidi="ar"/>
+        </w:rPr>
+        <w:t>DeleteMapping</w:t>
+      </w:r>
+      <w:r>
+        <w:rPr>
+          <w:rFonts w:hint="default" w:ascii="Consolas" w:hAnsi="Consolas" w:eastAsia="Consolas" w:cs="Consolas"/>
+          <w:b w:val="0"/>
+          <w:bCs w:val="0"/>
+          <w:color w:val="CCCCCC"/>
+          <w:kern w:val="0"/>
+          <w:sz w:val="16"/>
+          <w:szCs w:val="16"/>
+          <w:shd w:val="clear" w:fill="1F1F1F"/>
+          <w:lang w:val="en-US" w:eastAsia="zh-CN" w:bidi="ar"/>
+        </w:rPr>
+        <w:t>(</w:t>
+      </w:r>
+      <w:r>
+        <w:rPr>
+          <w:rFonts w:hint="default" w:ascii="Consolas" w:hAnsi="Consolas" w:eastAsia="Consolas" w:cs="Consolas"/>
+          <w:b w:val="0"/>
+          <w:bCs w:val="0"/>
+          <w:color w:val="CE9178"/>
+          <w:kern w:val="0"/>
+          <w:sz w:val="16"/>
+          <w:szCs w:val="16"/>
+          <w:shd w:val="clear" w:fill="1F1F1F"/>
+          <w:lang w:val="en-US" w:eastAsia="zh-CN" w:bidi="ar"/>
+        </w:rPr>
+        <w:t>"/{id}"</w:t>
+      </w:r>
+      <w:r>
+        <w:rPr>
+          <w:rFonts w:hint="default" w:ascii="Consolas" w:hAnsi="Consolas" w:eastAsia="Consolas" w:cs="Consolas"/>
+          <w:b w:val="0"/>
+          <w:bCs w:val="0"/>
+          <w:color w:val="CCCCCC"/>
+          <w:kern w:val="0"/>
+          <w:sz w:val="16"/>
+          <w:szCs w:val="16"/>
+          <w:shd w:val="clear" w:fill="1F1F1F"/>
+          <w:lang w:val="en-US" w:eastAsia="zh-CN" w:bidi="ar"/>
+        </w:rPr>
+        <w:t>)</w:t>
+      </w:r>
+    </w:p>
+    <w:p>
+      <w:pPr>
+        <w:keepNext w:val="0"/>
+        <w:keepLines w:val="0"/>
+        <w:widowControl/>
+        <w:suppressLineNumbers w:val="0"/>
+        <w:shd w:val="clear" w:fill="1F1F1F"/>
+        <w:spacing w:line="228" w:lineRule="atLeast"/>
+        <w:jc w:val="left"/>
+        <w:rPr>
+          <w:rFonts w:hint="default" w:ascii="Consolas" w:hAnsi="Consolas" w:eastAsia="Consolas" w:cs="Consolas"/>
+          <w:b w:val="0"/>
+          <w:bCs w:val="0"/>
+          <w:color w:val="CCCCCC"/>
+          <w:sz w:val="16"/>
+          <w:szCs w:val="16"/>
+        </w:rPr>
+      </w:pPr>
+      <w:r>
+        <w:rPr>
+          <w:rFonts w:hint="default" w:ascii="Consolas" w:hAnsi="Consolas" w:eastAsia="Consolas" w:cs="Consolas"/>
+          <w:b w:val="0"/>
+          <w:bCs w:val="0"/>
+          <w:color w:val="CCCCCC"/>
+          <w:kern w:val="0"/>
+          <w:sz w:val="16"/>
+          <w:szCs w:val="16"/>
+          <w:shd w:val="clear" w:fill="1F1F1F"/>
+          <w:lang w:val="en-US" w:eastAsia="zh-CN" w:bidi="ar"/>
+        </w:rPr>
+        <w:t xml:space="preserve">    </w:t>
+      </w:r>
+      <w:r>
+        <w:rPr>
+          <w:rFonts w:hint="default" w:ascii="Consolas" w:hAnsi="Consolas" w:eastAsia="Consolas" w:cs="Consolas"/>
+          <w:b w:val="0"/>
+          <w:bCs w:val="0"/>
+          <w:color w:val="569CD6"/>
+          <w:kern w:val="0"/>
+          <w:sz w:val="16"/>
+          <w:szCs w:val="16"/>
+          <w:shd w:val="clear" w:fill="1F1F1F"/>
+          <w:lang w:val="en-US" w:eastAsia="zh-CN" w:bidi="ar"/>
+        </w:rPr>
+        <w:t>public</w:t>
+      </w:r>
+      <w:r>
+        <w:rPr>
+          <w:rFonts w:hint="default" w:ascii="Consolas" w:hAnsi="Consolas" w:eastAsia="Consolas" w:cs="Consolas"/>
+          <w:b w:val="0"/>
+          <w:bCs w:val="0"/>
+          <w:color w:val="CCCCCC"/>
+          <w:kern w:val="0"/>
+          <w:sz w:val="16"/>
+          <w:szCs w:val="16"/>
+          <w:shd w:val="clear" w:fill="1F1F1F"/>
+          <w:lang w:val="en-US" w:eastAsia="zh-CN" w:bidi="ar"/>
+        </w:rPr>
+        <w:t xml:space="preserve"> </w:t>
+      </w:r>
+      <w:r>
+        <w:rPr>
+          <w:rFonts w:hint="default" w:ascii="Consolas" w:hAnsi="Consolas" w:eastAsia="Consolas" w:cs="Consolas"/>
+          <w:b w:val="0"/>
+          <w:bCs w:val="0"/>
+          <w:color w:val="4EC9B0"/>
+          <w:kern w:val="0"/>
+          <w:sz w:val="16"/>
+          <w:szCs w:val="16"/>
+          <w:shd w:val="clear" w:fill="1F1F1F"/>
+          <w:lang w:val="en-US" w:eastAsia="zh-CN" w:bidi="ar"/>
+        </w:rPr>
+        <w:t>ResponseEntity</w:t>
+      </w:r>
+      <w:r>
+        <w:rPr>
+          <w:rFonts w:hint="default" w:ascii="Consolas" w:hAnsi="Consolas" w:eastAsia="Consolas" w:cs="Consolas"/>
+          <w:b w:val="0"/>
+          <w:bCs w:val="0"/>
+          <w:color w:val="CCCCCC"/>
+          <w:kern w:val="0"/>
+          <w:sz w:val="16"/>
+          <w:szCs w:val="16"/>
+          <w:shd w:val="clear" w:fill="1F1F1F"/>
+          <w:lang w:val="en-US" w:eastAsia="zh-CN" w:bidi="ar"/>
+        </w:rPr>
+        <w:t>&lt;</w:t>
+      </w:r>
+      <w:r>
+        <w:rPr>
+          <w:rFonts w:hint="default" w:ascii="Consolas" w:hAnsi="Consolas" w:eastAsia="Consolas" w:cs="Consolas"/>
+          <w:b w:val="0"/>
+          <w:bCs w:val="0"/>
+          <w:color w:val="4EC9B0"/>
+          <w:kern w:val="0"/>
+          <w:sz w:val="16"/>
+          <w:szCs w:val="16"/>
+          <w:shd w:val="clear" w:fill="1F1F1F"/>
+          <w:lang w:val="en-US" w:eastAsia="zh-CN" w:bidi="ar"/>
+        </w:rPr>
+        <w:t>Void</w:t>
+      </w:r>
+      <w:r>
+        <w:rPr>
+          <w:rFonts w:hint="default" w:ascii="Consolas" w:hAnsi="Consolas" w:eastAsia="Consolas" w:cs="Consolas"/>
+          <w:b w:val="0"/>
+          <w:bCs w:val="0"/>
+          <w:color w:val="CCCCCC"/>
+          <w:kern w:val="0"/>
+          <w:sz w:val="16"/>
+          <w:szCs w:val="16"/>
+          <w:shd w:val="clear" w:fill="1F1F1F"/>
+          <w:lang w:val="en-US" w:eastAsia="zh-CN" w:bidi="ar"/>
+        </w:rPr>
+        <w:t xml:space="preserve">&gt; </w:t>
+      </w:r>
+      <w:r>
+        <w:rPr>
+          <w:rFonts w:hint="default" w:ascii="Consolas" w:hAnsi="Consolas" w:eastAsia="Consolas" w:cs="Consolas"/>
+          <w:b w:val="0"/>
+          <w:bCs w:val="0"/>
+          <w:color w:val="DCDCAA"/>
+          <w:kern w:val="0"/>
+          <w:sz w:val="16"/>
+          <w:szCs w:val="16"/>
+          <w:shd w:val="clear" w:fill="1F1F1F"/>
+          <w:lang w:val="en-US" w:eastAsia="zh-CN" w:bidi="ar"/>
+        </w:rPr>
+        <w:t>delete</w:t>
+      </w:r>
+      <w:r>
+        <w:rPr>
+          <w:rFonts w:hint="default" w:ascii="Consolas" w:hAnsi="Consolas" w:eastAsia="Consolas" w:cs="Consolas"/>
+          <w:b w:val="0"/>
+          <w:bCs w:val="0"/>
+          <w:color w:val="CCCCCC"/>
+          <w:kern w:val="0"/>
+          <w:sz w:val="16"/>
+          <w:szCs w:val="16"/>
+          <w:shd w:val="clear" w:fill="1F1F1F"/>
+          <w:lang w:val="en-US" w:eastAsia="zh-CN" w:bidi="ar"/>
+        </w:rPr>
+        <w:t>(@</w:t>
+      </w:r>
+      <w:r>
+        <w:rPr>
+          <w:rFonts w:hint="default" w:ascii="Consolas" w:hAnsi="Consolas" w:eastAsia="Consolas" w:cs="Consolas"/>
+          <w:b w:val="0"/>
+          <w:bCs w:val="0"/>
+          <w:color w:val="4EC9B0"/>
+          <w:kern w:val="0"/>
+          <w:sz w:val="16"/>
+          <w:szCs w:val="16"/>
+          <w:shd w:val="clear" w:fill="1F1F1F"/>
+          <w:lang w:val="en-US" w:eastAsia="zh-CN" w:bidi="ar"/>
+        </w:rPr>
+        <w:t>PathVariable</w:t>
+      </w:r>
+      <w:r>
+        <w:rPr>
+          <w:rFonts w:hint="default" w:ascii="Consolas" w:hAnsi="Consolas" w:eastAsia="Consolas" w:cs="Consolas"/>
+          <w:b w:val="0"/>
+          <w:bCs w:val="0"/>
+          <w:color w:val="CCCCCC"/>
+          <w:kern w:val="0"/>
+          <w:sz w:val="16"/>
+          <w:szCs w:val="16"/>
+          <w:shd w:val="clear" w:fill="1F1F1F"/>
+          <w:lang w:val="en-US" w:eastAsia="zh-CN" w:bidi="ar"/>
+        </w:rPr>
+        <w:t xml:space="preserve"> </w:t>
+      </w:r>
+      <w:r>
+        <w:rPr>
+          <w:rFonts w:hint="default" w:ascii="Consolas" w:hAnsi="Consolas" w:eastAsia="Consolas" w:cs="Consolas"/>
+          <w:b w:val="0"/>
+          <w:bCs w:val="0"/>
+          <w:color w:val="4EC9B0"/>
+          <w:kern w:val="0"/>
+          <w:sz w:val="16"/>
+          <w:szCs w:val="16"/>
+          <w:shd w:val="clear" w:fill="1F1F1F"/>
+          <w:lang w:val="en-US" w:eastAsia="zh-CN" w:bidi="ar"/>
+        </w:rPr>
+        <w:t>Long</w:t>
+      </w:r>
+      <w:r>
+        <w:rPr>
+          <w:rFonts w:hint="default" w:ascii="Consolas" w:hAnsi="Consolas" w:eastAsia="Consolas" w:cs="Consolas"/>
+          <w:b w:val="0"/>
+          <w:bCs w:val="0"/>
+          <w:color w:val="CCCCCC"/>
+          <w:kern w:val="0"/>
+          <w:sz w:val="16"/>
+          <w:szCs w:val="16"/>
+          <w:shd w:val="clear" w:fill="1F1F1F"/>
+          <w:lang w:val="en-US" w:eastAsia="zh-CN" w:bidi="ar"/>
+        </w:rPr>
+        <w:t xml:space="preserve"> </w:t>
+      </w:r>
+      <w:r>
+        <w:rPr>
+          <w:rFonts w:hint="default" w:ascii="Consolas" w:hAnsi="Consolas" w:eastAsia="Consolas" w:cs="Consolas"/>
+          <w:b w:val="0"/>
+          <w:bCs w:val="0"/>
+          <w:color w:val="9CDCFE"/>
+          <w:kern w:val="0"/>
+          <w:sz w:val="16"/>
+          <w:szCs w:val="16"/>
+          <w:shd w:val="clear" w:fill="1F1F1F"/>
+          <w:lang w:val="en-US" w:eastAsia="zh-CN" w:bidi="ar"/>
+        </w:rPr>
+        <w:t>id</w:t>
+      </w:r>
+      <w:r>
+        <w:rPr>
+          <w:rFonts w:hint="default" w:ascii="Consolas" w:hAnsi="Consolas" w:eastAsia="Consolas" w:cs="Consolas"/>
+          <w:b w:val="0"/>
+          <w:bCs w:val="0"/>
+          <w:color w:val="CCCCCC"/>
+          <w:kern w:val="0"/>
+          <w:sz w:val="16"/>
+          <w:szCs w:val="16"/>
+          <w:shd w:val="clear" w:fill="1F1F1F"/>
+          <w:lang w:val="en-US" w:eastAsia="zh-CN" w:bidi="ar"/>
+        </w:rPr>
+        <w:t>) {</w:t>
+      </w:r>
+    </w:p>
+    <w:p>
+      <w:pPr>
+        <w:keepNext w:val="0"/>
+        <w:keepLines w:val="0"/>
+        <w:widowControl/>
+        <w:suppressLineNumbers w:val="0"/>
+        <w:shd w:val="clear" w:fill="1F1F1F"/>
+        <w:spacing w:line="228" w:lineRule="atLeast"/>
+        <w:jc w:val="left"/>
+        <w:rPr>
+          <w:rFonts w:hint="default" w:ascii="Consolas" w:hAnsi="Consolas" w:eastAsia="Consolas" w:cs="Consolas"/>
+          <w:b w:val="0"/>
+          <w:bCs w:val="0"/>
+          <w:color w:val="CCCCCC"/>
+          <w:sz w:val="16"/>
+          <w:szCs w:val="16"/>
+        </w:rPr>
+      </w:pPr>
+      <w:r>
+        <w:rPr>
+          <w:rFonts w:hint="default" w:ascii="Consolas" w:hAnsi="Consolas" w:eastAsia="Consolas" w:cs="Consolas"/>
+          <w:b w:val="0"/>
+          <w:bCs w:val="0"/>
+          <w:color w:val="CCCCCC"/>
+          <w:kern w:val="0"/>
+          <w:sz w:val="16"/>
+          <w:szCs w:val="16"/>
+          <w:shd w:val="clear" w:fill="1F1F1F"/>
+          <w:lang w:val="en-US" w:eastAsia="zh-CN" w:bidi="ar"/>
+        </w:rPr>
+        <w:t xml:space="preserve">        </w:t>
+      </w:r>
+      <w:r>
+        <w:rPr>
+          <w:rFonts w:hint="default" w:ascii="Consolas" w:hAnsi="Consolas" w:eastAsia="Consolas" w:cs="Consolas"/>
+          <w:b w:val="0"/>
+          <w:bCs w:val="0"/>
+          <w:color w:val="4EC9B0"/>
+          <w:kern w:val="0"/>
+          <w:sz w:val="16"/>
+          <w:szCs w:val="16"/>
+          <w:shd w:val="clear" w:fill="1F1F1F"/>
+          <w:lang w:val="en-US" w:eastAsia="zh-CN" w:bidi="ar"/>
+        </w:rPr>
+        <w:t>Authentication</w:t>
+      </w:r>
+      <w:r>
+        <w:rPr>
+          <w:rFonts w:hint="default" w:ascii="Consolas" w:hAnsi="Consolas" w:eastAsia="Consolas" w:cs="Consolas"/>
+          <w:b w:val="0"/>
+          <w:bCs w:val="0"/>
+          <w:color w:val="CCCCCC"/>
+          <w:kern w:val="0"/>
+          <w:sz w:val="16"/>
+          <w:szCs w:val="16"/>
+          <w:shd w:val="clear" w:fill="1F1F1F"/>
+          <w:lang w:val="en-US" w:eastAsia="zh-CN" w:bidi="ar"/>
+        </w:rPr>
+        <w:t xml:space="preserve"> </w:t>
+      </w:r>
+      <w:r>
+        <w:rPr>
+          <w:rFonts w:hint="default" w:ascii="Consolas" w:hAnsi="Consolas" w:eastAsia="Consolas" w:cs="Consolas"/>
+          <w:b w:val="0"/>
+          <w:bCs w:val="0"/>
+          <w:color w:val="9CDCFE"/>
+          <w:kern w:val="0"/>
+          <w:sz w:val="16"/>
+          <w:szCs w:val="16"/>
+          <w:shd w:val="clear" w:fill="1F1F1F"/>
+          <w:lang w:val="en-US" w:eastAsia="zh-CN" w:bidi="ar"/>
+        </w:rPr>
+        <w:t>authentication</w:t>
+      </w:r>
+      <w:r>
+        <w:rPr>
+          <w:rFonts w:hint="default" w:ascii="Consolas" w:hAnsi="Consolas" w:eastAsia="Consolas" w:cs="Consolas"/>
+          <w:b w:val="0"/>
+          <w:bCs w:val="0"/>
+          <w:color w:val="CCCCCC"/>
+          <w:kern w:val="0"/>
+          <w:sz w:val="16"/>
+          <w:szCs w:val="16"/>
+          <w:shd w:val="clear" w:fill="1F1F1F"/>
+          <w:lang w:val="en-US" w:eastAsia="zh-CN" w:bidi="ar"/>
+        </w:rPr>
+        <w:t xml:space="preserve"> </w:t>
+      </w:r>
+      <w:r>
+        <w:rPr>
+          <w:rFonts w:hint="default" w:ascii="Consolas" w:hAnsi="Consolas" w:eastAsia="Consolas" w:cs="Consolas"/>
+          <w:b w:val="0"/>
+          <w:bCs w:val="0"/>
+          <w:color w:val="D4D4D4"/>
+          <w:kern w:val="0"/>
+          <w:sz w:val="16"/>
+          <w:szCs w:val="16"/>
+          <w:shd w:val="clear" w:fill="1F1F1F"/>
+          <w:lang w:val="en-US" w:eastAsia="zh-CN" w:bidi="ar"/>
+        </w:rPr>
+        <w:t>=</w:t>
+      </w:r>
+      <w:r>
+        <w:rPr>
+          <w:rFonts w:hint="default" w:ascii="Consolas" w:hAnsi="Consolas" w:eastAsia="Consolas" w:cs="Consolas"/>
+          <w:b w:val="0"/>
+          <w:bCs w:val="0"/>
+          <w:color w:val="CCCCCC"/>
+          <w:kern w:val="0"/>
+          <w:sz w:val="16"/>
+          <w:szCs w:val="16"/>
+          <w:shd w:val="clear" w:fill="1F1F1F"/>
+          <w:lang w:val="en-US" w:eastAsia="zh-CN" w:bidi="ar"/>
+        </w:rPr>
+        <w:t xml:space="preserve"> </w:t>
+      </w:r>
+      <w:r>
+        <w:rPr>
+          <w:rFonts w:hint="default" w:ascii="Consolas" w:hAnsi="Consolas" w:eastAsia="Consolas" w:cs="Consolas"/>
+          <w:b w:val="0"/>
+          <w:bCs w:val="0"/>
+          <w:color w:val="4EC9B0"/>
+          <w:kern w:val="0"/>
+          <w:sz w:val="16"/>
+          <w:szCs w:val="16"/>
+          <w:shd w:val="clear" w:fill="1F1F1F"/>
+          <w:lang w:val="en-US" w:eastAsia="zh-CN" w:bidi="ar"/>
+        </w:rPr>
+        <w:t>SecurityContextHolder</w:t>
+      </w:r>
+      <w:r>
+        <w:rPr>
+          <w:rFonts w:hint="default" w:ascii="Consolas" w:hAnsi="Consolas" w:eastAsia="Consolas" w:cs="Consolas"/>
+          <w:b w:val="0"/>
+          <w:bCs w:val="0"/>
+          <w:color w:val="CCCCCC"/>
+          <w:kern w:val="0"/>
+          <w:sz w:val="16"/>
+          <w:szCs w:val="16"/>
+          <w:shd w:val="clear" w:fill="1F1F1F"/>
+          <w:lang w:val="en-US" w:eastAsia="zh-CN" w:bidi="ar"/>
+        </w:rPr>
+        <w:t>.</w:t>
+      </w:r>
+      <w:r>
+        <w:rPr>
+          <w:rFonts w:hint="default" w:ascii="Consolas" w:hAnsi="Consolas" w:eastAsia="Consolas" w:cs="Consolas"/>
+          <w:b w:val="0"/>
+          <w:bCs w:val="0"/>
+          <w:color w:val="DCDCAA"/>
+          <w:kern w:val="0"/>
+          <w:sz w:val="16"/>
+          <w:szCs w:val="16"/>
+          <w:shd w:val="clear" w:fill="1F1F1F"/>
+          <w:lang w:val="en-US" w:eastAsia="zh-CN" w:bidi="ar"/>
+        </w:rPr>
+        <w:t>getContext</w:t>
+      </w:r>
+      <w:r>
+        <w:rPr>
+          <w:rFonts w:hint="default" w:ascii="Consolas" w:hAnsi="Consolas" w:eastAsia="Consolas" w:cs="Consolas"/>
+          <w:b w:val="0"/>
+          <w:bCs w:val="0"/>
+          <w:color w:val="CCCCCC"/>
+          <w:kern w:val="0"/>
+          <w:sz w:val="16"/>
+          <w:szCs w:val="16"/>
+          <w:shd w:val="clear" w:fill="1F1F1F"/>
+          <w:lang w:val="en-US" w:eastAsia="zh-CN" w:bidi="ar"/>
+        </w:rPr>
+        <w:t>().</w:t>
+      </w:r>
+      <w:r>
+        <w:rPr>
+          <w:rFonts w:hint="default" w:ascii="Consolas" w:hAnsi="Consolas" w:eastAsia="Consolas" w:cs="Consolas"/>
+          <w:b w:val="0"/>
+          <w:bCs w:val="0"/>
+          <w:color w:val="DCDCAA"/>
+          <w:kern w:val="0"/>
+          <w:sz w:val="16"/>
+          <w:szCs w:val="16"/>
+          <w:shd w:val="clear" w:fill="1F1F1F"/>
+          <w:lang w:val="en-US" w:eastAsia="zh-CN" w:bidi="ar"/>
+        </w:rPr>
+        <w:t>getAuthentication</w:t>
+      </w:r>
+      <w:r>
+        <w:rPr>
+          <w:rFonts w:hint="default" w:ascii="Consolas" w:hAnsi="Consolas" w:eastAsia="Consolas" w:cs="Consolas"/>
+          <w:b w:val="0"/>
+          <w:bCs w:val="0"/>
+          <w:color w:val="CCCCCC"/>
+          <w:kern w:val="0"/>
+          <w:sz w:val="16"/>
+          <w:szCs w:val="16"/>
+          <w:shd w:val="clear" w:fill="1F1F1F"/>
+          <w:lang w:val="en-US" w:eastAsia="zh-CN" w:bidi="ar"/>
+        </w:rPr>
+        <w:t>();</w:t>
+      </w:r>
+    </w:p>
+    <w:p>
+      <w:pPr>
+        <w:keepNext w:val="0"/>
+        <w:keepLines w:val="0"/>
+        <w:widowControl/>
+        <w:suppressLineNumbers w:val="0"/>
+        <w:shd w:val="clear" w:fill="1F1F1F"/>
+        <w:spacing w:line="228" w:lineRule="atLeast"/>
+        <w:jc w:val="left"/>
+        <w:rPr>
+          <w:rFonts w:hint="default" w:ascii="Consolas" w:hAnsi="Consolas" w:eastAsia="Consolas" w:cs="Consolas"/>
+          <w:b w:val="0"/>
+          <w:bCs w:val="0"/>
+          <w:color w:val="CCCCCC"/>
+          <w:sz w:val="16"/>
+          <w:szCs w:val="16"/>
+        </w:rPr>
+      </w:pPr>
+      <w:r>
+        <w:rPr>
+          <w:rFonts w:hint="default" w:ascii="Consolas" w:hAnsi="Consolas" w:eastAsia="Consolas" w:cs="Consolas"/>
+          <w:b w:val="0"/>
+          <w:bCs w:val="0"/>
+          <w:color w:val="CCCCCC"/>
+          <w:kern w:val="0"/>
+          <w:sz w:val="16"/>
+          <w:szCs w:val="16"/>
+          <w:shd w:val="clear" w:fill="1F1F1F"/>
+          <w:lang w:val="en-US" w:eastAsia="zh-CN" w:bidi="ar"/>
+        </w:rPr>
+        <w:t xml:space="preserve">        </w:t>
+      </w:r>
+      <w:r>
+        <w:rPr>
+          <w:rFonts w:hint="default" w:ascii="Consolas" w:hAnsi="Consolas" w:eastAsia="Consolas" w:cs="Consolas"/>
+          <w:b w:val="0"/>
+          <w:bCs w:val="0"/>
+          <w:color w:val="4EC9B0"/>
+          <w:kern w:val="0"/>
+          <w:sz w:val="16"/>
+          <w:szCs w:val="16"/>
+          <w:shd w:val="clear" w:fill="1F1F1F"/>
+          <w:lang w:val="en-US" w:eastAsia="zh-CN" w:bidi="ar"/>
+        </w:rPr>
+        <w:t>CustomPrincipal</w:t>
+      </w:r>
+      <w:r>
+        <w:rPr>
+          <w:rFonts w:hint="default" w:ascii="Consolas" w:hAnsi="Consolas" w:eastAsia="Consolas" w:cs="Consolas"/>
+          <w:b w:val="0"/>
+          <w:bCs w:val="0"/>
+          <w:color w:val="CCCCCC"/>
+          <w:kern w:val="0"/>
+          <w:sz w:val="16"/>
+          <w:szCs w:val="16"/>
+          <w:shd w:val="clear" w:fill="1F1F1F"/>
+          <w:lang w:val="en-US" w:eastAsia="zh-CN" w:bidi="ar"/>
+        </w:rPr>
+        <w:t xml:space="preserve"> </w:t>
+      </w:r>
+      <w:r>
+        <w:rPr>
+          <w:rFonts w:hint="default" w:ascii="Consolas" w:hAnsi="Consolas" w:eastAsia="Consolas" w:cs="Consolas"/>
+          <w:b w:val="0"/>
+          <w:bCs w:val="0"/>
+          <w:color w:val="9CDCFE"/>
+          <w:kern w:val="0"/>
+          <w:sz w:val="16"/>
+          <w:szCs w:val="16"/>
+          <w:shd w:val="clear" w:fill="1F1F1F"/>
+          <w:lang w:val="en-US" w:eastAsia="zh-CN" w:bidi="ar"/>
+        </w:rPr>
+        <w:t>userDetails</w:t>
+      </w:r>
+      <w:r>
+        <w:rPr>
+          <w:rFonts w:hint="default" w:ascii="Consolas" w:hAnsi="Consolas" w:eastAsia="Consolas" w:cs="Consolas"/>
+          <w:b w:val="0"/>
+          <w:bCs w:val="0"/>
+          <w:color w:val="CCCCCC"/>
+          <w:kern w:val="0"/>
+          <w:sz w:val="16"/>
+          <w:szCs w:val="16"/>
+          <w:shd w:val="clear" w:fill="1F1F1F"/>
+          <w:lang w:val="en-US" w:eastAsia="zh-CN" w:bidi="ar"/>
+        </w:rPr>
+        <w:t xml:space="preserve"> </w:t>
+      </w:r>
+      <w:r>
+        <w:rPr>
+          <w:rFonts w:hint="default" w:ascii="Consolas" w:hAnsi="Consolas" w:eastAsia="Consolas" w:cs="Consolas"/>
+          <w:b w:val="0"/>
+          <w:bCs w:val="0"/>
+          <w:color w:val="D4D4D4"/>
+          <w:kern w:val="0"/>
+          <w:sz w:val="16"/>
+          <w:szCs w:val="16"/>
+          <w:shd w:val="clear" w:fill="1F1F1F"/>
+          <w:lang w:val="en-US" w:eastAsia="zh-CN" w:bidi="ar"/>
+        </w:rPr>
+        <w:t>=</w:t>
+      </w:r>
+      <w:r>
+        <w:rPr>
+          <w:rFonts w:hint="default" w:ascii="Consolas" w:hAnsi="Consolas" w:eastAsia="Consolas" w:cs="Consolas"/>
+          <w:b w:val="0"/>
+          <w:bCs w:val="0"/>
+          <w:color w:val="CCCCCC"/>
+          <w:kern w:val="0"/>
+          <w:sz w:val="16"/>
+          <w:szCs w:val="16"/>
+          <w:shd w:val="clear" w:fill="1F1F1F"/>
+          <w:lang w:val="en-US" w:eastAsia="zh-CN" w:bidi="ar"/>
+        </w:rPr>
+        <w:t xml:space="preserve"> (</w:t>
+      </w:r>
+      <w:r>
+        <w:rPr>
+          <w:rFonts w:hint="default" w:ascii="Consolas" w:hAnsi="Consolas" w:eastAsia="Consolas" w:cs="Consolas"/>
+          <w:b w:val="0"/>
+          <w:bCs w:val="0"/>
+          <w:color w:val="4EC9B0"/>
+          <w:kern w:val="0"/>
+          <w:sz w:val="16"/>
+          <w:szCs w:val="16"/>
+          <w:shd w:val="clear" w:fill="1F1F1F"/>
+          <w:lang w:val="en-US" w:eastAsia="zh-CN" w:bidi="ar"/>
+        </w:rPr>
+        <w:t>CustomPrincipal</w:t>
+      </w:r>
+      <w:r>
+        <w:rPr>
+          <w:rFonts w:hint="default" w:ascii="Consolas" w:hAnsi="Consolas" w:eastAsia="Consolas" w:cs="Consolas"/>
+          <w:b w:val="0"/>
+          <w:bCs w:val="0"/>
+          <w:color w:val="CCCCCC"/>
+          <w:kern w:val="0"/>
+          <w:sz w:val="16"/>
+          <w:szCs w:val="16"/>
+          <w:shd w:val="clear" w:fill="1F1F1F"/>
+          <w:lang w:val="en-US" w:eastAsia="zh-CN" w:bidi="ar"/>
+        </w:rPr>
+        <w:t xml:space="preserve">) </w:t>
+      </w:r>
+      <w:r>
+        <w:rPr>
+          <w:rFonts w:hint="default" w:ascii="Consolas" w:hAnsi="Consolas" w:eastAsia="Consolas" w:cs="Consolas"/>
+          <w:b w:val="0"/>
+          <w:bCs w:val="0"/>
+          <w:color w:val="9CDCFE"/>
+          <w:kern w:val="0"/>
+          <w:sz w:val="16"/>
+          <w:szCs w:val="16"/>
+          <w:shd w:val="clear" w:fill="1F1F1F"/>
+          <w:lang w:val="en-US" w:eastAsia="zh-CN" w:bidi="ar"/>
+        </w:rPr>
+        <w:t>authentication</w:t>
+      </w:r>
+      <w:r>
+        <w:rPr>
+          <w:rFonts w:hint="default" w:ascii="Consolas" w:hAnsi="Consolas" w:eastAsia="Consolas" w:cs="Consolas"/>
+          <w:b w:val="0"/>
+          <w:bCs w:val="0"/>
+          <w:color w:val="CCCCCC"/>
+          <w:kern w:val="0"/>
+          <w:sz w:val="16"/>
+          <w:szCs w:val="16"/>
+          <w:shd w:val="clear" w:fill="1F1F1F"/>
+          <w:lang w:val="en-US" w:eastAsia="zh-CN" w:bidi="ar"/>
+        </w:rPr>
+        <w:t>.</w:t>
+      </w:r>
+      <w:r>
+        <w:rPr>
+          <w:rFonts w:hint="default" w:ascii="Consolas" w:hAnsi="Consolas" w:eastAsia="Consolas" w:cs="Consolas"/>
+          <w:b w:val="0"/>
+          <w:bCs w:val="0"/>
+          <w:color w:val="DCDCAA"/>
+          <w:kern w:val="0"/>
+          <w:sz w:val="16"/>
+          <w:szCs w:val="16"/>
+          <w:shd w:val="clear" w:fill="1F1F1F"/>
+          <w:lang w:val="en-US" w:eastAsia="zh-CN" w:bidi="ar"/>
+        </w:rPr>
+        <w:t>getPrincipal</w:t>
+      </w:r>
+      <w:r>
+        <w:rPr>
+          <w:rFonts w:hint="default" w:ascii="Consolas" w:hAnsi="Consolas" w:eastAsia="Consolas" w:cs="Consolas"/>
+          <w:b w:val="0"/>
+          <w:bCs w:val="0"/>
+          <w:color w:val="CCCCCC"/>
+          <w:kern w:val="0"/>
+          <w:sz w:val="16"/>
+          <w:szCs w:val="16"/>
+          <w:shd w:val="clear" w:fill="1F1F1F"/>
+          <w:lang w:val="en-US" w:eastAsia="zh-CN" w:bidi="ar"/>
+        </w:rPr>
+        <w:t>();</w:t>
+      </w:r>
+    </w:p>
+    <w:p>
+      <w:pPr>
+        <w:keepNext w:val="0"/>
+        <w:keepLines w:val="0"/>
+        <w:widowControl/>
+        <w:suppressLineNumbers w:val="0"/>
+        <w:shd w:val="clear" w:fill="1F1F1F"/>
+        <w:spacing w:line="228" w:lineRule="atLeast"/>
+        <w:jc w:val="left"/>
+        <w:rPr>
+          <w:rFonts w:hint="default" w:ascii="Consolas" w:hAnsi="Consolas" w:eastAsia="Consolas" w:cs="Consolas"/>
+          <w:b w:val="0"/>
+          <w:bCs w:val="0"/>
+          <w:color w:val="CCCCCC"/>
+          <w:sz w:val="16"/>
+          <w:szCs w:val="16"/>
+        </w:rPr>
+      </w:pPr>
+      <w:r>
+        <w:rPr>
+          <w:rFonts w:hint="default" w:ascii="Consolas" w:hAnsi="Consolas" w:eastAsia="Consolas" w:cs="Consolas"/>
+          <w:b w:val="0"/>
+          <w:bCs w:val="0"/>
+          <w:color w:val="CCCCCC"/>
+          <w:kern w:val="0"/>
+          <w:sz w:val="16"/>
+          <w:szCs w:val="16"/>
+          <w:shd w:val="clear" w:fill="1F1F1F"/>
+          <w:lang w:val="en-US" w:eastAsia="zh-CN" w:bidi="ar"/>
+        </w:rPr>
+        <w:t xml:space="preserve">        </w:t>
+      </w:r>
+      <w:r>
+        <w:rPr>
+          <w:rFonts w:hint="default" w:ascii="Consolas" w:hAnsi="Consolas" w:eastAsia="Consolas" w:cs="Consolas"/>
+          <w:b w:val="0"/>
+          <w:bCs w:val="0"/>
+          <w:color w:val="4EC9B0"/>
+          <w:kern w:val="0"/>
+          <w:sz w:val="16"/>
+          <w:szCs w:val="16"/>
+          <w:shd w:val="clear" w:fill="1F1F1F"/>
+          <w:lang w:val="en-US" w:eastAsia="zh-CN" w:bidi="ar"/>
+        </w:rPr>
+        <w:t>User</w:t>
+      </w:r>
+      <w:r>
+        <w:rPr>
+          <w:rFonts w:hint="default" w:ascii="Consolas" w:hAnsi="Consolas" w:eastAsia="Consolas" w:cs="Consolas"/>
+          <w:b w:val="0"/>
+          <w:bCs w:val="0"/>
+          <w:color w:val="CCCCCC"/>
+          <w:kern w:val="0"/>
+          <w:sz w:val="16"/>
+          <w:szCs w:val="16"/>
+          <w:shd w:val="clear" w:fill="1F1F1F"/>
+          <w:lang w:val="en-US" w:eastAsia="zh-CN" w:bidi="ar"/>
+        </w:rPr>
+        <w:t xml:space="preserve"> </w:t>
+      </w:r>
+      <w:r>
+        <w:rPr>
+          <w:rFonts w:hint="default" w:ascii="Consolas" w:hAnsi="Consolas" w:eastAsia="Consolas" w:cs="Consolas"/>
+          <w:b w:val="0"/>
+          <w:bCs w:val="0"/>
+          <w:color w:val="9CDCFE"/>
+          <w:kern w:val="0"/>
+          <w:sz w:val="16"/>
+          <w:szCs w:val="16"/>
+          <w:shd w:val="clear" w:fill="1F1F1F"/>
+          <w:lang w:val="en-US" w:eastAsia="zh-CN" w:bidi="ar"/>
+        </w:rPr>
+        <w:t>user</w:t>
+      </w:r>
+      <w:r>
+        <w:rPr>
+          <w:rFonts w:hint="default" w:ascii="Consolas" w:hAnsi="Consolas" w:eastAsia="Consolas" w:cs="Consolas"/>
+          <w:b w:val="0"/>
+          <w:bCs w:val="0"/>
+          <w:color w:val="CCCCCC"/>
+          <w:kern w:val="0"/>
+          <w:sz w:val="16"/>
+          <w:szCs w:val="16"/>
+          <w:shd w:val="clear" w:fill="1F1F1F"/>
+          <w:lang w:val="en-US" w:eastAsia="zh-CN" w:bidi="ar"/>
+        </w:rPr>
+        <w:t xml:space="preserve"> </w:t>
+      </w:r>
+      <w:r>
+        <w:rPr>
+          <w:rFonts w:hint="default" w:ascii="Consolas" w:hAnsi="Consolas" w:eastAsia="Consolas" w:cs="Consolas"/>
+          <w:b w:val="0"/>
+          <w:bCs w:val="0"/>
+          <w:color w:val="D4D4D4"/>
+          <w:kern w:val="0"/>
+          <w:sz w:val="16"/>
+          <w:szCs w:val="16"/>
+          <w:shd w:val="clear" w:fill="1F1F1F"/>
+          <w:lang w:val="en-US" w:eastAsia="zh-CN" w:bidi="ar"/>
+        </w:rPr>
+        <w:t>=</w:t>
+      </w:r>
+      <w:r>
+        <w:rPr>
+          <w:rFonts w:hint="default" w:ascii="Consolas" w:hAnsi="Consolas" w:eastAsia="Consolas" w:cs="Consolas"/>
+          <w:b w:val="0"/>
+          <w:bCs w:val="0"/>
+          <w:color w:val="CCCCCC"/>
+          <w:kern w:val="0"/>
+          <w:sz w:val="16"/>
+          <w:szCs w:val="16"/>
+          <w:shd w:val="clear" w:fill="1F1F1F"/>
+          <w:lang w:val="en-US" w:eastAsia="zh-CN" w:bidi="ar"/>
+        </w:rPr>
+        <w:t xml:space="preserve"> </w:t>
+      </w:r>
+      <w:r>
+        <w:rPr>
+          <w:rFonts w:hint="default" w:ascii="Consolas" w:hAnsi="Consolas" w:eastAsia="Consolas" w:cs="Consolas"/>
+          <w:b w:val="0"/>
+          <w:bCs w:val="0"/>
+          <w:color w:val="9CDCFE"/>
+          <w:kern w:val="0"/>
+          <w:sz w:val="16"/>
+          <w:szCs w:val="16"/>
+          <w:shd w:val="clear" w:fill="1F1F1F"/>
+          <w:lang w:val="en-US" w:eastAsia="zh-CN" w:bidi="ar"/>
+        </w:rPr>
+        <w:t>userDetails</w:t>
+      </w:r>
+      <w:r>
+        <w:rPr>
+          <w:rFonts w:hint="default" w:ascii="Consolas" w:hAnsi="Consolas" w:eastAsia="Consolas" w:cs="Consolas"/>
+          <w:b w:val="0"/>
+          <w:bCs w:val="0"/>
+          <w:color w:val="CCCCCC"/>
+          <w:kern w:val="0"/>
+          <w:sz w:val="16"/>
+          <w:szCs w:val="16"/>
+          <w:shd w:val="clear" w:fill="1F1F1F"/>
+          <w:lang w:val="en-US" w:eastAsia="zh-CN" w:bidi="ar"/>
+        </w:rPr>
+        <w:t>.</w:t>
+      </w:r>
+      <w:r>
+        <w:rPr>
+          <w:rFonts w:hint="default" w:ascii="Consolas" w:hAnsi="Consolas" w:eastAsia="Consolas" w:cs="Consolas"/>
+          <w:b w:val="0"/>
+          <w:bCs w:val="0"/>
+          <w:color w:val="DCDCAA"/>
+          <w:kern w:val="0"/>
+          <w:sz w:val="16"/>
+          <w:szCs w:val="16"/>
+          <w:shd w:val="clear" w:fill="1F1F1F"/>
+          <w:lang w:val="en-US" w:eastAsia="zh-CN" w:bidi="ar"/>
+        </w:rPr>
+        <w:t>getUser</w:t>
+      </w:r>
+      <w:r>
+        <w:rPr>
+          <w:rFonts w:hint="default" w:ascii="Consolas" w:hAnsi="Consolas" w:eastAsia="Consolas" w:cs="Consolas"/>
+          <w:b w:val="0"/>
+          <w:bCs w:val="0"/>
+          <w:color w:val="CCCCCC"/>
+          <w:kern w:val="0"/>
+          <w:sz w:val="16"/>
+          <w:szCs w:val="16"/>
+          <w:shd w:val="clear" w:fill="1F1F1F"/>
+          <w:lang w:val="en-US" w:eastAsia="zh-CN" w:bidi="ar"/>
+        </w:rPr>
+        <w:t>();</w:t>
+      </w:r>
+    </w:p>
+    <w:p>
+      <w:pPr>
+        <w:keepNext w:val="0"/>
+        <w:keepLines w:val="0"/>
+        <w:widowControl/>
+        <w:suppressLineNumbers w:val="0"/>
+        <w:shd w:val="clear" w:fill="1F1F1F"/>
+        <w:spacing w:line="228" w:lineRule="atLeast"/>
+        <w:jc w:val="left"/>
+        <w:rPr>
+          <w:rFonts w:hint="default" w:ascii="Consolas" w:hAnsi="Consolas" w:eastAsia="Consolas" w:cs="Consolas"/>
+          <w:b w:val="0"/>
+          <w:bCs w:val="0"/>
+          <w:color w:val="CCCCCC"/>
+          <w:sz w:val="16"/>
+          <w:szCs w:val="16"/>
+        </w:rPr>
+      </w:pPr>
+      <w:r>
+        <w:rPr>
+          <w:rFonts w:hint="default" w:ascii="Consolas" w:hAnsi="Consolas" w:eastAsia="Consolas" w:cs="Consolas"/>
+          <w:b w:val="0"/>
+          <w:bCs w:val="0"/>
+          <w:color w:val="CCCCCC"/>
+          <w:kern w:val="0"/>
+          <w:sz w:val="16"/>
+          <w:szCs w:val="16"/>
+          <w:shd w:val="clear" w:fill="1F1F1F"/>
+          <w:lang w:val="en-US" w:eastAsia="zh-CN" w:bidi="ar"/>
+        </w:rPr>
+        <w:t xml:space="preserve">        </w:t>
+      </w:r>
+      <w:r>
+        <w:rPr>
+          <w:rFonts w:hint="default" w:ascii="Consolas" w:hAnsi="Consolas" w:eastAsia="Consolas" w:cs="Consolas"/>
+          <w:b w:val="0"/>
+          <w:bCs w:val="0"/>
+          <w:color w:val="C586C0"/>
+          <w:kern w:val="0"/>
+          <w:sz w:val="16"/>
+          <w:szCs w:val="16"/>
+          <w:shd w:val="clear" w:fill="1F1F1F"/>
+          <w:lang w:val="en-US" w:eastAsia="zh-CN" w:bidi="ar"/>
+        </w:rPr>
+        <w:t>if</w:t>
+      </w:r>
+      <w:r>
+        <w:rPr>
+          <w:rFonts w:hint="default" w:ascii="Consolas" w:hAnsi="Consolas" w:eastAsia="Consolas" w:cs="Consolas"/>
+          <w:b w:val="0"/>
+          <w:bCs w:val="0"/>
+          <w:color w:val="CCCCCC"/>
+          <w:kern w:val="0"/>
+          <w:sz w:val="16"/>
+          <w:szCs w:val="16"/>
+          <w:shd w:val="clear" w:fill="1F1F1F"/>
+          <w:lang w:val="en-US" w:eastAsia="zh-CN" w:bidi="ar"/>
+        </w:rPr>
+        <w:t xml:space="preserve"> (</w:t>
+      </w:r>
+      <w:r>
+        <w:rPr>
+          <w:rFonts w:hint="default" w:ascii="Consolas" w:hAnsi="Consolas" w:eastAsia="Consolas" w:cs="Consolas"/>
+          <w:b w:val="0"/>
+          <w:bCs w:val="0"/>
+          <w:color w:val="9CDCFE"/>
+          <w:kern w:val="0"/>
+          <w:sz w:val="16"/>
+          <w:szCs w:val="16"/>
+          <w:shd w:val="clear" w:fill="1F1F1F"/>
+          <w:lang w:val="en-US" w:eastAsia="zh-CN" w:bidi="ar"/>
+        </w:rPr>
+        <w:t>user</w:t>
+      </w:r>
+      <w:r>
+        <w:rPr>
+          <w:rFonts w:hint="default" w:ascii="Consolas" w:hAnsi="Consolas" w:eastAsia="Consolas" w:cs="Consolas"/>
+          <w:b w:val="0"/>
+          <w:bCs w:val="0"/>
+          <w:color w:val="CCCCCC"/>
+          <w:kern w:val="0"/>
+          <w:sz w:val="16"/>
+          <w:szCs w:val="16"/>
+          <w:shd w:val="clear" w:fill="1F1F1F"/>
+          <w:lang w:val="en-US" w:eastAsia="zh-CN" w:bidi="ar"/>
+        </w:rPr>
+        <w:t>.</w:t>
+      </w:r>
+      <w:r>
+        <w:rPr>
+          <w:rFonts w:hint="default" w:ascii="Consolas" w:hAnsi="Consolas" w:eastAsia="Consolas" w:cs="Consolas"/>
+          <w:b w:val="0"/>
+          <w:bCs w:val="0"/>
+          <w:color w:val="DCDCAA"/>
+          <w:kern w:val="0"/>
+          <w:sz w:val="16"/>
+          <w:szCs w:val="16"/>
+          <w:shd w:val="clear" w:fill="1F1F1F"/>
+          <w:lang w:val="en-US" w:eastAsia="zh-CN" w:bidi="ar"/>
+        </w:rPr>
+        <w:t>getRole</w:t>
+      </w:r>
+      <w:r>
+        <w:rPr>
+          <w:rFonts w:hint="default" w:ascii="Consolas" w:hAnsi="Consolas" w:eastAsia="Consolas" w:cs="Consolas"/>
+          <w:b w:val="0"/>
+          <w:bCs w:val="0"/>
+          <w:color w:val="CCCCCC"/>
+          <w:kern w:val="0"/>
+          <w:sz w:val="16"/>
+          <w:szCs w:val="16"/>
+          <w:shd w:val="clear" w:fill="1F1F1F"/>
+          <w:lang w:val="en-US" w:eastAsia="zh-CN" w:bidi="ar"/>
+        </w:rPr>
+        <w:t xml:space="preserve">() </w:t>
+      </w:r>
+      <w:r>
+        <w:rPr>
+          <w:rFonts w:hint="default" w:ascii="Consolas" w:hAnsi="Consolas" w:eastAsia="Consolas" w:cs="Consolas"/>
+          <w:b w:val="0"/>
+          <w:bCs w:val="0"/>
+          <w:color w:val="D4D4D4"/>
+          <w:kern w:val="0"/>
+          <w:sz w:val="16"/>
+          <w:szCs w:val="16"/>
+          <w:shd w:val="clear" w:fill="1F1F1F"/>
+          <w:lang w:val="en-US" w:eastAsia="zh-CN" w:bidi="ar"/>
+        </w:rPr>
+        <w:t>!=</w:t>
+      </w:r>
+      <w:r>
+        <w:rPr>
+          <w:rFonts w:hint="default" w:ascii="Consolas" w:hAnsi="Consolas" w:eastAsia="Consolas" w:cs="Consolas"/>
+          <w:b w:val="0"/>
+          <w:bCs w:val="0"/>
+          <w:color w:val="CCCCCC"/>
+          <w:kern w:val="0"/>
+          <w:sz w:val="16"/>
+          <w:szCs w:val="16"/>
+          <w:shd w:val="clear" w:fill="1F1F1F"/>
+          <w:lang w:val="en-US" w:eastAsia="zh-CN" w:bidi="ar"/>
+        </w:rPr>
+        <w:t xml:space="preserve"> </w:t>
+      </w:r>
+      <w:r>
+        <w:rPr>
+          <w:rFonts w:hint="default" w:ascii="Consolas" w:hAnsi="Consolas" w:eastAsia="Consolas" w:cs="Consolas"/>
+          <w:b w:val="0"/>
+          <w:bCs w:val="0"/>
+          <w:color w:val="4EC9B0"/>
+          <w:kern w:val="0"/>
+          <w:sz w:val="16"/>
+          <w:szCs w:val="16"/>
+          <w:shd w:val="clear" w:fill="1F1F1F"/>
+          <w:lang w:val="en-US" w:eastAsia="zh-CN" w:bidi="ar"/>
+        </w:rPr>
+        <w:t>UserRole</w:t>
+      </w:r>
+      <w:r>
+        <w:rPr>
+          <w:rFonts w:hint="default" w:ascii="Consolas" w:hAnsi="Consolas" w:eastAsia="Consolas" w:cs="Consolas"/>
+          <w:b w:val="0"/>
+          <w:bCs w:val="0"/>
+          <w:color w:val="CCCCCC"/>
+          <w:kern w:val="0"/>
+          <w:sz w:val="16"/>
+          <w:szCs w:val="16"/>
+          <w:shd w:val="clear" w:fill="1F1F1F"/>
+          <w:lang w:val="en-US" w:eastAsia="zh-CN" w:bidi="ar"/>
+        </w:rPr>
+        <w:t>.</w:t>
+      </w:r>
+      <w:r>
+        <w:rPr>
+          <w:rFonts w:hint="default" w:ascii="Consolas" w:hAnsi="Consolas" w:eastAsia="Consolas" w:cs="Consolas"/>
+          <w:b w:val="0"/>
+          <w:bCs w:val="0"/>
+          <w:color w:val="4FC1FF"/>
+          <w:kern w:val="0"/>
+          <w:sz w:val="16"/>
+          <w:szCs w:val="16"/>
+          <w:shd w:val="clear" w:fill="1F1F1F"/>
+          <w:lang w:val="en-US" w:eastAsia="zh-CN" w:bidi="ar"/>
+        </w:rPr>
+        <w:t>ADMIN</w:t>
+      </w:r>
+      <w:r>
+        <w:rPr>
+          <w:rFonts w:hint="default" w:ascii="Consolas" w:hAnsi="Consolas" w:eastAsia="Consolas" w:cs="Consolas"/>
+          <w:b w:val="0"/>
+          <w:bCs w:val="0"/>
+          <w:color w:val="CCCCCC"/>
+          <w:kern w:val="0"/>
+          <w:sz w:val="16"/>
+          <w:szCs w:val="16"/>
+          <w:shd w:val="clear" w:fill="1F1F1F"/>
+          <w:lang w:val="en-US" w:eastAsia="zh-CN" w:bidi="ar"/>
+        </w:rPr>
+        <w:t>) {</w:t>
+      </w:r>
+    </w:p>
+    <w:p>
+      <w:pPr>
+        <w:keepNext w:val="0"/>
+        <w:keepLines w:val="0"/>
+        <w:widowControl/>
+        <w:suppressLineNumbers w:val="0"/>
+        <w:shd w:val="clear" w:fill="1F1F1F"/>
+        <w:spacing w:line="228" w:lineRule="atLeast"/>
+        <w:jc w:val="left"/>
+        <w:rPr>
+          <w:rFonts w:hint="default" w:ascii="Consolas" w:hAnsi="Consolas" w:eastAsia="Consolas" w:cs="Consolas"/>
+          <w:b w:val="0"/>
+          <w:bCs w:val="0"/>
+          <w:color w:val="CCCCCC"/>
+          <w:sz w:val="16"/>
+          <w:szCs w:val="16"/>
+        </w:rPr>
+      </w:pPr>
+      <w:r>
+        <w:rPr>
+          <w:rFonts w:hint="default" w:ascii="Consolas" w:hAnsi="Consolas" w:eastAsia="Consolas" w:cs="Consolas"/>
+          <w:b w:val="0"/>
+          <w:bCs w:val="0"/>
+          <w:color w:val="CCCCCC"/>
+          <w:kern w:val="0"/>
+          <w:sz w:val="16"/>
+          <w:szCs w:val="16"/>
+          <w:shd w:val="clear" w:fill="1F1F1F"/>
+          <w:lang w:val="en-US" w:eastAsia="zh-CN" w:bidi="ar"/>
+        </w:rPr>
+        <w:t xml:space="preserve">            </w:t>
+      </w:r>
+      <w:r>
+        <w:rPr>
+          <w:rFonts w:hint="default" w:ascii="Consolas" w:hAnsi="Consolas" w:eastAsia="Consolas" w:cs="Consolas"/>
+          <w:b w:val="0"/>
+          <w:bCs w:val="0"/>
+          <w:color w:val="C586C0"/>
+          <w:kern w:val="0"/>
+          <w:sz w:val="16"/>
+          <w:szCs w:val="16"/>
+          <w:shd w:val="clear" w:fill="1F1F1F"/>
+          <w:lang w:val="en-US" w:eastAsia="zh-CN" w:bidi="ar"/>
+        </w:rPr>
+        <w:t>throw</w:t>
+      </w:r>
+      <w:r>
+        <w:rPr>
+          <w:rFonts w:hint="default" w:ascii="Consolas" w:hAnsi="Consolas" w:eastAsia="Consolas" w:cs="Consolas"/>
+          <w:b w:val="0"/>
+          <w:bCs w:val="0"/>
+          <w:color w:val="CCCCCC"/>
+          <w:kern w:val="0"/>
+          <w:sz w:val="16"/>
+          <w:szCs w:val="16"/>
+          <w:shd w:val="clear" w:fill="1F1F1F"/>
+          <w:lang w:val="en-US" w:eastAsia="zh-CN" w:bidi="ar"/>
+        </w:rPr>
+        <w:t xml:space="preserve"> </w:t>
+      </w:r>
+      <w:r>
+        <w:rPr>
+          <w:rFonts w:hint="default" w:ascii="Consolas" w:hAnsi="Consolas" w:eastAsia="Consolas" w:cs="Consolas"/>
+          <w:b w:val="0"/>
+          <w:bCs w:val="0"/>
+          <w:color w:val="C586C0"/>
+          <w:kern w:val="0"/>
+          <w:sz w:val="16"/>
+          <w:szCs w:val="16"/>
+          <w:shd w:val="clear" w:fill="1F1F1F"/>
+          <w:lang w:val="en-US" w:eastAsia="zh-CN" w:bidi="ar"/>
+        </w:rPr>
+        <w:t>new</w:t>
+      </w:r>
+      <w:r>
+        <w:rPr>
+          <w:rFonts w:hint="default" w:ascii="Consolas" w:hAnsi="Consolas" w:eastAsia="Consolas" w:cs="Consolas"/>
+          <w:b w:val="0"/>
+          <w:bCs w:val="0"/>
+          <w:color w:val="CCCCCC"/>
+          <w:kern w:val="0"/>
+          <w:sz w:val="16"/>
+          <w:szCs w:val="16"/>
+          <w:shd w:val="clear" w:fill="1F1F1F"/>
+          <w:lang w:val="en-US" w:eastAsia="zh-CN" w:bidi="ar"/>
+        </w:rPr>
+        <w:t xml:space="preserve"> </w:t>
+      </w:r>
+      <w:r>
+        <w:rPr>
+          <w:rFonts w:hint="default" w:ascii="Consolas" w:hAnsi="Consolas" w:eastAsia="Consolas" w:cs="Consolas"/>
+          <w:b w:val="0"/>
+          <w:bCs w:val="0"/>
+          <w:color w:val="DCDCAA"/>
+          <w:kern w:val="0"/>
+          <w:sz w:val="16"/>
+          <w:szCs w:val="16"/>
+          <w:shd w:val="clear" w:fill="1F1F1F"/>
+          <w:lang w:val="en-US" w:eastAsia="zh-CN" w:bidi="ar"/>
+        </w:rPr>
+        <w:t>ResponseStatusException</w:t>
+      </w:r>
+      <w:r>
+        <w:rPr>
+          <w:rFonts w:hint="default" w:ascii="Consolas" w:hAnsi="Consolas" w:eastAsia="Consolas" w:cs="Consolas"/>
+          <w:b w:val="0"/>
+          <w:bCs w:val="0"/>
+          <w:color w:val="CCCCCC"/>
+          <w:kern w:val="0"/>
+          <w:sz w:val="16"/>
+          <w:szCs w:val="16"/>
+          <w:shd w:val="clear" w:fill="1F1F1F"/>
+          <w:lang w:val="en-US" w:eastAsia="zh-CN" w:bidi="ar"/>
+        </w:rPr>
+        <w:t>(</w:t>
+      </w:r>
+    </w:p>
+    <w:p>
+      <w:pPr>
+        <w:keepNext w:val="0"/>
+        <w:keepLines w:val="0"/>
+        <w:widowControl/>
+        <w:suppressLineNumbers w:val="0"/>
+        <w:shd w:val="clear" w:fill="1F1F1F"/>
+        <w:spacing w:line="228" w:lineRule="atLeast"/>
+        <w:jc w:val="left"/>
+        <w:rPr>
+          <w:rFonts w:hint="default" w:ascii="Consolas" w:hAnsi="Consolas" w:eastAsia="Consolas" w:cs="Consolas"/>
+          <w:b w:val="0"/>
+          <w:bCs w:val="0"/>
+          <w:color w:val="CCCCCC"/>
+          <w:sz w:val="16"/>
+          <w:szCs w:val="16"/>
+        </w:rPr>
+      </w:pPr>
+      <w:r>
+        <w:rPr>
+          <w:rFonts w:hint="default" w:ascii="Consolas" w:hAnsi="Consolas" w:eastAsia="Consolas" w:cs="Consolas"/>
+          <w:b w:val="0"/>
+          <w:bCs w:val="0"/>
+          <w:color w:val="CCCCCC"/>
+          <w:kern w:val="0"/>
+          <w:sz w:val="16"/>
+          <w:szCs w:val="16"/>
+          <w:shd w:val="clear" w:fill="1F1F1F"/>
+          <w:lang w:val="en-US" w:eastAsia="zh-CN" w:bidi="ar"/>
+        </w:rPr>
+        <w:t xml:space="preserve">                    </w:t>
+      </w:r>
+      <w:r>
+        <w:rPr>
+          <w:rFonts w:hint="default" w:ascii="Consolas" w:hAnsi="Consolas" w:eastAsia="Consolas" w:cs="Consolas"/>
+          <w:b w:val="0"/>
+          <w:bCs w:val="0"/>
+          <w:color w:val="4EC9B0"/>
+          <w:kern w:val="0"/>
+          <w:sz w:val="16"/>
+          <w:szCs w:val="16"/>
+          <w:shd w:val="clear" w:fill="1F1F1F"/>
+          <w:lang w:val="en-US" w:eastAsia="zh-CN" w:bidi="ar"/>
+        </w:rPr>
+        <w:t>HttpStatus</w:t>
+      </w:r>
+      <w:r>
+        <w:rPr>
+          <w:rFonts w:hint="default" w:ascii="Consolas" w:hAnsi="Consolas" w:eastAsia="Consolas" w:cs="Consolas"/>
+          <w:b w:val="0"/>
+          <w:bCs w:val="0"/>
+          <w:color w:val="CCCCCC"/>
+          <w:kern w:val="0"/>
+          <w:sz w:val="16"/>
+          <w:szCs w:val="16"/>
+          <w:shd w:val="clear" w:fill="1F1F1F"/>
+          <w:lang w:val="en-US" w:eastAsia="zh-CN" w:bidi="ar"/>
+        </w:rPr>
+        <w:t>.</w:t>
+      </w:r>
+      <w:r>
+        <w:rPr>
+          <w:rFonts w:hint="default" w:ascii="Consolas" w:hAnsi="Consolas" w:eastAsia="Consolas" w:cs="Consolas"/>
+          <w:b w:val="0"/>
+          <w:bCs w:val="0"/>
+          <w:color w:val="4FC1FF"/>
+          <w:kern w:val="0"/>
+          <w:sz w:val="16"/>
+          <w:szCs w:val="16"/>
+          <w:shd w:val="clear" w:fill="1F1F1F"/>
+          <w:lang w:val="en-US" w:eastAsia="zh-CN" w:bidi="ar"/>
+        </w:rPr>
+        <w:t>FORBIDDEN</w:t>
+      </w:r>
+      <w:r>
+        <w:rPr>
+          <w:rFonts w:hint="default" w:ascii="Consolas" w:hAnsi="Consolas" w:eastAsia="Consolas" w:cs="Consolas"/>
+          <w:b w:val="0"/>
+          <w:bCs w:val="0"/>
+          <w:color w:val="CCCCCC"/>
+          <w:kern w:val="0"/>
+          <w:sz w:val="16"/>
+          <w:szCs w:val="16"/>
+          <w:shd w:val="clear" w:fill="1F1F1F"/>
+          <w:lang w:val="en-US" w:eastAsia="zh-CN" w:bidi="ar"/>
+        </w:rPr>
+        <w:t xml:space="preserve">, </w:t>
+      </w:r>
+      <w:r>
+        <w:rPr>
+          <w:rFonts w:hint="default" w:ascii="Consolas" w:hAnsi="Consolas" w:eastAsia="Consolas" w:cs="Consolas"/>
+          <w:b w:val="0"/>
+          <w:bCs w:val="0"/>
+          <w:color w:val="CE9178"/>
+          <w:kern w:val="0"/>
+          <w:sz w:val="16"/>
+          <w:szCs w:val="16"/>
+          <w:shd w:val="clear" w:fill="1F1F1F"/>
+          <w:lang w:val="en-US" w:eastAsia="zh-CN" w:bidi="ar"/>
+        </w:rPr>
+        <w:t>"Access denied"</w:t>
+      </w:r>
+      <w:r>
+        <w:rPr>
+          <w:rFonts w:hint="default" w:ascii="Consolas" w:hAnsi="Consolas" w:eastAsia="Consolas" w:cs="Consolas"/>
+          <w:b w:val="0"/>
+          <w:bCs w:val="0"/>
+          <w:color w:val="CCCCCC"/>
+          <w:kern w:val="0"/>
+          <w:sz w:val="16"/>
+          <w:szCs w:val="16"/>
+          <w:shd w:val="clear" w:fill="1F1F1F"/>
+          <w:lang w:val="en-US" w:eastAsia="zh-CN" w:bidi="ar"/>
+        </w:rPr>
+        <w:t>);</w:t>
+      </w:r>
+    </w:p>
+    <w:p>
+      <w:pPr>
+        <w:keepNext w:val="0"/>
+        <w:keepLines w:val="0"/>
+        <w:widowControl/>
+        <w:suppressLineNumbers w:val="0"/>
+        <w:shd w:val="clear" w:fill="1F1F1F"/>
+        <w:spacing w:line="228" w:lineRule="atLeast"/>
+        <w:jc w:val="left"/>
+        <w:rPr>
+          <w:rFonts w:hint="default" w:ascii="Consolas" w:hAnsi="Consolas" w:eastAsia="Consolas" w:cs="Consolas"/>
+          <w:b w:val="0"/>
+          <w:bCs w:val="0"/>
+          <w:color w:val="CCCCCC"/>
+          <w:sz w:val="16"/>
+          <w:szCs w:val="16"/>
+        </w:rPr>
+      </w:pPr>
+      <w:r>
+        <w:rPr>
+          <w:rFonts w:hint="default" w:ascii="Consolas" w:hAnsi="Consolas" w:eastAsia="Consolas" w:cs="Consolas"/>
+          <w:b w:val="0"/>
+          <w:bCs w:val="0"/>
+          <w:color w:val="CCCCCC"/>
+          <w:kern w:val="0"/>
+          <w:sz w:val="16"/>
+          <w:szCs w:val="16"/>
+          <w:shd w:val="clear" w:fill="1F1F1F"/>
+          <w:lang w:val="en-US" w:eastAsia="zh-CN" w:bidi="ar"/>
+        </w:rPr>
+        <w:t>        }</w:t>
+      </w:r>
+    </w:p>
+    <w:p>
+      <w:pPr>
+        <w:keepNext w:val="0"/>
+        <w:keepLines w:val="0"/>
+        <w:widowControl/>
+        <w:suppressLineNumbers w:val="0"/>
+        <w:shd w:val="clear" w:fill="1F1F1F"/>
+        <w:spacing w:line="228" w:lineRule="atLeast"/>
+        <w:jc w:val="left"/>
+        <w:rPr>
+          <w:rFonts w:hint="default" w:ascii="Consolas" w:hAnsi="Consolas" w:eastAsia="Consolas" w:cs="Consolas"/>
+          <w:b w:val="0"/>
+          <w:bCs w:val="0"/>
+          <w:color w:val="CCCCCC"/>
+          <w:sz w:val="16"/>
+          <w:szCs w:val="16"/>
+        </w:rPr>
+      </w:pPr>
+      <w:r>
+        <w:rPr>
+          <w:rFonts w:hint="default" w:ascii="Consolas" w:hAnsi="Consolas" w:eastAsia="Consolas" w:cs="Consolas"/>
+          <w:b w:val="0"/>
+          <w:bCs w:val="0"/>
+          <w:color w:val="CCCCCC"/>
+          <w:kern w:val="0"/>
+          <w:sz w:val="16"/>
+          <w:szCs w:val="16"/>
+          <w:shd w:val="clear" w:fill="1F1F1F"/>
+          <w:lang w:val="en-US" w:eastAsia="zh-CN" w:bidi="ar"/>
+        </w:rPr>
+        <w:t xml:space="preserve">        </w:t>
+      </w:r>
+      <w:r>
+        <w:rPr>
+          <w:rFonts w:hint="default" w:ascii="Consolas" w:hAnsi="Consolas" w:eastAsia="Consolas" w:cs="Consolas"/>
+          <w:b w:val="0"/>
+          <w:bCs w:val="0"/>
+          <w:color w:val="4FC1FF"/>
+          <w:kern w:val="0"/>
+          <w:sz w:val="16"/>
+          <w:szCs w:val="16"/>
+          <w:shd w:val="clear" w:fill="1F1F1F"/>
+          <w:lang w:val="en-US" w:eastAsia="zh-CN" w:bidi="ar"/>
+        </w:rPr>
+        <w:t>service</w:t>
+      </w:r>
+      <w:r>
+        <w:rPr>
+          <w:rFonts w:hint="default" w:ascii="Consolas" w:hAnsi="Consolas" w:eastAsia="Consolas" w:cs="Consolas"/>
+          <w:b w:val="0"/>
+          <w:bCs w:val="0"/>
+          <w:color w:val="CCCCCC"/>
+          <w:kern w:val="0"/>
+          <w:sz w:val="16"/>
+          <w:szCs w:val="16"/>
+          <w:shd w:val="clear" w:fill="1F1F1F"/>
+          <w:lang w:val="en-US" w:eastAsia="zh-CN" w:bidi="ar"/>
+        </w:rPr>
+        <w:t>.</w:t>
+      </w:r>
+      <w:r>
+        <w:rPr>
+          <w:rFonts w:hint="default" w:ascii="Consolas" w:hAnsi="Consolas" w:eastAsia="Consolas" w:cs="Consolas"/>
+          <w:b w:val="0"/>
+          <w:bCs w:val="0"/>
+          <w:color w:val="DCDCAA"/>
+          <w:kern w:val="0"/>
+          <w:sz w:val="16"/>
+          <w:szCs w:val="16"/>
+          <w:shd w:val="clear" w:fill="1F1F1F"/>
+          <w:lang w:val="en-US" w:eastAsia="zh-CN" w:bidi="ar"/>
+        </w:rPr>
+        <w:t>delete</w:t>
+      </w:r>
+      <w:r>
+        <w:rPr>
+          <w:rFonts w:hint="default" w:ascii="Consolas" w:hAnsi="Consolas" w:eastAsia="Consolas" w:cs="Consolas"/>
+          <w:b w:val="0"/>
+          <w:bCs w:val="0"/>
+          <w:color w:val="CCCCCC"/>
+          <w:kern w:val="0"/>
+          <w:sz w:val="16"/>
+          <w:szCs w:val="16"/>
+          <w:shd w:val="clear" w:fill="1F1F1F"/>
+          <w:lang w:val="en-US" w:eastAsia="zh-CN" w:bidi="ar"/>
+        </w:rPr>
+        <w:t>(</w:t>
+      </w:r>
+      <w:r>
+        <w:rPr>
+          <w:rFonts w:hint="default" w:ascii="Consolas" w:hAnsi="Consolas" w:eastAsia="Consolas" w:cs="Consolas"/>
+          <w:b w:val="0"/>
+          <w:bCs w:val="0"/>
+          <w:color w:val="9CDCFE"/>
+          <w:kern w:val="0"/>
+          <w:sz w:val="16"/>
+          <w:szCs w:val="16"/>
+          <w:shd w:val="clear" w:fill="1F1F1F"/>
+          <w:lang w:val="en-US" w:eastAsia="zh-CN" w:bidi="ar"/>
+        </w:rPr>
+        <w:t>id</w:t>
+      </w:r>
+      <w:r>
+        <w:rPr>
+          <w:rFonts w:hint="default" w:ascii="Consolas" w:hAnsi="Consolas" w:eastAsia="Consolas" w:cs="Consolas"/>
+          <w:b w:val="0"/>
+          <w:bCs w:val="0"/>
+          <w:color w:val="CCCCCC"/>
+          <w:kern w:val="0"/>
+          <w:sz w:val="16"/>
+          <w:szCs w:val="16"/>
+          <w:shd w:val="clear" w:fill="1F1F1F"/>
+          <w:lang w:val="en-US" w:eastAsia="zh-CN" w:bidi="ar"/>
+        </w:rPr>
+        <w:t>);</w:t>
+      </w:r>
+    </w:p>
+    <w:p>
+      <w:pPr>
+        <w:keepNext w:val="0"/>
+        <w:keepLines w:val="0"/>
+        <w:widowControl/>
+        <w:suppressLineNumbers w:val="0"/>
+        <w:shd w:val="clear" w:fill="1F1F1F"/>
+        <w:spacing w:line="228" w:lineRule="atLeast"/>
+        <w:jc w:val="left"/>
+        <w:rPr>
+          <w:rFonts w:hint="default" w:ascii="Consolas" w:hAnsi="Consolas" w:eastAsia="Consolas" w:cs="Consolas"/>
+          <w:b w:val="0"/>
+          <w:bCs w:val="0"/>
+          <w:color w:val="CCCCCC"/>
+          <w:sz w:val="16"/>
+          <w:szCs w:val="16"/>
+        </w:rPr>
+      </w:pPr>
+      <w:r>
+        <w:rPr>
+          <w:rFonts w:hint="default" w:ascii="Consolas" w:hAnsi="Consolas" w:eastAsia="Consolas" w:cs="Consolas"/>
+          <w:b w:val="0"/>
+          <w:bCs w:val="0"/>
+          <w:color w:val="CCCCCC"/>
+          <w:kern w:val="0"/>
+          <w:sz w:val="16"/>
+          <w:szCs w:val="16"/>
+          <w:shd w:val="clear" w:fill="1F1F1F"/>
+          <w:lang w:val="en-US" w:eastAsia="zh-CN" w:bidi="ar"/>
+        </w:rPr>
+        <w:t xml:space="preserve">        </w:t>
+      </w:r>
+      <w:r>
+        <w:rPr>
+          <w:rFonts w:hint="default" w:ascii="Consolas" w:hAnsi="Consolas" w:eastAsia="Consolas" w:cs="Consolas"/>
+          <w:b w:val="0"/>
+          <w:bCs w:val="0"/>
+          <w:color w:val="C586C0"/>
+          <w:kern w:val="0"/>
+          <w:sz w:val="16"/>
+          <w:szCs w:val="16"/>
+          <w:shd w:val="clear" w:fill="1F1F1F"/>
+          <w:lang w:val="en-US" w:eastAsia="zh-CN" w:bidi="ar"/>
+        </w:rPr>
+        <w:t>return</w:t>
+      </w:r>
+      <w:r>
+        <w:rPr>
+          <w:rFonts w:hint="default" w:ascii="Consolas" w:hAnsi="Consolas" w:eastAsia="Consolas" w:cs="Consolas"/>
+          <w:b w:val="0"/>
+          <w:bCs w:val="0"/>
+          <w:color w:val="CCCCCC"/>
+          <w:kern w:val="0"/>
+          <w:sz w:val="16"/>
+          <w:szCs w:val="16"/>
+          <w:shd w:val="clear" w:fill="1F1F1F"/>
+          <w:lang w:val="en-US" w:eastAsia="zh-CN" w:bidi="ar"/>
+        </w:rPr>
+        <w:t xml:space="preserve"> </w:t>
+      </w:r>
+      <w:r>
+        <w:rPr>
+          <w:rFonts w:hint="default" w:ascii="Consolas" w:hAnsi="Consolas" w:eastAsia="Consolas" w:cs="Consolas"/>
+          <w:b w:val="0"/>
+          <w:bCs w:val="0"/>
+          <w:color w:val="4EC9B0"/>
+          <w:kern w:val="0"/>
+          <w:sz w:val="16"/>
+          <w:szCs w:val="16"/>
+          <w:shd w:val="clear" w:fill="1F1F1F"/>
+          <w:lang w:val="en-US" w:eastAsia="zh-CN" w:bidi="ar"/>
+        </w:rPr>
+        <w:t>ResponseEntity</w:t>
+      </w:r>
+      <w:r>
+        <w:rPr>
+          <w:rFonts w:hint="default" w:ascii="Consolas" w:hAnsi="Consolas" w:eastAsia="Consolas" w:cs="Consolas"/>
+          <w:b w:val="0"/>
+          <w:bCs w:val="0"/>
+          <w:color w:val="CCCCCC"/>
+          <w:kern w:val="0"/>
+          <w:sz w:val="16"/>
+          <w:szCs w:val="16"/>
+          <w:shd w:val="clear" w:fill="1F1F1F"/>
+          <w:lang w:val="en-US" w:eastAsia="zh-CN" w:bidi="ar"/>
+        </w:rPr>
+        <w:t>.</w:t>
+      </w:r>
+      <w:r>
+        <w:rPr>
+          <w:rFonts w:hint="default" w:ascii="Consolas" w:hAnsi="Consolas" w:eastAsia="Consolas" w:cs="Consolas"/>
+          <w:b w:val="0"/>
+          <w:bCs w:val="0"/>
+          <w:color w:val="DCDCAA"/>
+          <w:kern w:val="0"/>
+          <w:sz w:val="16"/>
+          <w:szCs w:val="16"/>
+          <w:shd w:val="clear" w:fill="1F1F1F"/>
+          <w:lang w:val="en-US" w:eastAsia="zh-CN" w:bidi="ar"/>
+        </w:rPr>
+        <w:t>noContent</w:t>
+      </w:r>
+      <w:r>
+        <w:rPr>
+          <w:rFonts w:hint="default" w:ascii="Consolas" w:hAnsi="Consolas" w:eastAsia="Consolas" w:cs="Consolas"/>
+          <w:b w:val="0"/>
+          <w:bCs w:val="0"/>
+          <w:color w:val="CCCCCC"/>
+          <w:kern w:val="0"/>
+          <w:sz w:val="16"/>
+          <w:szCs w:val="16"/>
+          <w:shd w:val="clear" w:fill="1F1F1F"/>
+          <w:lang w:val="en-US" w:eastAsia="zh-CN" w:bidi="ar"/>
+        </w:rPr>
+        <w:t>().</w:t>
+      </w:r>
+      <w:r>
+        <w:rPr>
+          <w:rFonts w:hint="default" w:ascii="Consolas" w:hAnsi="Consolas" w:eastAsia="Consolas" w:cs="Consolas"/>
+          <w:b w:val="0"/>
+          <w:bCs w:val="0"/>
+          <w:color w:val="DCDCAA"/>
+          <w:kern w:val="0"/>
+          <w:sz w:val="16"/>
+          <w:szCs w:val="16"/>
+          <w:shd w:val="clear" w:fill="1F1F1F"/>
+          <w:lang w:val="en-US" w:eastAsia="zh-CN" w:bidi="ar"/>
+        </w:rPr>
+        <w:t>build</w:t>
+      </w:r>
+      <w:r>
+        <w:rPr>
+          <w:rFonts w:hint="default" w:ascii="Consolas" w:hAnsi="Consolas" w:eastAsia="Consolas" w:cs="Consolas"/>
+          <w:b w:val="0"/>
+          <w:bCs w:val="0"/>
+          <w:color w:val="CCCCCC"/>
+          <w:kern w:val="0"/>
+          <w:sz w:val="16"/>
+          <w:szCs w:val="16"/>
+          <w:shd w:val="clear" w:fill="1F1F1F"/>
+          <w:lang w:val="en-US" w:eastAsia="zh-CN" w:bidi="ar"/>
+        </w:rPr>
+        <w:t>();</w:t>
+      </w:r>
+    </w:p>
+    <w:p>
+      <w:pPr>
+        <w:keepNext w:val="0"/>
+        <w:keepLines w:val="0"/>
+        <w:widowControl/>
+        <w:suppressLineNumbers w:val="0"/>
+        <w:shd w:val="clear" w:fill="1F1F1F"/>
+        <w:spacing w:line="228" w:lineRule="atLeast"/>
+        <w:jc w:val="left"/>
+        <w:rPr>
+          <w:rFonts w:hint="default" w:ascii="Consolas" w:hAnsi="Consolas" w:eastAsia="Consolas" w:cs="Consolas"/>
+          <w:b w:val="0"/>
+          <w:bCs w:val="0"/>
+          <w:color w:val="CCCCCC"/>
+          <w:sz w:val="16"/>
+          <w:szCs w:val="16"/>
+        </w:rPr>
+      </w:pPr>
+      <w:r>
+        <w:rPr>
+          <w:rFonts w:hint="default" w:ascii="Consolas" w:hAnsi="Consolas" w:eastAsia="Consolas" w:cs="Consolas"/>
+          <w:b w:val="0"/>
+          <w:bCs w:val="0"/>
+          <w:color w:val="CCCCCC"/>
+          <w:kern w:val="0"/>
+          <w:sz w:val="16"/>
+          <w:szCs w:val="16"/>
+          <w:shd w:val="clear" w:fill="1F1F1F"/>
+          <w:lang w:val="en-US" w:eastAsia="zh-CN" w:bidi="ar"/>
+        </w:rPr>
+        <w:t>    }</w:t>
+      </w:r>
+    </w:p>
+    <w:p>
+      <w:pPr>
+        <w:rPr>
+          <w:rFonts w:hint="default"/>
+          <w:lang w:val="vi-VN"/>
+        </w:rPr>
+      </w:pPr>
+    </w:p>
+    <w:p>
+      <w:pPr>
+        <w:rPr>
+          <w:rFonts w:hint="default"/>
+          <w:lang w:val="vi-VN"/>
+        </w:rPr>
+      </w:pPr>
+      <w:r>
+        <w:rPr>
+          <w:rFonts w:hint="default"/>
+          <w:lang w:val="vi-VN"/>
+        </w:rPr>
+        <w:t>Các endpoint thêm xóa sửa product: /api/products</w:t>
+      </w:r>
+    </w:p>
+    <w:p>
+      <w:pPr>
+        <w:rPr>
+          <w:rFonts w:hint="default"/>
+          <w:lang w:val="vi-VN"/>
+        </w:rPr>
+      </w:pPr>
+      <w:r>
+        <w:rPr>
+          <w:rFonts w:hint="default"/>
+          <w:lang w:val="vi-VN"/>
+        </w:rPr>
+        <w:t>Chưa phân quyền admin cho các endpoint này</w:t>
+      </w:r>
+    </w:p>
+    <w:p>
+      <w:pPr>
+        <w:rPr>
+          <w:rFonts w:hint="default"/>
+          <w:lang w:val="vi-VN"/>
+        </w:rPr>
+      </w:pPr>
+      <w:r>
+        <w:rPr>
+          <w:rFonts w:hint="default"/>
+          <w:lang w:val="vi-VN"/>
+        </w:rPr>
+        <w:t>Khắc phục:</w:t>
+      </w:r>
+    </w:p>
+    <w:p>
+      <w:pPr>
+        <w:rPr>
+          <w:rFonts w:hint="default"/>
+          <w:lang w:val="vi-VN"/>
+        </w:rPr>
+      </w:pPr>
+      <w:r>
+        <w:rPr>
+          <w:rFonts w:hint="default"/>
+          <w:lang w:val="vi-VN"/>
+        </w:rPr>
+        <w:t>Thêm phân quyền chỉ admin mới gọi được các endpoint này</w:t>
+      </w:r>
+    </w:p>
+    <w:p>
+      <w:pPr>
+        <w:rPr>
+          <w:rFonts w:hint="default"/>
+          <w:lang w:val="vi-VN"/>
+        </w:rPr>
+      </w:pPr>
+    </w:p>
+    <w:p>
+      <w:pPr>
+        <w:rPr>
+          <w:rFonts w:hint="default"/>
+          <w:lang w:val="vi-VN"/>
+        </w:rPr>
+      </w:pPr>
     </w:p>
     <w:sectPr>
       <w:pgSz w:w="11906" w:h="16838"/>
@@ -51691,6 +56747,7 @@
     <w:name w:val="heading 2"/>
     <w:basedOn w:val="1"/>
     <w:next w:val="1"/>
+    <w:link w:val="6"/>
     <w:unhideWhenUsed/>
     <w:qFormat/>
     <w:uiPriority w:val="0"/>
@@ -51725,6 +56782,17 @@
         <w:right w:w="108" w:type="dxa"/>
       </w:tblCellMar>
     </w:tblPr>
+  </w:style>
+  <w:style w:type="character" w:customStyle="1" w:styleId="6">
+    <w:name w:val="Heading 2 Char"/>
+    <w:link w:val="3"/>
+    <w:uiPriority w:val="0"/>
+    <w:rPr>
+      <w:b/>
+      <w:bCs/>
+      <w:sz w:val="32"/>
+      <w:szCs w:val="32"/>
+    </w:rPr>
   </w:style>
 </w:styles>
 </file>
